--- a/Qlik-OLH-Deployment-Instructions.docx
+++ b/Qlik-OLH-Deployment-Instructions.docx
@@ -1,6 +1,6 @@
 
 <file path=word/document.xml><?xml version="1.0" encoding="utf-8"?>
-<w:document xmlns:ns1="http://schemas.openxmlformats.org/markup-compatibility/2006" xmlns:r="http://schemas.openxmlformats.org/officeDocument/2006/relationships" xmlns:w="http://schemas.openxmlformats.org/wordprocessingml/2006/main" ns1:Ignorable="w14 w15 wp14">
+<w:document xmlns:ns1="http://schemas.openxmlformats.org/markup-compatibility/2006" xmlns:r="http://schemas.openxmlformats.org/officeDocument/2006/relationships" xmlns:w="http://schemas.openxmlformats.org/wordprocessingml/2006/main" xmlns:w14="http://schemas.microsoft.com/office/word/2010/wordml" xmlns:w15="http://schemas.microsoft.com/office/word/2012/wordml" xmlns:wp14="http://schemas.microsoft.com/office/word/2010/wordprocessingDrawing" ns1:Ignorable="w14 w15 wp14">
   <w:body>
     <w:p>
       <w:pPr>
@@ -31,7 +31,7 @@
           <w:sz w:val="32"/>
           <w:szCs w:val="32"/>
         </w:rPr>
-        <w:t xml:space="preserve">AWS Deployment - Quick Instructions</w:t>
+        <w:t xml:space="preserve">AWS + Google Cloud Deployment - Quick Instructions</w:t>
       </w:r>
     </w:p>
     <w:p>
@@ -62,7 +62,7 @@
           <w:sz w:val="18"/>
           <w:szCs w:val="18"/>
         </w:rPr>
-        <w:t xml:space="preserve">v2.1   |   May 2026</w:t>
+        <w:t xml:space="preserve">v3.0   |   September 2026</w:t>
       </w:r>
     </w:p>
     <w:p>
@@ -97,7 +97,7 @@
           <w:sz w:val="22"/>
           <w:szCs w:val="22"/>
         </w:rPr>
-        <w:t xml:space="preserve">This wizard provisions AWS resources for Qlik Talend Cloud's Open Lakehouse (OLH). Two flavors:</w:t>
+        <w:t xml:space="preserve">This wizard provisions the AWS or Google Cloud resources Qlik Talend Cloud's Open Lakehouse (OLH) needs. Pick the target cloud on the first screen. Two flavors:</w:t>
       </w:r>
     </w:p>
     <w:p>
@@ -226,7 +226,194 @@
           <w:sz w:val="22"/>
           <w:szCs w:val="22"/>
         </w:rPr>
-        <w:t xml:space="preserve">Both flows: tool check (with outdated-version warnings) -&gt; AWS auth -&gt; resource discovery/creation via AWS CLI -&gt; generate terraform.tfvars -&gt; terraform init/plan/apply for the auxiliary layer (Glue DB + SSM parameters).</w:t>
+        <w:t xml:space="preserve">Both flows: tool check (with outdated-version warnings) -&gt; cloud auth -&gt; resource discovery/creation via the cloud CLI -&gt; generate terraform.tfvars -&gt; terraform init/plan/apply for the auxiliary layer (Glue DB + SSM parameters on AWS; BigLake catalog, BigQuery mirror dataset and Secret Manager entries on Google Cloud).</w:t>
+      </w:r>
+    </w:p>
+    <w:p>
+      <w:pPr>
+        <w:spacing w:after="100" w:before="220"/>
+      </w:pPr>
+      <w:r>
+        <w:rPr>
+          <w:rFonts w:ascii="Arial" w:cs="Arial" w:eastAsia="Arial" w:hAnsi="Arial"/>
+          <w:b/>
+          <w:bCs/>
+          <w:color w:val="194268"/>
+          <w:sz w:val="26"/>
+          <w:szCs w:val="26"/>
+        </w:rPr>
+        <w:t xml:space="preserve">Cloud support</w:t>
+      </w:r>
+    </w:p>
+    <w:tbl>
+      <w:tblPr>
+        <w:tblW w:type="dxa" w:w="9360"/>
+        <w:tblBorders>
+          <w:top w:val="single" w:color="auto" w:sz="4"/>
+          <w:left w:val="single" w:color="auto" w:sz="4"/>
+          <w:bottom w:val="single" w:color="auto" w:sz="4"/>
+          <w:right w:val="single" w:color="auto" w:sz="4"/>
+          <w:insideH w:val="single" w:color="auto" w:sz="4"/>
+          <w:insideV w:val="single" w:color="auto" w:sz="4"/>
+        </w:tblBorders>
+      </w:tblPr>
+      <w:tblGrid>
+        <w:gridCol w:w="2700"/>
+        <w:gridCol w:w="6660"/>
+      </w:tblGrid>
+      <w:tr>
+        <w:tc>
+          <w:tcPr>
+            <w:tcW w:type="dxa" w:w="2700"/>
+            <w:tcBorders>
+              <w:top w:val="single" w:color="D0D7DE" w:sz="1"/>
+              <w:left w:val="single" w:color="D0D7DE" w:sz="1"/>
+              <w:bottom w:val="single" w:color="D0D7DE" w:sz="1"/>
+              <w:right w:val="single" w:color="D0D7DE" w:sz="1"/>
+            </w:tcBorders>
+            <w:tcMar>
+              <w:top w:type="dxa" w:w="70"/>
+              <w:left w:type="dxa" w:w="120"/>
+              <w:bottom w:type="dxa" w:w="70"/>
+              <w:right w:type="dxa" w:w="120"/>
+            </w:tcMar>
+          </w:tcPr>
+          <w:p>
+            <w:pPr>
+              <w:spacing w:after="0"/>
+            </w:pPr>
+            <w:r>
+              <w:rPr>
+                <w:rFonts w:ascii="Arial" w:cs="Arial" w:eastAsia="Arial" w:hAnsi="Arial"/>
+                <w:b/>
+                <w:bCs/>
+                <w:color w:val="1A1A1A"/>
+                <w:sz w:val="20"/>
+                <w:szCs w:val="20"/>
+              </w:rPr>
+              <w:t xml:space="preserve">AWS</w:t>
+            </w:r>
+          </w:p>
+        </w:tc>
+        <w:tc>
+          <w:tcPr>
+            <w:tcW w:type="dxa" w:w="6660"/>
+            <w:tcBorders>
+              <w:top w:val="single" w:color="D0D7DE" w:sz="1"/>
+              <w:left w:val="single" w:color="D0D7DE" w:sz="1"/>
+              <w:bottom w:val="single" w:color="D0D7DE" w:sz="1"/>
+              <w:right w:val="single" w:color="D0D7DE" w:sz="1"/>
+            </w:tcBorders>
+            <w:tcMar>
+              <w:top w:type="dxa" w:w="70"/>
+              <w:left w:type="dxa" w:w="120"/>
+              <w:bottom w:type="dxa" w:w="70"/>
+              <w:right w:type="dxa" w:w="120"/>
+            </w:tcMar>
+          </w:tcPr>
+          <w:p>
+            <w:pPr>
+              <w:spacing w:after="0"/>
+            </w:pPr>
+            <w:r>
+              <w:rPr>
+                <w:rFonts w:ascii="Arial" w:cs="Arial" w:eastAsia="Arial" w:hAnsi="Arial"/>
+                <w:b w:val="false"/>
+                <w:bCs w:val="false"/>
+                <w:color w:val="1A1A1A"/>
+                <w:sz w:val="20"/>
+                <w:szCs w:val="20"/>
+              </w:rPr>
+              <w:t xml:space="preserve">Generally available. VPC, subnets, security group, KMS, two IAM roles, instance profile, four S3 buckets, Kinesis stream.</w:t>
+            </w:r>
+          </w:p>
+        </w:tc>
+      </w:tr>
+      <w:tr>
+        <w:tc>
+          <w:tcPr>
+            <w:tcW w:type="dxa" w:w="2700"/>
+            <w:tcBorders>
+              <w:top w:val="single" w:color="D0D7DE" w:sz="1"/>
+              <w:left w:val="single" w:color="D0D7DE" w:sz="1"/>
+              <w:bottom w:val="single" w:color="D0D7DE" w:sz="1"/>
+              <w:right w:val="single" w:color="D0D7DE" w:sz="1"/>
+            </w:tcBorders>
+            <w:tcMar>
+              <w:top w:type="dxa" w:w="70"/>
+              <w:left w:type="dxa" w:w="120"/>
+              <w:bottom w:type="dxa" w:w="70"/>
+              <w:right w:type="dxa" w:w="120"/>
+            </w:tcMar>
+          </w:tcPr>
+          <w:p>
+            <w:pPr>
+              <w:spacing w:after="0"/>
+            </w:pPr>
+            <w:r>
+              <w:rPr>
+                <w:rFonts w:ascii="Arial" w:cs="Arial" w:eastAsia="Arial" w:hAnsi="Arial"/>
+                <w:b/>
+                <w:bCs/>
+                <w:color w:val="1A1A1A"/>
+                <w:sz w:val="20"/>
+                <w:szCs w:val="20"/>
+              </w:rPr>
+              <w:t xml:space="preserve">Google Cloud</w:t>
+            </w:r>
+          </w:p>
+        </w:tc>
+        <w:tc>
+          <w:tcPr>
+            <w:tcW w:type="dxa" w:w="6660"/>
+            <w:tcBorders>
+              <w:top w:val="single" w:color="D0D7DE" w:sz="1"/>
+              <w:left w:val="single" w:color="D0D7DE" w:sz="1"/>
+              <w:bottom w:val="single" w:color="D0D7DE" w:sz="1"/>
+              <w:right w:val="single" w:color="D0D7DE" w:sz="1"/>
+            </w:tcBorders>
+            <w:tcMar>
+              <w:top w:type="dxa" w:w="70"/>
+              <w:left w:type="dxa" w:w="120"/>
+              <w:bottom w:type="dxa" w:w="70"/>
+              <w:right w:type="dxa" w:w="120"/>
+            </w:tcMar>
+          </w:tcPr>
+          <w:p>
+            <w:pPr>
+              <w:spacing w:after="0"/>
+            </w:pPr>
+            <w:r>
+              <w:rPr>
+                <w:rFonts w:ascii="Arial" w:cs="Arial" w:eastAsia="Arial" w:hAnsi="Arial"/>
+                <w:b w:val="false"/>
+                <w:bCs w:val="false"/>
+                <w:color w:val="1A1A1A"/>
+                <w:sz w:val="20"/>
+                <w:szCs w:val="20"/>
+              </w:rPr>
+              <w:t xml:space="preserve">Private Preview - opened 2 September 2026, GA planned Q4 2026. VPC network, subnetwork, Cloud NAT, firewall, Cloud KMS, two service accounts, four GCS buckets.</w:t>
+            </w:r>
+          </w:p>
+        </w:tc>
+      </w:tr>
+    </w:tbl>
+    <w:p>
+      <w:pPr>
+        <w:spacing w:after="120"/>
+      </w:pPr>
+      <w:r>
+        <w:rPr>
+          <w:rFonts w:ascii="Arial" w:cs="Arial" w:eastAsia="Arial" w:hAnsi="Arial"/>
+          <w:b w:val="false"/>
+          <w:bCs w:val="false"/>
+          <w:i w:val="false"/>
+          <w:iCs w:val="false"/>
+          <w:color w:val="1A1A1A"/>
+          <w:sz w:val="22"/>
+          <w:szCs w:val="22"/>
+        </w:rPr>
+        <w:t xml:space="preserve">Google Cloud is in Private Preview: your tenant must be enrolled before a lakehouse cluster can be created. Preview scope is CDC and SaaS sources only. Streaming (Kafka/GCS) and Qlik Replicate sources arrive later in the preview, which is why the Google Cloud path provisions no stream resource where AWS creates a Kinesis stream. Zero-copy mirroring into BigQuery is a Google Cloud only feature with no AWS equivalent.</w:t>
       </w:r>
     </w:p>
     <w:p>
@@ -636,7 +823,7 @@
                 <w:sz w:val="20"/>
                 <w:szCs w:val="20"/>
               </w:rPr>
-              <w:t xml:space="preserve">versions.tf / providers.tf</w:t>
+              <w:t xml:space="preserve">terraform/aws/</w:t>
             </w:r>
           </w:p>
         </w:tc>
@@ -669,7 +856,7 @@
                 <w:sz w:val="20"/>
                 <w:szCs w:val="20"/>
               </w:rPr>
-              <w:t xml:space="preserve">Terraform + AWS provider pins, S3 backend, default tags</w:t>
+              <w:t xml:space="preserve">Terraform root module for AWS: S3 backend, provider pins, default tags</w:t>
             </w:r>
           </w:p>
         </w:tc>
@@ -704,7 +891,7 @@
                 <w:sz w:val="20"/>
                 <w:szCs w:val="20"/>
               </w:rPr>
-              <w:t xml:space="preserve">variables.tf</w:t>
+              <w:t xml:space="preserve">terraform/gcp/</w:t>
             </w:r>
           </w:p>
         </w:tc>
@@ -737,7 +924,7 @@
                 <w:sz w:val="20"/>
                 <w:szCs w:val="20"/>
               </w:rPr>
-              <w:t xml:space="preserve">Variables consumed from terraform.tfvars (validated)</w:t>
+              <w:t xml:space="preserve">Terraform root module for Google Cloud: GCS backend, provider pins, default labels</w:t>
             </w:r>
           </w:p>
         </w:tc>
@@ -772,7 +959,7 @@
                 <w:sz w:val="20"/>
                 <w:szCs w:val="20"/>
               </w:rPr>
-              <w:t xml:space="preserve">main.tf</w:t>
+              <w:t xml:space="preserve">Why two modules</w:t>
             </w:r>
           </w:p>
         </w:tc>
@@ -805,7 +992,7 @@
                 <w:sz w:val="20"/>
                 <w:szCs w:val="20"/>
               </w:rPr>
-              <w:t xml:space="preserve">Data sources + Glue DB + SSM parameters</w:t>
+              <w:t xml:space="preserve">Terraform allows one backend per configuration, and AWS needs s3 while Google Cloud needs gcs</w:t>
             </w:r>
           </w:p>
         </w:tc>
@@ -840,7 +1027,7 @@
                 <w:sz w:val="20"/>
                 <w:szCs w:val="20"/>
               </w:rPr>
-              <w:t xml:space="preserve">outputs.tf</w:t>
+              <w:t xml:space="preserve">terraform.tfvars</w:t>
             </w:r>
           </w:p>
         </w:tc>
@@ -873,7 +1060,7 @@
                 <w:sz w:val="20"/>
                 <w:szCs w:val="20"/>
               </w:rPr>
-              <w:t xml:space="preserve">QTC integration values incl. qtc_summary object</w:t>
+              <w:t xml:space="preserve">Written by the wizard into terraform/&lt;cloud&gt;/. Holds your QTC ExternalId or tenant ID - do not commit</w:t>
             </w:r>
           </w:p>
         </w:tc>
@@ -1048,7 +1235,7 @@
                 <w:sz w:val="20"/>
                 <w:szCs w:val="20"/>
               </w:rPr>
-              <w:t xml:space="preserve">Latest (wizard fetches latest tag from GitHub api.github.com/repos/aws/aws-cli/tags)</w:t>
+              <w:t xml:space="preserve">AWS path only. Latest (wizard fetches latest tag from api.github.com/repos/aws/aws-cli/tags)</w:t>
             </w:r>
           </w:p>
         </w:tc>
@@ -1116,7 +1303,7 @@
                 <w:sz w:val="20"/>
                 <w:szCs w:val="20"/>
               </w:rPr>
-              <w:t xml:space="preserve">&gt;= 1.5.0 (wizard fetches latest from HashiCorp's releases API)</w:t>
+              <w:t xml:space="preserve">&gt;= 1.8.0 (wizard fetches latest from HashiCorp's releases API). Raised from 1.5.0 for strcontains, used by the management-role trust assertion</w:t>
             </w:r>
           </w:p>
         </w:tc>
@@ -1184,7 +1371,143 @@
                 <w:sz w:val="20"/>
                 <w:szCs w:val="20"/>
               </w:rPr>
-              <w:t xml:space="preserve">&gt;= 5.80 (terraform init pulls latest matching plugin; v6.43+ today)</w:t>
+              <w:t xml:space="preserve">&gt;= 5.80 (terraform init pulls latest matching plugin; v6.65 today)</w:t>
+            </w:r>
+          </w:p>
+        </w:tc>
+      </w:tr>
+      <w:tr>
+        <w:tc>
+          <w:tcPr>
+            <w:tcW w:type="dxa" w:w="2700"/>
+            <w:tcBorders>
+              <w:top w:val="single" w:color="D0D7DE" w:sz="1"/>
+              <w:left w:val="single" w:color="D0D7DE" w:sz="1"/>
+              <w:bottom w:val="single" w:color="D0D7DE" w:sz="1"/>
+              <w:right w:val="single" w:color="D0D7DE" w:sz="1"/>
+            </w:tcBorders>
+            <w:tcMar>
+              <w:top w:type="dxa" w:w="70"/>
+              <w:left w:type="dxa" w:w="120"/>
+              <w:bottom w:type="dxa" w:w="70"/>
+              <w:right w:type="dxa" w:w="120"/>
+            </w:tcMar>
+          </w:tcPr>
+          <w:p>
+            <w:pPr>
+              <w:spacing w:after="0"/>
+            </w:pPr>
+            <w:r>
+              <w:rPr>
+                <w:rFonts w:ascii="Arial" w:cs="Arial" w:eastAsia="Arial" w:hAnsi="Arial"/>
+                <w:b/>
+                <w:bCs/>
+                <w:color w:val="1A1A1A"/>
+                <w:sz w:val="20"/>
+                <w:szCs w:val="20"/>
+              </w:rPr>
+              <w:t xml:space="preserve">Google Cloud CLI</w:t>
+            </w:r>
+          </w:p>
+        </w:tc>
+        <w:tc>
+          <w:tcPr>
+            <w:tcW w:type="dxa" w:w="6660"/>
+            <w:tcBorders>
+              <w:top w:val="single" w:color="D0D7DE" w:sz="1"/>
+              <w:left w:val="single" w:color="D0D7DE" w:sz="1"/>
+              <w:bottom w:val="single" w:color="D0D7DE" w:sz="1"/>
+              <w:right w:val="single" w:color="D0D7DE" w:sz="1"/>
+            </w:tcBorders>
+            <w:tcMar>
+              <w:top w:type="dxa" w:w="70"/>
+              <w:left w:type="dxa" w:w="120"/>
+              <w:bottom w:type="dxa" w:w="70"/>
+              <w:right w:type="dxa" w:w="120"/>
+            </w:tcMar>
+          </w:tcPr>
+          <w:p>
+            <w:pPr>
+              <w:spacing w:after="0"/>
+            </w:pPr>
+            <w:r>
+              <w:rPr>
+                <w:rFonts w:ascii="Arial" w:cs="Arial" w:eastAsia="Arial" w:hAnsi="Arial"/>
+                <w:b w:val="false"/>
+                <w:bCs w:val="false"/>
+                <w:color w:val="1A1A1A"/>
+                <w:sz w:val="20"/>
+                <w:szCs w:val="20"/>
+              </w:rPr>
+              <w:t xml:space="preserve">Google Cloud path only. Latest (wizard installs from dl.google.com; staleness via gcloud components list)</w:t>
+            </w:r>
+          </w:p>
+        </w:tc>
+      </w:tr>
+      <w:tr>
+        <w:tc>
+          <w:tcPr>
+            <w:tcW w:type="dxa" w:w="2700"/>
+            <w:tcBorders>
+              <w:top w:val="single" w:color="D0D7DE" w:sz="1"/>
+              <w:left w:val="single" w:color="D0D7DE" w:sz="1"/>
+              <w:bottom w:val="single" w:color="D0D7DE" w:sz="1"/>
+              <w:right w:val="single" w:color="D0D7DE" w:sz="1"/>
+            </w:tcBorders>
+            <w:tcMar>
+              <w:top w:type="dxa" w:w="70"/>
+              <w:left w:type="dxa" w:w="120"/>
+              <w:bottom w:type="dxa" w:w="70"/>
+              <w:right w:type="dxa" w:w="120"/>
+            </w:tcMar>
+          </w:tcPr>
+          <w:p>
+            <w:pPr>
+              <w:spacing w:after="0"/>
+            </w:pPr>
+            <w:r>
+              <w:rPr>
+                <w:rFonts w:ascii="Arial" w:cs="Arial" w:eastAsia="Arial" w:hAnsi="Arial"/>
+                <w:b/>
+                <w:bCs/>
+                <w:color w:val="1A1A1A"/>
+                <w:sz w:val="20"/>
+                <w:szCs w:val="20"/>
+              </w:rPr>
+              <w:t xml:space="preserve">Google provider</w:t>
+            </w:r>
+          </w:p>
+        </w:tc>
+        <w:tc>
+          <w:tcPr>
+            <w:tcW w:type="dxa" w:w="6660"/>
+            <w:tcBorders>
+              <w:top w:val="single" w:color="D0D7DE" w:sz="1"/>
+              <w:left w:val="single" w:color="D0D7DE" w:sz="1"/>
+              <w:bottom w:val="single" w:color="D0D7DE" w:sz="1"/>
+              <w:right w:val="single" w:color="D0D7DE" w:sz="1"/>
+            </w:tcBorders>
+            <w:tcMar>
+              <w:top w:type="dxa" w:w="70"/>
+              <w:left w:type="dxa" w:w="120"/>
+              <w:bottom w:type="dxa" w:w="70"/>
+              <w:right w:type="dxa" w:w="120"/>
+            </w:tcMar>
+          </w:tcPr>
+          <w:p>
+            <w:pPr>
+              <w:spacing w:after="0"/>
+            </w:pPr>
+            <w:r>
+              <w:rPr>
+                <w:rFonts w:ascii="Arial" w:cs="Arial" w:eastAsia="Arial" w:hAnsi="Arial"/>
+                <w:b w:val="false"/>
+                <w:bCs w:val="false"/>
+                <w:color w:val="1A1A1A"/>
+                <w:sz w:val="20"/>
+                <w:szCs w:val="20"/>
+              </w:rPr>
+              <w:t xml:space="preserve">&gt;= 6.0 (terraform init pulls latest matching plugin; v8.3 today)</w:t>
             </w:r>
           </w:p>
         </w:tc>
@@ -1680,7 +2003,7 @@
           <w:sz w:val="22"/>
           <w:szCs w:val="22"/>
         </w:rPr>
-        <w:t xml:space="preserve">Click Check Tools. Install/Update buttons appear if anything is missing or outdated.</w:t>
+        <w:t xml:space="preserve">Choose the target cloud, then click Check Tools. Install/Update buttons appear if anything is missing or outdated.</w:t>
       </w:r>
     </w:p>
     <w:p>
@@ -1726,7 +2049,7 @@
           <w:sz w:val="22"/>
           <w:szCs w:val="22"/>
         </w:rPr>
-        <w:t xml:space="preserve">Walk through discovery (region, VPC, subnets, KMS, S3, Kinesis, SG, IAM).</w:t>
+        <w:t xml:space="preserve">Walk through discovery. AWS: region, VPC, subnets, SG, KMS, IAM, S3, Kinesis. Google Cloud: region, zones, project, network, subnetwork, NAT, firewall, Cloud KMS, service accounts, GCS.</w:t>
       </w:r>
     </w:p>
     <w:p>
@@ -1800,7 +2123,7 @@
           <w:sz w:val="22"/>
           <w:szCs w:val="22"/>
         </w:rPr>
-        <w:t xml:space="preserve">Same flow in a TTY. The bash wizard auto-detects a working Python 3 (python3 / python / py), so Git Bash on Windows works even when python3 resolves to the Microsoft Store stub.</w:t>
+        <w:t xml:space="preserve">Same flow in a TTY; the wizard asks which cloud to target. Pass --gcp or --cloud=gcp to skip the prompt. The bash wizard auto-detects a working Python 3 (python3 / python / py), so Git Bash on Windows works even when python3 resolves to the Microsoft Store stub.</w:t>
       </w:r>
     </w:p>
     <w:p>
@@ -1869,7 +2192,7 @@
           <w:sz w:val="22"/>
           <w:szCs w:val="22"/>
         </w:rPr>
-        <w:t xml:space="preserve">initials (2-5 letters), workload, env (dev/qa/stg/prod).</w:t>
+        <w:t xml:space="preserve">initials (2-6 lowercase alphanumeric), workload, env (dev/uat/prod).</w:t>
       </w:r>
     </w:p>
     <w:p>
@@ -1905,7 +2228,7 @@
           <w:sz w:val="22"/>
           <w:szCs w:val="22"/>
         </w:rPr>
-        <w:t xml:space="preserve">region, account ID (auto), state bucket.</w:t>
+        <w:t xml:space="preserve">region, account ID (auto), state bucket. Google Cloud: region, zones (at least two), project ID and number (auto), state bucket.</w:t>
       </w:r>
     </w:p>
     <w:p>
@@ -1941,7 +2264,7 @@
           <w:sz w:val="22"/>
           <w:szCs w:val="22"/>
         </w:rPr>
-        <w:t xml:space="preserve">VPC ID + CIDR, subnets/AZs, security group.</w:t>
+        <w:t xml:space="preserve">AWS: VPC ID + CIDR, at least two subnets across two AZs, security group. Google Cloud: VPC network, subnetwork + CIDR, firewall rule, Cloud Router and NAT.</w:t>
       </w:r>
     </w:p>
     <w:p>
@@ -1977,7 +2300,7 @@
           <w:sz w:val="22"/>
           <w:szCs w:val="22"/>
         </w:rPr>
-        <w:t xml:space="preserve">KMS key, IAM management role, EC2 instance profile.</w:t>
+        <w:t xml:space="preserve">AWS: KMS key, management role, EC2 node role, instance profile, plus your QTC ExternalId and the Qlik proxy role ARN. Google Cloud: Cloud KMS key, management and node service accounts, plus your QTC tenant ID and authentication method.</w:t>
       </w:r>
     </w:p>
     <w:p>
@@ -2013,7 +2336,7 @@
           <w:sz w:val="22"/>
           <w:szCs w:val="22"/>
         </w:rPr>
-        <w:t xml:space="preserve">S3 Iceberg / Landing / Config buckets, Kinesis stream.</w:t>
+        <w:t xml:space="preserve">AWS: S3 Iceberg / Landing / Config buckets and a Kinesis stream (1 shard). Google Cloud: GCS table storage / landing / config buckets - no stream resource in this release.</w:t>
       </w:r>
     </w:p>
     <w:p>
@@ -2036,7 +2359,7 @@
           <w:sz w:val="22"/>
           <w:szCs w:val="22"/>
         </w:rPr>
-        <w:t xml:space="preserve">Tags: </w:t>
+        <w:t xml:space="preserve">Tags (AWS) or labels (Google Cloud): </w:t>
       </w:r>
       <w:r>
         <w:rPr>
@@ -2220,7 +2543,7 @@
                 <w:sz w:val="20"/>
                 <w:szCs w:val="20"/>
               </w:rPr>
-              <w:t xml:space="preserve">All values above as HCL (do not commit)</w:t>
+              <w:t xml:space="preserve">All values above as HCL, written to terraform/&lt;cloud&gt;/terraform.tfvars (do not commit)</w:t>
             </w:r>
           </w:p>
         </w:tc>
@@ -2394,7 +2717,7 @@
           <w:sz w:val="22"/>
           <w:szCs w:val="22"/>
         </w:rPr>
-        <w:t xml:space="preserve">The .tf files are static. The wizard runs the heavy AWS-CLI provisioning; Terraform owns state, drift detection, and the auxiliary layer.</w:t>
+        <w:t xml:space="preserve">The .tf files are static and live in two root modules, terraform/aws/ and terraform/gcp/. The wizard runs the heavy CLI provisioning; Terraform owns state, drift detection, the prerequisite assertions, and the auxiliary layer. This section walks the AWS module; the Google Cloud module mirrors it file for file - see section 7.</w:t>
       </w:r>
     </w:p>
     <w:p>
@@ -2427,7 +2750,7 @@
           <w:szCs w:val="19"/>
         </w:rPr>
         <w:t xml:space="preserve">terraform {
-  required_version = "&gt;= 1.5.0"
+  required_version = "&gt;= 1.8.0"
   required_providers {
     aws = { source = "hashicorp/aws", version = "&gt;= 5.80" }
   }
@@ -2600,7 +2923,7 @@
           <w:sz w:val="22"/>
           <w:szCs w:val="22"/>
         </w:rPr>
-        <w:t xml:space="preserve">Declares every input and validates: initials (2-5 letters), env (dev|qa|stg|prod), aws_account_id (12 digits).</w:t>
+        <w:t xml:space="preserve">Declares every input and validates it: initials (2-6 lowercase alphanumeric), env, account/project identifiers, and the format of every ARN, ID and bucket name.</w:t>
       </w:r>
     </w:p>
     <w:p>
@@ -2652,7 +2975,7 @@
           <w:sz w:val="22"/>
           <w:szCs w:val="22"/>
         </w:rPr>
-        <w:t xml:space="preserve">a precondition that fails plan if AWS credentials don't match aws_account_id.</w:t>
+        <w:t xml:space="preserve">a precondition that fails plan if credentials do not match aws_account_id (on Google Cloud, gcp_project_id and gcp_project_number).</w:t>
       </w:r>
     </w:p>
     <w:p>
@@ -2737,7 +3060,7 @@
           <w:sz w:val="22"/>
           <w:szCs w:val="22"/>
         </w:rPr>
-        <w:t xml:space="preserve"> + 9 </w:t>
+        <w:t xml:space="preserve"> plus the S3 gateway VPC endpoint, the node role data-plane policy and 15 </w:t>
       </w:r>
       <w:r>
         <w:rPr>
@@ -2914,7 +3237,7 @@
           <w:sz w:val="19"/>
           <w:szCs w:val="19"/>
         </w:rPr>
-        <w:t xml:space="preserve">terraform init -reconfigure \
+        <w:t xml:space="preserve">terraform -chdir=terraform/aws init -reconfigure \
   -backend-config="bucket=&lt;TFSTATE_BUCKET&gt;" \
   -backend-config="key=qlik-lakehouse/terraform.tfstate" \
   -backend-config="region=&lt;AWS_REGION&gt;"</w:t>
@@ -2949,7 +3272,7 @@
           <w:sz w:val="19"/>
           <w:szCs w:val="19"/>
         </w:rPr>
-        <w:t xml:space="preserve">terraform plan -var-file=terraform.tfvars -out=tfplan</w:t>
+        <w:t xml:space="preserve">terraform -chdir=terraform/aws plan -var-file=terraform.tfvars -out=tfplan</w:t>
       </w:r>
     </w:p>
     <w:p>
@@ -2967,7 +3290,7 @@
           <w:sz w:val="22"/>
           <w:szCs w:val="22"/>
         </w:rPr>
-        <w:t xml:space="preserve">Healthy plan creates: 1 Glue database, 9 SSM parameters, 1 null_resource (sanity marker). Zero changes for any data-sourced resource.</w:t>
+        <w:t xml:space="preserve">Healthy AWS plan creates: 1 Glue database, 1 S3 gateway endpoint, 1 node IAM policy, 15 SSM parameters and 2 null_resource assertion markers. Zero changes for any data-sourced resource. On Google Cloud: BigLake catalog and database, a BigQuery mirror dataset, the node service account grants, the Workload Identity pool and provider, and 15 Secret Manager entries.</w:t>
       </w:r>
     </w:p>
     <w:p>
@@ -2999,8 +3322,8 @@
           <w:sz w:val="19"/>
           <w:szCs w:val="19"/>
         </w:rPr>
-        <w:t xml:space="preserve">terraform apply tfplan
-terraform destroy -var-file=terraform.tfvars</w:t>
+        <w:t xml:space="preserve">terraform -chdir=terraform/aws apply tfplan
+terraform -chdir=terraform/aws destroy -var-file=terraform.tfvars</w:t>
       </w:r>
     </w:p>
     <w:p>
@@ -3018,7 +3341,7 @@
           <w:sz w:val="22"/>
           <w:szCs w:val="22"/>
         </w:rPr>
-        <w:t xml:space="preserve">Destroy removes only the Terraform-managed layer. Use the wizard's Destroy mode (or AWS console) to remove the AWS-CLI-created resources.</w:t>
+        <w:t xml:space="preserve">Destroy removes only the Terraform-managed layer. Use the wizard's Teardown mode (AWS only) or the cloud console to remove the CLI-created resources. Swap terraform/aws for terraform/gcp to target Google Cloud.</w:t>
       </w:r>
     </w:p>
     <w:p>
@@ -3050,9 +3373,9 @@
           <w:sz w:val="19"/>
           <w:szCs w:val="19"/>
         </w:rPr>
-        <w:t xml:space="preserve">terraform fmt -check
-terraform init -backend=false
-terraform validate</w:t>
+        <w:t xml:space="preserve">terraform -chdir=terraform/aws fmt -check
+terraform -chdir=terraform/aws init -backend=false
+terraform -chdir=terraform/aws validate</w:t>
       </w:r>
     </w:p>
     <w:p>
@@ -3096,7 +3419,7 @@
           <w:sz w:val="22"/>
           <w:szCs w:val="22"/>
         </w:rPr>
-        <w:t xml:space="preserve"> + AWS provider </w:t>
+        <w:t xml:space="preserve"> with AWS provider </w:t>
       </w:r>
       <w:r>
         <w:rPr>
@@ -3109,7 +3432,7 @@
           <w:sz w:val="20"/>
           <w:szCs w:val="20"/>
         </w:rPr>
-        <w:t xml:space="preserve">v6.43</w:t>
+        <w:t xml:space="preserve">v6.65.0 and Google provider v8.3.0</w:t>
       </w:r>
       <w:r>
         <w:rPr>
@@ -3122,7 +3445,7 @@
           <w:sz w:val="22"/>
           <w:szCs w:val="22"/>
         </w:rPr>
-        <w:t xml:space="preserve">: configuration is valid.</w:t>
+        <w:t xml:space="preserve">: both configurations are valid.</w:t>
       </w:r>
     </w:p>
     <w:p>
@@ -3139,7 +3462,1403 @@
           <w:sz w:val="32"/>
           <w:szCs w:val="32"/>
         </w:rPr>
-        <w:t xml:space="preserve">7. Troubleshooting</w:t>
+        <w:t xml:space="preserve">7. Google Cloud Specifics</w:t>
+      </w:r>
+    </w:p>
+    <w:p>
+      <w:pPr>
+        <w:spacing w:after="120"/>
+      </w:pPr>
+      <w:r>
+        <w:rPr>
+          <w:rFonts w:ascii="Arial" w:cs="Arial" w:eastAsia="Arial" w:hAnsi="Arial"/>
+          <w:b w:val="false"/>
+          <w:bCs w:val="false"/>
+          <w:i w:val="false"/>
+          <w:iCs w:val="false"/>
+          <w:color w:val="1A1A1A"/>
+          <w:sz w:val="22"/>
+          <w:szCs w:val="22"/>
+        </w:rPr>
+        <w:t xml:space="preserve">Open Lakehouse on Google Cloud entered Private Preview on 2 September 2026, with GA planned for Q4 2026. The wizard mirrors the AWS flow service for service; the differences that matter are below.</w:t>
+      </w:r>
+    </w:p>
+    <w:p>
+      <w:pPr>
+        <w:spacing w:after="100" w:before="220"/>
+      </w:pPr>
+      <w:r>
+        <w:rPr>
+          <w:rFonts w:ascii="Arial" w:cs="Arial" w:eastAsia="Arial" w:hAnsi="Arial"/>
+          <w:b/>
+          <w:bCs/>
+          <w:color w:val="194268"/>
+          <w:sz w:val="26"/>
+          <w:szCs w:val="26"/>
+        </w:rPr>
+        <w:t xml:space="preserve">Service mapping</w:t>
+      </w:r>
+    </w:p>
+    <w:tbl>
+      <w:tblPr>
+        <w:tblW w:type="dxa" w:w="9360"/>
+        <w:tblBorders>
+          <w:top w:val="single" w:color="auto" w:sz="4"/>
+          <w:left w:val="single" w:color="auto" w:sz="4"/>
+          <w:bottom w:val="single" w:color="auto" w:sz="4"/>
+          <w:right w:val="single" w:color="auto" w:sz="4"/>
+          <w:insideH w:val="single" w:color="auto" w:sz="4"/>
+          <w:insideV w:val="single" w:color="auto" w:sz="4"/>
+        </w:tblBorders>
+      </w:tblPr>
+      <w:tblGrid>
+        <w:gridCol w:w="3100"/>
+        <w:gridCol w:w="6260"/>
+      </w:tblGrid>
+      <w:tr>
+        <w:tc>
+          <w:tcPr>
+            <w:tcW w:type="dxa" w:w="3100"/>
+            <w:tcBorders>
+              <w:top w:val="single" w:color="D0D7DE" w:sz="1"/>
+              <w:left w:val="single" w:color="D0D7DE" w:sz="1"/>
+              <w:bottom w:val="single" w:color="D0D7DE" w:sz="1"/>
+              <w:right w:val="single" w:color="D0D7DE" w:sz="1"/>
+            </w:tcBorders>
+            <w:tcMar>
+              <w:top w:type="dxa" w:w="70"/>
+              <w:left w:type="dxa" w:w="120"/>
+              <w:bottom w:type="dxa" w:w="70"/>
+              <w:right w:type="dxa" w:w="120"/>
+            </w:tcMar>
+          </w:tcPr>
+          <w:p>
+            <w:pPr>
+              <w:spacing w:after="0"/>
+            </w:pPr>
+            <w:r>
+              <w:rPr>
+                <w:rFonts w:ascii="Arial" w:cs="Arial" w:eastAsia="Arial" w:hAnsi="Arial"/>
+                <w:b/>
+                <w:bCs/>
+                <w:color w:val="1A1A1A"/>
+                <w:sz w:val="20"/>
+                <w:szCs w:val="20"/>
+              </w:rPr>
+              <w:t xml:space="preserve">EC2 agent + cluster</w:t>
+            </w:r>
+          </w:p>
+        </w:tc>
+        <w:tc>
+          <w:tcPr>
+            <w:tcW w:type="dxa" w:w="6260"/>
+            <w:tcBorders>
+              <w:top w:val="single" w:color="D0D7DE" w:sz="1"/>
+              <w:left w:val="single" w:color="D0D7DE" w:sz="1"/>
+              <w:bottom w:val="single" w:color="D0D7DE" w:sz="1"/>
+              <w:right w:val="single" w:color="D0D7DE" w:sz="1"/>
+            </w:tcBorders>
+            <w:tcMar>
+              <w:top w:type="dxa" w:w="70"/>
+              <w:left w:type="dxa" w:w="120"/>
+              <w:bottom w:type="dxa" w:w="70"/>
+              <w:right w:type="dxa" w:w="120"/>
+            </w:tcMar>
+          </w:tcPr>
+          <w:p>
+            <w:pPr>
+              <w:spacing w:after="0"/>
+            </w:pPr>
+            <w:r>
+              <w:rPr>
+                <w:rFonts w:ascii="Arial" w:cs="Arial" w:eastAsia="Arial" w:hAnsi="Arial"/>
+                <w:b w:val="false"/>
+                <w:bCs w:val="false"/>
+                <w:color w:val="1A1A1A"/>
+                <w:sz w:val="20"/>
+                <w:szCs w:val="20"/>
+              </w:rPr>
+              <w:t xml:space="preserve">Compute Engine VM + managed instance group of Spot VMs</w:t>
+            </w:r>
+          </w:p>
+        </w:tc>
+      </w:tr>
+      <w:tr>
+        <w:tc>
+          <w:tcPr>
+            <w:tcW w:type="dxa" w:w="3100"/>
+            <w:tcBorders>
+              <w:top w:val="single" w:color="D0D7DE" w:sz="1"/>
+              <w:left w:val="single" w:color="D0D7DE" w:sz="1"/>
+              <w:bottom w:val="single" w:color="D0D7DE" w:sz="1"/>
+              <w:right w:val="single" w:color="D0D7DE" w:sz="1"/>
+            </w:tcBorders>
+            <w:tcMar>
+              <w:top w:type="dxa" w:w="70"/>
+              <w:left w:type="dxa" w:w="120"/>
+              <w:bottom w:type="dxa" w:w="70"/>
+              <w:right w:type="dxa" w:w="120"/>
+            </w:tcMar>
+          </w:tcPr>
+          <w:p>
+            <w:pPr>
+              <w:spacing w:after="0"/>
+            </w:pPr>
+            <w:r>
+              <w:rPr>
+                <w:rFonts w:ascii="Arial" w:cs="Arial" w:eastAsia="Arial" w:hAnsi="Arial"/>
+                <w:b/>
+                <w:bCs/>
+                <w:color w:val="1A1A1A"/>
+                <w:sz w:val="20"/>
+                <w:szCs w:val="20"/>
+              </w:rPr>
+              <w:t xml:space="preserve">VPC + 2 public subnets</w:t>
+            </w:r>
+          </w:p>
+        </w:tc>
+        <w:tc>
+          <w:tcPr>
+            <w:tcW w:type="dxa" w:w="6260"/>
+            <w:tcBorders>
+              <w:top w:val="single" w:color="D0D7DE" w:sz="1"/>
+              <w:left w:val="single" w:color="D0D7DE" w:sz="1"/>
+              <w:bottom w:val="single" w:color="D0D7DE" w:sz="1"/>
+              <w:right w:val="single" w:color="D0D7DE" w:sz="1"/>
+            </w:tcBorders>
+            <w:tcMar>
+              <w:top w:type="dxa" w:w="70"/>
+              <w:left w:type="dxa" w:w="120"/>
+              <w:bottom w:type="dxa" w:w="70"/>
+              <w:right w:type="dxa" w:w="120"/>
+            </w:tcMar>
+          </w:tcPr>
+          <w:p>
+            <w:pPr>
+              <w:spacing w:after="0"/>
+            </w:pPr>
+            <w:r>
+              <w:rPr>
+                <w:rFonts w:ascii="Arial" w:cs="Arial" w:eastAsia="Arial" w:hAnsi="Arial"/>
+                <w:b w:val="false"/>
+                <w:bCs w:val="false"/>
+                <w:color w:val="1A1A1A"/>
+                <w:sz w:val="20"/>
+                <w:szCs w:val="20"/>
+              </w:rPr>
+              <w:t xml:space="preserve">VPC network + regional subnetwork, MIG spread across two zones</w:t>
+            </w:r>
+          </w:p>
+        </w:tc>
+      </w:tr>
+      <w:tr>
+        <w:tc>
+          <w:tcPr>
+            <w:tcW w:type="dxa" w:w="3100"/>
+            <w:tcBorders>
+              <w:top w:val="single" w:color="D0D7DE" w:sz="1"/>
+              <w:left w:val="single" w:color="D0D7DE" w:sz="1"/>
+              <w:bottom w:val="single" w:color="D0D7DE" w:sz="1"/>
+              <w:right w:val="single" w:color="D0D7DE" w:sz="1"/>
+            </w:tcBorders>
+            <w:tcMar>
+              <w:top w:type="dxa" w:w="70"/>
+              <w:left w:type="dxa" w:w="120"/>
+              <w:bottom w:type="dxa" w:w="70"/>
+              <w:right w:type="dxa" w:w="120"/>
+            </w:tcMar>
+          </w:tcPr>
+          <w:p>
+            <w:pPr>
+              <w:spacing w:after="0"/>
+            </w:pPr>
+            <w:r>
+              <w:rPr>
+                <w:rFonts w:ascii="Arial" w:cs="Arial" w:eastAsia="Arial" w:hAnsi="Arial"/>
+                <w:b/>
+                <w:bCs/>
+                <w:color w:val="1A1A1A"/>
+                <w:sz w:val="20"/>
+                <w:szCs w:val="20"/>
+              </w:rPr>
+              <w:t xml:space="preserve">Security group</w:t>
+            </w:r>
+          </w:p>
+        </w:tc>
+        <w:tc>
+          <w:tcPr>
+            <w:tcW w:type="dxa" w:w="6260"/>
+            <w:tcBorders>
+              <w:top w:val="single" w:color="D0D7DE" w:sz="1"/>
+              <w:left w:val="single" w:color="D0D7DE" w:sz="1"/>
+              <w:bottom w:val="single" w:color="D0D7DE" w:sz="1"/>
+              <w:right w:val="single" w:color="D0D7DE" w:sz="1"/>
+            </w:tcBorders>
+            <w:tcMar>
+              <w:top w:type="dxa" w:w="70"/>
+              <w:left w:type="dxa" w:w="120"/>
+              <w:bottom w:type="dxa" w:w="70"/>
+              <w:right w:type="dxa" w:w="120"/>
+            </w:tcMar>
+          </w:tcPr>
+          <w:p>
+            <w:pPr>
+              <w:spacing w:after="0"/>
+            </w:pPr>
+            <w:r>
+              <w:rPr>
+                <w:rFonts w:ascii="Arial" w:cs="Arial" w:eastAsia="Arial" w:hAnsi="Arial"/>
+                <w:b w:val="false"/>
+                <w:bCs w:val="false"/>
+                <w:color w:val="1A1A1A"/>
+                <w:sz w:val="20"/>
+                <w:szCs w:val="20"/>
+              </w:rPr>
+              <w:t xml:space="preserve">Firewall rule (ingress from the subnetwork CIDR). Egress needs no rule: GCP has an implied default-allow-egress</w:t>
+            </w:r>
+          </w:p>
+        </w:tc>
+      </w:tr>
+      <w:tr>
+        <w:tc>
+          <w:tcPr>
+            <w:tcW w:type="dxa" w:w="3100"/>
+            <w:tcBorders>
+              <w:top w:val="single" w:color="D0D7DE" w:sz="1"/>
+              <w:left w:val="single" w:color="D0D7DE" w:sz="1"/>
+              <w:bottom w:val="single" w:color="D0D7DE" w:sz="1"/>
+              <w:right w:val="single" w:color="D0D7DE" w:sz="1"/>
+            </w:tcBorders>
+            <w:tcMar>
+              <w:top w:type="dxa" w:w="70"/>
+              <w:left w:type="dxa" w:w="120"/>
+              <w:bottom w:type="dxa" w:w="70"/>
+              <w:right w:type="dxa" w:w="120"/>
+            </w:tcMar>
+          </w:tcPr>
+          <w:p>
+            <w:pPr>
+              <w:spacing w:after="0"/>
+            </w:pPr>
+            <w:r>
+              <w:rPr>
+                <w:rFonts w:ascii="Arial" w:cs="Arial" w:eastAsia="Arial" w:hAnsi="Arial"/>
+                <w:b/>
+                <w:bCs/>
+                <w:color w:val="1A1A1A"/>
+                <w:sz w:val="20"/>
+                <w:szCs w:val="20"/>
+              </w:rPr>
+              <w:t xml:space="preserve">S3 gateway endpoint</w:t>
+            </w:r>
+          </w:p>
+        </w:tc>
+        <w:tc>
+          <w:tcPr>
+            <w:tcW w:type="dxa" w:w="6260"/>
+            <w:tcBorders>
+              <w:top w:val="single" w:color="D0D7DE" w:sz="1"/>
+              <w:left w:val="single" w:color="D0D7DE" w:sz="1"/>
+              <w:bottom w:val="single" w:color="D0D7DE" w:sz="1"/>
+              <w:right w:val="single" w:color="D0D7DE" w:sz="1"/>
+            </w:tcBorders>
+            <w:tcMar>
+              <w:top w:type="dxa" w:w="70"/>
+              <w:left w:type="dxa" w:w="120"/>
+              <w:bottom w:type="dxa" w:w="70"/>
+              <w:right w:type="dxa" w:w="120"/>
+            </w:tcMar>
+          </w:tcPr>
+          <w:p>
+            <w:pPr>
+              <w:spacing w:after="0"/>
+            </w:pPr>
+            <w:r>
+              <w:rPr>
+                <w:rFonts w:ascii="Arial" w:cs="Arial" w:eastAsia="Arial" w:hAnsi="Arial"/>
+                <w:b w:val="false"/>
+                <w:bCs w:val="false"/>
+                <w:color w:val="1A1A1A"/>
+                <w:sz w:val="20"/>
+                <w:szCs w:val="20"/>
+              </w:rPr>
+              <w:t xml:space="preserve">Private Google Access on the subnetwork</w:t>
+            </w:r>
+          </w:p>
+        </w:tc>
+      </w:tr>
+      <w:tr>
+        <w:tc>
+          <w:tcPr>
+            <w:tcW w:type="dxa" w:w="3100"/>
+            <w:tcBorders>
+              <w:top w:val="single" w:color="D0D7DE" w:sz="1"/>
+              <w:left w:val="single" w:color="D0D7DE" w:sz="1"/>
+              <w:bottom w:val="single" w:color="D0D7DE" w:sz="1"/>
+              <w:right w:val="single" w:color="D0D7DE" w:sz="1"/>
+            </w:tcBorders>
+            <w:tcMar>
+              <w:top w:type="dxa" w:w="70"/>
+              <w:left w:type="dxa" w:w="120"/>
+              <w:bottom w:type="dxa" w:w="70"/>
+              <w:right w:type="dxa" w:w="120"/>
+            </w:tcMar>
+          </w:tcPr>
+          <w:p>
+            <w:pPr>
+              <w:spacing w:after="0"/>
+            </w:pPr>
+            <w:r>
+              <w:rPr>
+                <w:rFonts w:ascii="Arial" w:cs="Arial" w:eastAsia="Arial" w:hAnsi="Arial"/>
+                <w:b/>
+                <w:bCs/>
+                <w:color w:val="1A1A1A"/>
+                <w:sz w:val="20"/>
+                <w:szCs w:val="20"/>
+              </w:rPr>
+              <w:t xml:space="preserve">Internet Gateway</w:t>
+            </w:r>
+          </w:p>
+        </w:tc>
+        <w:tc>
+          <w:tcPr>
+            <w:tcW w:type="dxa" w:w="6260"/>
+            <w:tcBorders>
+              <w:top w:val="single" w:color="D0D7DE" w:sz="1"/>
+              <w:left w:val="single" w:color="D0D7DE" w:sz="1"/>
+              <w:bottom w:val="single" w:color="D0D7DE" w:sz="1"/>
+              <w:right w:val="single" w:color="D0D7DE" w:sz="1"/>
+            </w:tcBorders>
+            <w:tcMar>
+              <w:top w:type="dxa" w:w="70"/>
+              <w:left w:type="dxa" w:w="120"/>
+              <w:bottom w:type="dxa" w:w="70"/>
+              <w:right w:type="dxa" w:w="120"/>
+            </w:tcMar>
+          </w:tcPr>
+          <w:p>
+            <w:pPr>
+              <w:spacing w:after="0"/>
+            </w:pPr>
+            <w:r>
+              <w:rPr>
+                <w:rFonts w:ascii="Arial" w:cs="Arial" w:eastAsia="Arial" w:hAnsi="Arial"/>
+                <w:b w:val="false"/>
+                <w:bCs w:val="false"/>
+                <w:color w:val="1A1A1A"/>
+                <w:sz w:val="20"/>
+                <w:szCs w:val="20"/>
+              </w:rPr>
+              <w:t xml:space="preserve">Cloud Router + Cloud NAT</w:t>
+            </w:r>
+          </w:p>
+        </w:tc>
+      </w:tr>
+      <w:tr>
+        <w:tc>
+          <w:tcPr>
+            <w:tcW w:type="dxa" w:w="3100"/>
+            <w:tcBorders>
+              <w:top w:val="single" w:color="D0D7DE" w:sz="1"/>
+              <w:left w:val="single" w:color="D0D7DE" w:sz="1"/>
+              <w:bottom w:val="single" w:color="D0D7DE" w:sz="1"/>
+              <w:right w:val="single" w:color="D0D7DE" w:sz="1"/>
+            </w:tcBorders>
+            <w:tcMar>
+              <w:top w:type="dxa" w:w="70"/>
+              <w:left w:type="dxa" w:w="120"/>
+              <w:bottom w:type="dxa" w:w="70"/>
+              <w:right w:type="dxa" w:w="120"/>
+            </w:tcMar>
+          </w:tcPr>
+          <w:p>
+            <w:pPr>
+              <w:spacing w:after="0"/>
+            </w:pPr>
+            <w:r>
+              <w:rPr>
+                <w:rFonts w:ascii="Arial" w:cs="Arial" w:eastAsia="Arial" w:hAnsi="Arial"/>
+                <w:b/>
+                <w:bCs/>
+                <w:color w:val="1A1A1A"/>
+                <w:sz w:val="20"/>
+                <w:szCs w:val="20"/>
+              </w:rPr>
+              <w:t xml:space="preserve">KMS CMK</w:t>
+            </w:r>
+          </w:p>
+        </w:tc>
+        <w:tc>
+          <w:tcPr>
+            <w:tcW w:type="dxa" w:w="6260"/>
+            <w:tcBorders>
+              <w:top w:val="single" w:color="D0D7DE" w:sz="1"/>
+              <w:left w:val="single" w:color="D0D7DE" w:sz="1"/>
+              <w:bottom w:val="single" w:color="D0D7DE" w:sz="1"/>
+              <w:right w:val="single" w:color="D0D7DE" w:sz="1"/>
+            </w:tcBorders>
+            <w:tcMar>
+              <w:top w:type="dxa" w:w="70"/>
+              <w:left w:type="dxa" w:w="120"/>
+              <w:bottom w:type="dxa" w:w="70"/>
+              <w:right w:type="dxa" w:w="120"/>
+            </w:tcMar>
+          </w:tcPr>
+          <w:p>
+            <w:pPr>
+              <w:spacing w:after="0"/>
+            </w:pPr>
+            <w:r>
+              <w:rPr>
+                <w:rFonts w:ascii="Arial" w:cs="Arial" w:eastAsia="Arial" w:hAnsi="Arial"/>
+                <w:b w:val="false"/>
+                <w:bCs w:val="false"/>
+                <w:color w:val="1A1A1A"/>
+                <w:sz w:val="20"/>
+                <w:szCs w:val="20"/>
+              </w:rPr>
+              <w:t xml:space="preserve">Cloud KMS symmetric CMEK</w:t>
+            </w:r>
+          </w:p>
+        </w:tc>
+      </w:tr>
+      <w:tr>
+        <w:tc>
+          <w:tcPr>
+            <w:tcW w:type="dxa" w:w="3100"/>
+            <w:tcBorders>
+              <w:top w:val="single" w:color="D0D7DE" w:sz="1"/>
+              <w:left w:val="single" w:color="D0D7DE" w:sz="1"/>
+              <w:bottom w:val="single" w:color="D0D7DE" w:sz="1"/>
+              <w:right w:val="single" w:color="D0D7DE" w:sz="1"/>
+            </w:tcBorders>
+            <w:tcMar>
+              <w:top w:type="dxa" w:w="70"/>
+              <w:left w:type="dxa" w:w="120"/>
+              <w:bottom w:type="dxa" w:w="70"/>
+              <w:right w:type="dxa" w:w="120"/>
+            </w:tcMar>
+          </w:tcPr>
+          <w:p>
+            <w:pPr>
+              <w:spacing w:after="0"/>
+            </w:pPr>
+            <w:r>
+              <w:rPr>
+                <w:rFonts w:ascii="Arial" w:cs="Arial" w:eastAsia="Arial" w:hAnsi="Arial"/>
+                <w:b/>
+                <w:bCs/>
+                <w:color w:val="1A1A1A"/>
+                <w:sz w:val="20"/>
+                <w:szCs w:val="20"/>
+              </w:rPr>
+              <w:t xml:space="preserve">S3 buckets</w:t>
+            </w:r>
+          </w:p>
+        </w:tc>
+        <w:tc>
+          <w:tcPr>
+            <w:tcW w:type="dxa" w:w="6260"/>
+            <w:tcBorders>
+              <w:top w:val="single" w:color="D0D7DE" w:sz="1"/>
+              <w:left w:val="single" w:color="D0D7DE" w:sz="1"/>
+              <w:bottom w:val="single" w:color="D0D7DE" w:sz="1"/>
+              <w:right w:val="single" w:color="D0D7DE" w:sz="1"/>
+            </w:tcBorders>
+            <w:tcMar>
+              <w:top w:type="dxa" w:w="70"/>
+              <w:left w:type="dxa" w:w="120"/>
+              <w:bottom w:type="dxa" w:w="70"/>
+              <w:right w:type="dxa" w:w="120"/>
+            </w:tcMar>
+          </w:tcPr>
+          <w:p>
+            <w:pPr>
+              <w:spacing w:after="0"/>
+            </w:pPr>
+            <w:r>
+              <w:rPr>
+                <w:rFonts w:ascii="Arial" w:cs="Arial" w:eastAsia="Arial" w:hAnsi="Arial"/>
+                <w:b w:val="false"/>
+                <w:bCs w:val="false"/>
+                <w:color w:val="1A1A1A"/>
+                <w:sz w:val="20"/>
+                <w:szCs w:val="20"/>
+              </w:rPr>
+              <w:t xml:space="preserve">GCS buckets: table storage, landing, config</w:t>
+            </w:r>
+          </w:p>
+        </w:tc>
+      </w:tr>
+      <w:tr>
+        <w:tc>
+          <w:tcPr>
+            <w:tcW w:type="dxa" w:w="3100"/>
+            <w:tcBorders>
+              <w:top w:val="single" w:color="D0D7DE" w:sz="1"/>
+              <w:left w:val="single" w:color="D0D7DE" w:sz="1"/>
+              <w:bottom w:val="single" w:color="D0D7DE" w:sz="1"/>
+              <w:right w:val="single" w:color="D0D7DE" w:sz="1"/>
+            </w:tcBorders>
+            <w:tcMar>
+              <w:top w:type="dxa" w:w="70"/>
+              <w:left w:type="dxa" w:w="120"/>
+              <w:bottom w:type="dxa" w:w="70"/>
+              <w:right w:type="dxa" w:w="120"/>
+            </w:tcMar>
+          </w:tcPr>
+          <w:p>
+            <w:pPr>
+              <w:spacing w:after="0"/>
+            </w:pPr>
+            <w:r>
+              <w:rPr>
+                <w:rFonts w:ascii="Arial" w:cs="Arial" w:eastAsia="Arial" w:hAnsi="Arial"/>
+                <w:b/>
+                <w:bCs/>
+                <w:color w:val="1A1A1A"/>
+                <w:sz w:val="20"/>
+                <w:szCs w:val="20"/>
+              </w:rPr>
+              <w:t xml:space="preserve">Kinesis stream</w:t>
+            </w:r>
+          </w:p>
+        </w:tc>
+        <w:tc>
+          <w:tcPr>
+            <w:tcW w:type="dxa" w:w="6260"/>
+            <w:tcBorders>
+              <w:top w:val="single" w:color="D0D7DE" w:sz="1"/>
+              <w:left w:val="single" w:color="D0D7DE" w:sz="1"/>
+              <w:bottom w:val="single" w:color="D0D7DE" w:sz="1"/>
+              <w:right w:val="single" w:color="D0D7DE" w:sz="1"/>
+            </w:tcBorders>
+            <w:tcMar>
+              <w:top w:type="dxa" w:w="70"/>
+              <w:left w:type="dxa" w:w="120"/>
+              <w:bottom w:type="dxa" w:w="70"/>
+              <w:right w:type="dxa" w:w="120"/>
+            </w:tcMar>
+          </w:tcPr>
+          <w:p>
+            <w:pPr>
+              <w:spacing w:after="0"/>
+            </w:pPr>
+            <w:r>
+              <w:rPr>
+                <w:rFonts w:ascii="Arial" w:cs="Arial" w:eastAsia="Arial" w:hAnsi="Arial"/>
+                <w:b w:val="false"/>
+                <w:bCs w:val="false"/>
+                <w:color w:val="1A1A1A"/>
+                <w:sz w:val="20"/>
+                <w:szCs w:val="20"/>
+              </w:rPr>
+              <w:t xml:space="preserve">Nothing at launch - the preview covers CDC and SaaS sources only</w:t>
+            </w:r>
+          </w:p>
+        </w:tc>
+      </w:tr>
+      <w:tr>
+        <w:tc>
+          <w:tcPr>
+            <w:tcW w:type="dxa" w:w="3100"/>
+            <w:tcBorders>
+              <w:top w:val="single" w:color="D0D7DE" w:sz="1"/>
+              <w:left w:val="single" w:color="D0D7DE" w:sz="1"/>
+              <w:bottom w:val="single" w:color="D0D7DE" w:sz="1"/>
+              <w:right w:val="single" w:color="D0D7DE" w:sz="1"/>
+            </w:tcBorders>
+            <w:tcMar>
+              <w:top w:type="dxa" w:w="70"/>
+              <w:left w:type="dxa" w:w="120"/>
+              <w:bottom w:type="dxa" w:w="70"/>
+              <w:right w:type="dxa" w:w="120"/>
+            </w:tcMar>
+          </w:tcPr>
+          <w:p>
+            <w:pPr>
+              <w:spacing w:after="0"/>
+            </w:pPr>
+            <w:r>
+              <w:rPr>
+                <w:rFonts w:ascii="Arial" w:cs="Arial" w:eastAsia="Arial" w:hAnsi="Arial"/>
+                <w:b/>
+                <w:bCs/>
+                <w:color w:val="1A1A1A"/>
+                <w:sz w:val="20"/>
+                <w:szCs w:val="20"/>
+              </w:rPr>
+              <w:t xml:space="preserve">IAM management role + ExternalId</w:t>
+            </w:r>
+          </w:p>
+        </w:tc>
+        <w:tc>
+          <w:tcPr>
+            <w:tcW w:type="dxa" w:w="6260"/>
+            <w:tcBorders>
+              <w:top w:val="single" w:color="D0D7DE" w:sz="1"/>
+              <w:left w:val="single" w:color="D0D7DE" w:sz="1"/>
+              <w:bottom w:val="single" w:color="D0D7DE" w:sz="1"/>
+              <w:right w:val="single" w:color="D0D7DE" w:sz="1"/>
+            </w:tcBorders>
+            <w:tcMar>
+              <w:top w:type="dxa" w:w="70"/>
+              <w:left w:type="dxa" w:w="120"/>
+              <w:bottom w:type="dxa" w:w="70"/>
+              <w:right w:type="dxa" w:w="120"/>
+            </w:tcMar>
+          </w:tcPr>
+          <w:p>
+            <w:pPr>
+              <w:spacing w:after="0"/>
+            </w:pPr>
+            <w:r>
+              <w:rPr>
+                <w:rFonts w:ascii="Arial" w:cs="Arial" w:eastAsia="Arial" w:hAnsi="Arial"/>
+                <w:b w:val="false"/>
+                <w:bCs w:val="false"/>
+                <w:color w:val="1A1A1A"/>
+                <w:sz w:val="20"/>
+                <w:szCs w:val="20"/>
+              </w:rPr>
+              <w:t xml:space="preserve">Management service account + Workload Identity Federation</w:t>
+            </w:r>
+          </w:p>
+        </w:tc>
+      </w:tr>
+      <w:tr>
+        <w:tc>
+          <w:tcPr>
+            <w:tcW w:type="dxa" w:w="3100"/>
+            <w:tcBorders>
+              <w:top w:val="single" w:color="D0D7DE" w:sz="1"/>
+              <w:left w:val="single" w:color="D0D7DE" w:sz="1"/>
+              <w:bottom w:val="single" w:color="D0D7DE" w:sz="1"/>
+              <w:right w:val="single" w:color="D0D7DE" w:sz="1"/>
+            </w:tcBorders>
+            <w:tcMar>
+              <w:top w:type="dxa" w:w="70"/>
+              <w:left w:type="dxa" w:w="120"/>
+              <w:bottom w:type="dxa" w:w="70"/>
+              <w:right w:type="dxa" w:w="120"/>
+            </w:tcMar>
+          </w:tcPr>
+          <w:p>
+            <w:pPr>
+              <w:spacing w:after="0"/>
+            </w:pPr>
+            <w:r>
+              <w:rPr>
+                <w:rFonts w:ascii="Arial" w:cs="Arial" w:eastAsia="Arial" w:hAnsi="Arial"/>
+                <w:b/>
+                <w:bCs/>
+                <w:color w:val="1A1A1A"/>
+                <w:sz w:val="20"/>
+                <w:szCs w:val="20"/>
+              </w:rPr>
+              <w:t xml:space="preserve">EC2 instance profile</w:t>
+            </w:r>
+          </w:p>
+        </w:tc>
+        <w:tc>
+          <w:tcPr>
+            <w:tcW w:type="dxa" w:w="6260"/>
+            <w:tcBorders>
+              <w:top w:val="single" w:color="D0D7DE" w:sz="1"/>
+              <w:left w:val="single" w:color="D0D7DE" w:sz="1"/>
+              <w:bottom w:val="single" w:color="D0D7DE" w:sz="1"/>
+              <w:right w:val="single" w:color="D0D7DE" w:sz="1"/>
+            </w:tcBorders>
+            <w:tcMar>
+              <w:top w:type="dxa" w:w="70"/>
+              <w:left w:type="dxa" w:w="120"/>
+              <w:bottom w:type="dxa" w:w="70"/>
+              <w:right w:type="dxa" w:w="120"/>
+            </w:tcMar>
+          </w:tcPr>
+          <w:p>
+            <w:pPr>
+              <w:spacing w:after="0"/>
+            </w:pPr>
+            <w:r>
+              <w:rPr>
+                <w:rFonts w:ascii="Arial" w:cs="Arial" w:eastAsia="Arial" w:hAnsi="Arial"/>
+                <w:b w:val="false"/>
+                <w:bCs w:val="false"/>
+                <w:color w:val="1A1A1A"/>
+                <w:sz w:val="20"/>
+                <w:szCs w:val="20"/>
+              </w:rPr>
+              <w:t xml:space="preserve">Node service account attached to the VMs</w:t>
+            </w:r>
+          </w:p>
+        </w:tc>
+      </w:tr>
+      <w:tr>
+        <w:tc>
+          <w:tcPr>
+            <w:tcW w:type="dxa" w:w="3100"/>
+            <w:tcBorders>
+              <w:top w:val="single" w:color="D0D7DE" w:sz="1"/>
+              <w:left w:val="single" w:color="D0D7DE" w:sz="1"/>
+              <w:bottom w:val="single" w:color="D0D7DE" w:sz="1"/>
+              <w:right w:val="single" w:color="D0D7DE" w:sz="1"/>
+            </w:tcBorders>
+            <w:tcMar>
+              <w:top w:type="dxa" w:w="70"/>
+              <w:left w:type="dxa" w:w="120"/>
+              <w:bottom w:type="dxa" w:w="70"/>
+              <w:right w:type="dxa" w:w="120"/>
+            </w:tcMar>
+          </w:tcPr>
+          <w:p>
+            <w:pPr>
+              <w:spacing w:after="0"/>
+            </w:pPr>
+            <w:r>
+              <w:rPr>
+                <w:rFonts w:ascii="Arial" w:cs="Arial" w:eastAsia="Arial" w:hAnsi="Arial"/>
+                <w:b/>
+                <w:bCs/>
+                <w:color w:val="1A1A1A"/>
+                <w:sz w:val="20"/>
+                <w:szCs w:val="20"/>
+              </w:rPr>
+              <w:t xml:space="preserve">AWS Glue Data Catalog</w:t>
+            </w:r>
+          </w:p>
+        </w:tc>
+        <w:tc>
+          <w:tcPr>
+            <w:tcW w:type="dxa" w:w="6260"/>
+            <w:tcBorders>
+              <w:top w:val="single" w:color="D0D7DE" w:sz="1"/>
+              <w:left w:val="single" w:color="D0D7DE" w:sz="1"/>
+              <w:bottom w:val="single" w:color="D0D7DE" w:sz="1"/>
+              <w:right w:val="single" w:color="D0D7DE" w:sz="1"/>
+            </w:tcBorders>
+            <w:tcMar>
+              <w:top w:type="dxa" w:w="70"/>
+              <w:left w:type="dxa" w:w="120"/>
+              <w:bottom w:type="dxa" w:w="70"/>
+              <w:right w:type="dxa" w:w="120"/>
+            </w:tcMar>
+          </w:tcPr>
+          <w:p>
+            <w:pPr>
+              <w:spacing w:after="0"/>
+            </w:pPr>
+            <w:r>
+              <w:rPr>
+                <w:rFonts w:ascii="Arial" w:cs="Arial" w:eastAsia="Arial" w:hAnsi="Arial"/>
+                <w:b w:val="false"/>
+                <w:bCs w:val="false"/>
+                <w:color w:val="1A1A1A"/>
+                <w:sz w:val="20"/>
+                <w:szCs w:val="20"/>
+              </w:rPr>
+              <w:t xml:space="preserve">Google Lakehouse Runtime Catalog (BigLake)</w:t>
+            </w:r>
+          </w:p>
+        </w:tc>
+      </w:tr>
+      <w:tr>
+        <w:tc>
+          <w:tcPr>
+            <w:tcW w:type="dxa" w:w="3100"/>
+            <w:tcBorders>
+              <w:top w:val="single" w:color="D0D7DE" w:sz="1"/>
+              <w:left w:val="single" w:color="D0D7DE" w:sz="1"/>
+              <w:bottom w:val="single" w:color="D0D7DE" w:sz="1"/>
+              <w:right w:val="single" w:color="D0D7DE" w:sz="1"/>
+            </w:tcBorders>
+            <w:tcMar>
+              <w:top w:type="dxa" w:w="70"/>
+              <w:left w:type="dxa" w:w="120"/>
+              <w:bottom w:type="dxa" w:w="70"/>
+              <w:right w:type="dxa" w:w="120"/>
+            </w:tcMar>
+          </w:tcPr>
+          <w:p>
+            <w:pPr>
+              <w:spacing w:after="0"/>
+            </w:pPr>
+            <w:r>
+              <w:rPr>
+                <w:rFonts w:ascii="Arial" w:cs="Arial" w:eastAsia="Arial" w:hAnsi="Arial"/>
+                <w:b/>
+                <w:bCs/>
+                <w:color w:val="1A1A1A"/>
+                <w:sz w:val="20"/>
+                <w:szCs w:val="20"/>
+              </w:rPr>
+              <w:t xml:space="preserve">SSM Parameter Store</w:t>
+            </w:r>
+          </w:p>
+        </w:tc>
+        <w:tc>
+          <w:tcPr>
+            <w:tcW w:type="dxa" w:w="6260"/>
+            <w:tcBorders>
+              <w:top w:val="single" w:color="D0D7DE" w:sz="1"/>
+              <w:left w:val="single" w:color="D0D7DE" w:sz="1"/>
+              <w:bottom w:val="single" w:color="D0D7DE" w:sz="1"/>
+              <w:right w:val="single" w:color="D0D7DE" w:sz="1"/>
+            </w:tcBorders>
+            <w:tcMar>
+              <w:top w:type="dxa" w:w="70"/>
+              <w:left w:type="dxa" w:w="120"/>
+              <w:bottom w:type="dxa" w:w="70"/>
+              <w:right w:type="dxa" w:w="120"/>
+            </w:tcMar>
+          </w:tcPr>
+          <w:p>
+            <w:pPr>
+              <w:spacing w:after="0"/>
+            </w:pPr>
+            <w:r>
+              <w:rPr>
+                <w:rFonts w:ascii="Arial" w:cs="Arial" w:eastAsia="Arial" w:hAnsi="Arial"/>
+                <w:b w:val="false"/>
+                <w:bCs w:val="false"/>
+                <w:color w:val="1A1A1A"/>
+                <w:sz w:val="20"/>
+                <w:szCs w:val="20"/>
+              </w:rPr>
+              <w:t xml:space="preserve">Secret Manager</w:t>
+            </w:r>
+          </w:p>
+        </w:tc>
+      </w:tr>
+      <w:tr>
+        <w:tc>
+          <w:tcPr>
+            <w:tcW w:type="dxa" w:w="3100"/>
+            <w:tcBorders>
+              <w:top w:val="single" w:color="D0D7DE" w:sz="1"/>
+              <w:left w:val="single" w:color="D0D7DE" w:sz="1"/>
+              <w:bottom w:val="single" w:color="D0D7DE" w:sz="1"/>
+              <w:right w:val="single" w:color="D0D7DE" w:sz="1"/>
+            </w:tcBorders>
+            <w:tcMar>
+              <w:top w:type="dxa" w:w="70"/>
+              <w:left w:type="dxa" w:w="120"/>
+              <w:bottom w:type="dxa" w:w="70"/>
+              <w:right w:type="dxa" w:w="120"/>
+            </w:tcMar>
+          </w:tcPr>
+          <w:p>
+            <w:pPr>
+              <w:spacing w:after="0"/>
+            </w:pPr>
+            <w:r>
+              <w:rPr>
+                <w:rFonts w:ascii="Arial" w:cs="Arial" w:eastAsia="Arial" w:hAnsi="Arial"/>
+                <w:b/>
+                <w:bCs/>
+                <w:color w:val="1A1A1A"/>
+                <w:sz w:val="20"/>
+                <w:szCs w:val="20"/>
+              </w:rPr>
+              <w:t xml:space="preserve">No equivalent</w:t>
+            </w:r>
+          </w:p>
+        </w:tc>
+        <w:tc>
+          <w:tcPr>
+            <w:tcW w:type="dxa" w:w="6260"/>
+            <w:tcBorders>
+              <w:top w:val="single" w:color="D0D7DE" w:sz="1"/>
+              <w:left w:val="single" w:color="D0D7DE" w:sz="1"/>
+              <w:bottom w:val="single" w:color="D0D7DE" w:sz="1"/>
+              <w:right w:val="single" w:color="D0D7DE" w:sz="1"/>
+            </w:tcBorders>
+            <w:tcMar>
+              <w:top w:type="dxa" w:w="70"/>
+              <w:left w:type="dxa" w:w="120"/>
+              <w:bottom w:type="dxa" w:w="70"/>
+              <w:right w:type="dxa" w:w="120"/>
+            </w:tcMar>
+          </w:tcPr>
+          <w:p>
+            <w:pPr>
+              <w:spacing w:after="0"/>
+            </w:pPr>
+            <w:r>
+              <w:rPr>
+                <w:rFonts w:ascii="Arial" w:cs="Arial" w:eastAsia="Arial" w:hAnsi="Arial"/>
+                <w:b w:val="false"/>
+                <w:bCs w:val="false"/>
+                <w:color w:val="1A1A1A"/>
+                <w:sz w:val="20"/>
+                <w:szCs w:val="20"/>
+              </w:rPr>
+              <w:t xml:space="preserve">BigQuery dataset for zero-copy mirroring</w:t>
+            </w:r>
+          </w:p>
+        </w:tc>
+      </w:tr>
+    </w:tbl>
+    <w:p>
+      <w:pPr>
+        <w:spacing w:after="100" w:before="220"/>
+      </w:pPr>
+      <w:r>
+        <w:rPr>
+          <w:rFonts w:ascii="Arial" w:cs="Arial" w:eastAsia="Arial" w:hAnsi="Arial"/>
+          <w:b/>
+          <w:bCs/>
+          <w:color w:val="194268"/>
+          <w:sz w:val="26"/>
+          <w:szCs w:val="26"/>
+        </w:rPr>
+        <w:t xml:space="preserve">Two credential stores</w:t>
+      </w:r>
+    </w:p>
+    <w:p>
+      <w:pPr>
+        <w:spacing w:after="120"/>
+      </w:pPr>
+      <w:r>
+        <w:rPr>
+          <w:rFonts w:ascii="Arial" w:cs="Arial" w:eastAsia="Arial" w:hAnsi="Arial"/>
+          <w:b w:val="false"/>
+          <w:bCs w:val="false"/>
+          <w:i w:val="false"/>
+          <w:iCs w:val="false"/>
+          <w:color w:val="1A1A1A"/>
+          <w:sz w:val="22"/>
+          <w:szCs w:val="22"/>
+        </w:rPr>
+        <w:t xml:space="preserve">gcloud auth login and Application Default Credentials are separate stores. The Terraform Google provider reads ADC, so both wizards check for it and offer to run the login. Skipping that step produces an authentication failure at terraform plan, not at wizard time.</w:t>
+      </w:r>
+    </w:p>
+    <w:p>
+      <w:pPr>
+        <w:shd w:fill="F2F4F7" w:val="clear"/>
+        <w:spacing w:after="120" w:before="80"/>
+        <w:ind w:left="240" w:right="240"/>
+      </w:pPr>
+      <w:r>
+        <w:rPr>
+          <w:rFonts w:ascii="Consolas" w:cs="Consolas" w:eastAsia="Consolas" w:hAnsi="Consolas"/>
+          <w:color w:val="1A1A1A"/>
+          <w:sz w:val="19"/>
+          <w:szCs w:val="19"/>
+        </w:rPr>
+        <w:t xml:space="preserve">gcloud auth application-default login</w:t>
+      </w:r>
+    </w:p>
+    <w:p>
+      <w:pPr>
+        <w:spacing w:after="100" w:before="220"/>
+      </w:pPr>
+      <w:r>
+        <w:rPr>
+          <w:rFonts w:ascii="Arial" w:cs="Arial" w:eastAsia="Arial" w:hAnsi="Arial"/>
+          <w:b/>
+          <w:bCs/>
+          <w:color w:val="194268"/>
+          <w:sz w:val="26"/>
+          <w:szCs w:val="26"/>
+        </w:rPr>
+        <w:t xml:space="preserve">Known gap: how QTC authenticates into your project</w:t>
+      </w:r>
+    </w:p>
+    <w:p>
+      <w:pPr>
+        <w:spacing w:after="120"/>
+      </w:pPr>
+      <w:r>
+        <w:rPr>
+          <w:rFonts w:ascii="Arial" w:cs="Arial" w:eastAsia="Arial" w:hAnsi="Arial"/>
+          <w:b w:val="false"/>
+          <w:bCs w:val="false"/>
+          <w:i w:val="false"/>
+          <w:iCs w:val="false"/>
+          <w:color w:val="1A1A1A"/>
+          <w:sz w:val="22"/>
+          <w:szCs w:val="22"/>
+        </w:rPr>
+        <w:t xml:space="preserve">Qlik has not published the authentication model for the Private Preview. The Google Cloud module assumes Workload Identity Federation - the GCP counterpart of the assume-role with ExternalId pattern OLH uses on AWS - with your tenant ID as the allowed audience. This is a reasoned assumption, not a documented requirement, and it is isolated so it is cheap to change.</w:t>
+      </w:r>
+    </w:p>
+    <w:p>
+      <w:pPr>
+        <w:pStyle w:val="ListParagraph"/>
+        <w:numPr>
+          <w:ilvl w:val="0"/>
+          <w:numId w:val="2"/>
+        </w:numPr>
+        <w:spacing w:after="40"/>
+      </w:pPr>
+      <w:r>
+        <w:rPr>
+          <w:rFonts w:ascii="Arial" w:cs="Arial" w:eastAsia="Arial" w:hAnsi="Arial"/>
+          <w:b/>
+          <w:bCs/>
+          <w:i w:val="false"/>
+          <w:iCs w:val="false"/>
+          <w:color w:val="1A1A1A"/>
+          <w:sz w:val="22"/>
+          <w:szCs w:val="22"/>
+        </w:rPr>
+        <w:t xml:space="preserve">To skip federation: </w:t>
+      </w:r>
+      <w:r>
+        <w:rPr>
+          <w:rFonts w:ascii="Arial" w:cs="Arial" w:eastAsia="Arial" w:hAnsi="Arial"/>
+          <w:b w:val="false"/>
+          <w:bCs w:val="false"/>
+          <w:i w:val="false"/>
+          <w:iCs w:val="false"/>
+          <w:color w:val="1A1A1A"/>
+          <w:sz w:val="22"/>
+          <w:szCs w:val="22"/>
+        </w:rPr>
+        <w:t xml:space="preserve">set qtc_auth_method = "preauthorized_sa" in terraform.tfvars.</w:t>
+      </w:r>
+    </w:p>
+    <w:p>
+      <w:pPr>
+        <w:pStyle w:val="ListParagraph"/>
+        <w:numPr>
+          <w:ilvl w:val="0"/>
+          <w:numId w:val="2"/>
+        </w:numPr>
+        <w:spacing w:after="40"/>
+      </w:pPr>
+      <w:r>
+        <w:rPr>
+          <w:rFonts w:ascii="Arial" w:cs="Arial" w:eastAsia="Arial" w:hAnsi="Arial"/>
+          <w:b/>
+          <w:bCs/>
+          <w:i w:val="false"/>
+          <w:iCs w:val="false"/>
+          <w:color w:val="1A1A1A"/>
+          <w:sz w:val="22"/>
+          <w:szCs w:val="22"/>
+        </w:rPr>
+        <w:t xml:space="preserve">To change the model: </w:t>
+      </w:r>
+      <w:r>
+        <w:rPr>
+          <w:rFonts w:ascii="Arial" w:cs="Arial" w:eastAsia="Arial" w:hAnsi="Arial"/>
+          <w:b w:val="false"/>
+          <w:bCs w:val="false"/>
+          <w:i w:val="false"/>
+          <w:iCs w:val="false"/>
+          <w:color w:val="1A1A1A"/>
+          <w:sz w:val="22"/>
+          <w:szCs w:val="22"/>
+        </w:rPr>
+        <w:t xml:space="preserve">edit only the Qlik Talend Cloud tenant binding section of terraform/gcp/main.tf.</w:t>
+      </w:r>
+    </w:p>
+    <w:p>
+      <w:pPr>
+        <w:pStyle w:val="ListParagraph"/>
+        <w:numPr>
+          <w:ilvl w:val="0"/>
+          <w:numId w:val="2"/>
+        </w:numPr>
+        <w:spacing w:after="40"/>
+      </w:pPr>
+      <w:r>
+        <w:rPr>
+          <w:rFonts w:ascii="Arial" w:cs="Arial" w:eastAsia="Arial" w:hAnsi="Arial"/>
+          <w:b/>
+          <w:bCs/>
+          <w:i w:val="false"/>
+          <w:iCs w:val="false"/>
+          <w:color w:val="1A1A1A"/>
+          <w:sz w:val="22"/>
+          <w:szCs w:val="22"/>
+        </w:rPr>
+        <w:t xml:space="preserve">Before a customer deployment: </w:t>
+      </w:r>
+      <w:r>
+        <w:rPr>
+          <w:rFonts w:ascii="Arial" w:cs="Arial" w:eastAsia="Arial" w:hAnsi="Arial"/>
+          <w:b w:val="false"/>
+          <w:bCs w:val="false"/>
+          <w:i w:val="false"/>
+          <w:iCs w:val="false"/>
+          <w:color w:val="1A1A1A"/>
+          <w:sz w:val="22"/>
+          <w:szCs w:val="22"/>
+        </w:rPr>
+        <w:t xml:space="preserve">confirm with Product Management (PM: Antoine Richard).</w:t>
+      </w:r>
+    </w:p>
+    <w:p>
+      <w:pPr>
+        <w:spacing w:after="100" w:before="220"/>
+      </w:pPr>
+      <w:r>
+        <w:rPr>
+          <w:rFonts w:ascii="Arial" w:cs="Arial" w:eastAsia="Arial" w:hAnsi="Arial"/>
+          <w:b/>
+          <w:bCs/>
+          <w:color w:val="194268"/>
+          <w:sz w:val="26"/>
+          <w:szCs w:val="26"/>
+        </w:rPr>
+        <w:t xml:space="preserve">Preview scope</w:t>
+      </w:r>
+    </w:p>
+    <w:p>
+      <w:pPr>
+        <w:pStyle w:val="ListParagraph"/>
+        <w:numPr>
+          <w:ilvl w:val="0"/>
+          <w:numId w:val="2"/>
+        </w:numPr>
+        <w:spacing w:after="40"/>
+      </w:pPr>
+      <w:r>
+        <w:rPr>
+          <w:rFonts w:ascii="Arial" w:cs="Arial" w:eastAsia="Arial" w:hAnsi="Arial"/>
+          <w:b/>
+          <w:bCs/>
+          <w:i w:val="false"/>
+          <w:iCs w:val="false"/>
+          <w:color w:val="1A1A1A"/>
+          <w:sz w:val="22"/>
+          <w:szCs w:val="22"/>
+        </w:rPr>
+        <w:t xml:space="preserve">At launch: </w:t>
+      </w:r>
+      <w:r>
+        <w:rPr>
+          <w:rFonts w:ascii="Arial" w:cs="Arial" w:eastAsia="Arial" w:hAnsi="Arial"/>
+          <w:b w:val="false"/>
+          <w:bCs w:val="false"/>
+          <w:i w:val="false"/>
+          <w:iCs w:val="false"/>
+          <w:color w:val="1A1A1A"/>
+          <w:sz w:val="22"/>
+          <w:szCs w:val="22"/>
+        </w:rPr>
+        <w:t xml:space="preserve">CDC and SaaS source ingestion into Iceberg, the Adaptive Optimizer, and mirroring to BigQuery.</w:t>
+      </w:r>
+    </w:p>
+    <w:p>
+      <w:pPr>
+        <w:pStyle w:val="ListParagraph"/>
+        <w:numPr>
+          <w:ilvl w:val="0"/>
+          <w:numId w:val="2"/>
+        </w:numPr>
+        <w:spacing w:after="40"/>
+      </w:pPr>
+      <w:r>
+        <w:rPr>
+          <w:rFonts w:ascii="Arial" w:cs="Arial" w:eastAsia="Arial" w:hAnsi="Arial"/>
+          <w:b/>
+          <w:bCs/>
+          <w:i w:val="false"/>
+          <w:iCs w:val="false"/>
+          <w:color w:val="1A1A1A"/>
+          <w:sz w:val="22"/>
+          <w:szCs w:val="22"/>
+        </w:rPr>
+        <w:t xml:space="preserve">Later in the preview: </w:t>
+      </w:r>
+      <w:r>
+        <w:rPr>
+          <w:rFonts w:ascii="Arial" w:cs="Arial" w:eastAsia="Arial" w:hAnsi="Arial"/>
+          <w:b w:val="false"/>
+          <w:bCs w:val="false"/>
+          <w:i w:val="false"/>
+          <w:iCs w:val="false"/>
+          <w:color w:val="1A1A1A"/>
+          <w:sz w:val="22"/>
+          <w:szCs w:val="22"/>
+        </w:rPr>
+        <w:t xml:space="preserve">streaming sources (Kafka and GCS) and Qlik Replicate as a source.</w:t>
+      </w:r>
+    </w:p>
+    <w:p>
+      <w:pPr>
+        <w:pStyle w:val="ListParagraph"/>
+        <w:numPr>
+          <w:ilvl w:val="0"/>
+          <w:numId w:val="2"/>
+        </w:numPr>
+        <w:spacing w:after="40"/>
+      </w:pPr>
+      <w:r>
+        <w:rPr>
+          <w:rFonts w:ascii="Arial" w:cs="Arial" w:eastAsia="Arial" w:hAnsi="Arial"/>
+          <w:b/>
+          <w:bCs/>
+          <w:i w:val="false"/>
+          <w:iCs w:val="false"/>
+          <w:color w:val="1A1A1A"/>
+          <w:sz w:val="22"/>
+          <w:szCs w:val="22"/>
+        </w:rPr>
+        <w:t xml:space="preserve">Not provisioned: </w:t>
+      </w:r>
+      <w:r>
+        <w:rPr>
+          <w:rFonts w:ascii="Arial" w:cs="Arial" w:eastAsia="Arial" w:hAnsi="Arial"/>
+          <w:b w:val="false"/>
+          <w:bCs w:val="false"/>
+          <w:i w:val="false"/>
+          <w:iCs w:val="false"/>
+          <w:color w:val="1A1A1A"/>
+          <w:sz w:val="22"/>
+          <w:szCs w:val="22"/>
+        </w:rPr>
+        <w:t xml:space="preserve">any stream resource - the AWS Kinesis step has no counterpart in this release.</w:t>
+      </w:r>
+    </w:p>
+    <w:p>
+      <w:pPr>
+        <w:spacing w:after="100" w:before="220"/>
+      </w:pPr>
+      <w:r>
+        <w:rPr>
+          <w:rFonts w:ascii="Arial" w:cs="Arial" w:eastAsia="Arial" w:hAnsi="Arial"/>
+          <w:b/>
+          <w:bCs/>
+          <w:color w:val="194268"/>
+          <w:sz w:val="26"/>
+          <w:szCs w:val="26"/>
+        </w:rPr>
+        <w:t xml:space="preserve">Google Cloud commands</w:t>
+      </w:r>
+    </w:p>
+    <w:p>
+      <w:pPr>
+        <w:shd w:fill="F2F4F7" w:val="clear"/>
+        <w:spacing w:after="0" w:before="80"/>
+        <w:ind w:left="240" w:right="240"/>
+      </w:pPr>
+      <w:r>
+        <w:rPr>
+          <w:rFonts w:ascii="Consolas" w:cs="Consolas" w:eastAsia="Consolas" w:hAnsi="Consolas"/>
+          <w:color w:val="1A1A1A"/>
+          <w:sz w:val="19"/>
+          <w:szCs w:val="19"/>
+        </w:rPr>
+        <w:t xml:space="preserve">terraform -chdir=terraform/gcp init -reconfigure \</w:t>
+      </w:r>
+    </w:p>
+    <w:p>
+      <w:pPr>
+        <w:shd w:fill="F2F4F7" w:val="clear"/>
+        <w:spacing w:after="0" w:before="0"/>
+        <w:ind w:left="240" w:right="240"/>
+      </w:pPr>
+      <w:r>
+        <w:rPr>
+          <w:rFonts w:ascii="Consolas" w:cs="Consolas" w:eastAsia="Consolas" w:hAnsi="Consolas"/>
+          <w:color w:val="1A1A1A"/>
+          <w:sz w:val="19"/>
+          <w:szCs w:val="19"/>
+        </w:rPr>
+        <w:t xml:space="preserve">  -backend-config="bucket=&lt;TFSTATE_BUCKET&gt;" \</w:t>
+      </w:r>
+    </w:p>
+    <w:p>
+      <w:pPr>
+        <w:shd w:fill="F2F4F7" w:val="clear"/>
+        <w:spacing w:after="0" w:before="0"/>
+        <w:ind w:left="240" w:right="240"/>
+      </w:pPr>
+      <w:r>
+        <w:rPr>
+          <w:rFonts w:ascii="Consolas" w:cs="Consolas" w:eastAsia="Consolas" w:hAnsi="Consolas"/>
+          <w:color w:val="1A1A1A"/>
+          <w:sz w:val="19"/>
+          <w:szCs w:val="19"/>
+        </w:rPr>
+        <w:t xml:space="preserve">  -backend-config="prefix=qlik-lakehouse"</w:t>
+      </w:r>
+    </w:p>
+    <w:p>
+      <w:pPr>
+        <w:shd w:fill="F2F4F7" w:val="clear"/>
+        <w:spacing w:after="0" w:before="0"/>
+        <w:ind w:left="240" w:right="240"/>
+      </w:pPr>
+      <w:r>
+        <w:rPr>
+          <w:rFonts w:ascii="Consolas" w:cs="Consolas" w:eastAsia="Consolas" w:hAnsi="Consolas"/>
+          <w:color w:val="1A1A1A"/>
+          <w:sz w:val="19"/>
+          <w:szCs w:val="19"/>
+        </w:rPr>
+        <w:t xml:space="preserve"/>
+      </w:r>
+    </w:p>
+    <w:p>
+      <w:pPr>
+        <w:shd w:fill="F2F4F7" w:val="clear"/>
+        <w:spacing w:after="0" w:before="0"/>
+        <w:ind w:left="240" w:right="240"/>
+      </w:pPr>
+      <w:r>
+        <w:rPr>
+          <w:rFonts w:ascii="Consolas" w:cs="Consolas" w:eastAsia="Consolas" w:hAnsi="Consolas"/>
+          <w:color w:val="1A1A1A"/>
+          <w:sz w:val="19"/>
+          <w:szCs w:val="19"/>
+        </w:rPr>
+        <w:t xml:space="preserve">terraform -chdir=terraform/gcp plan -var-file=terraform.tfvars -out=tfplan</w:t>
+      </w:r>
+    </w:p>
+    <w:p>
+      <w:pPr>
+        <w:shd w:fill="F2F4F7" w:val="clear"/>
+        <w:spacing w:after="0" w:before="0"/>
+        <w:ind w:left="240" w:right="240"/>
+      </w:pPr>
+      <w:r>
+        <w:rPr>
+          <w:rFonts w:ascii="Consolas" w:cs="Consolas" w:eastAsia="Consolas" w:hAnsi="Consolas"/>
+          <w:color w:val="1A1A1A"/>
+          <w:sz w:val="19"/>
+          <w:szCs w:val="19"/>
+        </w:rPr>
+        <w:t xml:space="preserve">terraform -chdir=terraform/gcp apply tfplan</w:t>
+      </w:r>
+    </w:p>
+    <w:p>
+      <w:pPr>
+        <w:shd w:fill="F2F4F7" w:val="clear"/>
+        <w:spacing w:after="120" w:before="0"/>
+        <w:ind w:left="240" w:right="240"/>
+      </w:pPr>
+      <w:r>
+        <w:rPr>
+          <w:rFonts w:ascii="Consolas" w:cs="Consolas" w:eastAsia="Consolas" w:hAnsi="Consolas"/>
+          <w:color w:val="1A1A1A"/>
+          <w:sz w:val="19"/>
+          <w:szCs w:val="19"/>
+        </w:rPr>
+        <w:t xml:space="preserve">terraform -chdir=terraform/gcp output qtc_summary</w:t>
+      </w:r>
+    </w:p>
+    <w:p>
+      <w:pPr>
+        <w:pageBreakBefore/>
+        <w:spacing w:after="160" w:before="240"/>
+      </w:pPr>
+      <w:r>
+        <w:rPr>
+          <w:rFonts w:ascii="Arial" w:cs="Arial" w:eastAsia="Arial" w:hAnsi="Arial"/>
+          <w:b/>
+          <w:bCs/>
+          <w:color w:val="194268"/>
+          <w:sz w:val="32"/>
+          <w:szCs w:val="32"/>
+        </w:rPr>
+        <w:t xml:space="preserve">8. Troubleshooting</w:t>
       </w:r>
     </w:p>
     <w:tbl>
@@ -3975,6 +5694,414 @@
                 <w:szCs w:val="20"/>
               </w:rPr>
               <w:t xml:space="preserve">Some IAM resource types don't accept tags. default_tags only apply to TF-managed objects</w:t>
+            </w:r>
+          </w:p>
+        </w:tc>
+      </w:tr>
+      <w:tr>
+        <w:tc>
+          <w:tcPr>
+            <w:tcW w:type="dxa" w:w="3100"/>
+            <w:tcBorders>
+              <w:top w:val="single" w:color="D0D7DE" w:sz="1"/>
+              <w:left w:val="single" w:color="D0D7DE" w:sz="1"/>
+              <w:bottom w:val="single" w:color="D0D7DE" w:sz="1"/>
+              <w:right w:val="single" w:color="D0D7DE" w:sz="1"/>
+            </w:tcBorders>
+            <w:tcMar>
+              <w:top w:type="dxa" w:w="70"/>
+              <w:left w:type="dxa" w:w="120"/>
+              <w:bottom w:type="dxa" w:w="70"/>
+              <w:right w:type="dxa" w:w="120"/>
+            </w:tcMar>
+          </w:tcPr>
+          <w:p>
+            <w:pPr>
+              <w:spacing w:after="0"/>
+            </w:pPr>
+            <w:r>
+              <w:rPr>
+                <w:rFonts w:ascii="Arial" w:cs="Arial" w:eastAsia="Arial" w:hAnsi="Arial"/>
+                <w:b/>
+                <w:bCs/>
+                <w:color w:val="1A1A1A"/>
+                <w:sz w:val="20"/>
+                <w:szCs w:val="20"/>
+              </w:rPr>
+              <w:t xml:space="preserve">gcloud not found after install</w:t>
+            </w:r>
+          </w:p>
+        </w:tc>
+        <w:tc>
+          <w:tcPr>
+            <w:tcW w:type="dxa" w:w="6260"/>
+            <w:tcBorders>
+              <w:top w:val="single" w:color="D0D7DE" w:sz="1"/>
+              <w:left w:val="single" w:color="D0D7DE" w:sz="1"/>
+              <w:bottom w:val="single" w:color="D0D7DE" w:sz="1"/>
+              <w:right w:val="single" w:color="D0D7DE" w:sz="1"/>
+            </w:tcBorders>
+            <w:tcMar>
+              <w:top w:type="dxa" w:w="70"/>
+              <w:left w:type="dxa" w:w="120"/>
+              <w:bottom w:type="dxa" w:w="70"/>
+              <w:right w:type="dxa" w:w="120"/>
+            </w:tcMar>
+          </w:tcPr>
+          <w:p>
+            <w:pPr>
+              <w:spacing w:after="0"/>
+            </w:pPr>
+            <w:r>
+              <w:rPr>
+                <w:rFonts w:ascii="Arial" w:cs="Arial" w:eastAsia="Arial" w:hAnsi="Arial"/>
+                <w:b w:val="false"/>
+                <w:bCs w:val="false"/>
+                <w:color w:val="1A1A1A"/>
+                <w:sz w:val="20"/>
+                <w:szCs w:val="20"/>
+              </w:rPr>
+              <w:t xml:space="preserve">The installer edits PATH for new processes. Re-open your shell, or let the GUI refresh PATH and re-run the tool check.</w:t>
+            </w:r>
+          </w:p>
+        </w:tc>
+      </w:tr>
+      <w:tr>
+        <w:tc>
+          <w:tcPr>
+            <w:tcW w:type="dxa" w:w="3100"/>
+            <w:tcBorders>
+              <w:top w:val="single" w:color="D0D7DE" w:sz="1"/>
+              <w:left w:val="single" w:color="D0D7DE" w:sz="1"/>
+              <w:bottom w:val="single" w:color="D0D7DE" w:sz="1"/>
+              <w:right w:val="single" w:color="D0D7DE" w:sz="1"/>
+            </w:tcBorders>
+            <w:tcMar>
+              <w:top w:type="dxa" w:w="70"/>
+              <w:left w:type="dxa" w:w="120"/>
+              <w:bottom w:type="dxa" w:w="70"/>
+              <w:right w:type="dxa" w:w="120"/>
+            </w:tcMar>
+          </w:tcPr>
+          <w:p>
+            <w:pPr>
+              <w:spacing w:after="0"/>
+            </w:pPr>
+            <w:r>
+              <w:rPr>
+                <w:rFonts w:ascii="Arial" w:cs="Arial" w:eastAsia="Arial" w:hAnsi="Arial"/>
+                <w:b/>
+                <w:bCs/>
+                <w:color w:val="1A1A1A"/>
+                <w:sz w:val="20"/>
+                <w:szCs w:val="20"/>
+              </w:rPr>
+              <w:t xml:space="preserve">plan: "Private Google Access is off"</w:t>
+            </w:r>
+          </w:p>
+        </w:tc>
+        <w:tc>
+          <w:tcPr>
+            <w:tcW w:type="dxa" w:w="6260"/>
+            <w:tcBorders>
+              <w:top w:val="single" w:color="D0D7DE" w:sz="1"/>
+              <w:left w:val="single" w:color="D0D7DE" w:sz="1"/>
+              <w:bottom w:val="single" w:color="D0D7DE" w:sz="1"/>
+              <w:right w:val="single" w:color="D0D7DE" w:sz="1"/>
+            </w:tcBorders>
+            <w:tcMar>
+              <w:top w:type="dxa" w:w="70"/>
+              <w:left w:type="dxa" w:w="120"/>
+              <w:bottom w:type="dxa" w:w="70"/>
+              <w:right w:type="dxa" w:w="120"/>
+            </w:tcMar>
+          </w:tcPr>
+          <w:p>
+            <w:pPr>
+              <w:spacing w:after="0"/>
+            </w:pPr>
+            <w:r>
+              <w:rPr>
+                <w:rFonts w:ascii="Arial" w:cs="Arial" w:eastAsia="Arial" w:hAnsi="Arial"/>
+                <w:b w:val="false"/>
+                <w:bCs w:val="false"/>
+                <w:color w:val="1A1A1A"/>
+                <w:sz w:val="20"/>
+                <w:szCs w:val="20"/>
+              </w:rPr>
+              <w:t xml:space="preserve">An OLH prerequisite, and the counterpart of the S3 gateway endpoint. Both wizards offer to enable it; or run gcloud compute networks subnets update &lt;name&gt; --region &lt;r&gt; --enable-private-ip-google-access</w:t>
+            </w:r>
+          </w:p>
+        </w:tc>
+      </w:tr>
+      <w:tr>
+        <w:tc>
+          <w:tcPr>
+            <w:tcW w:type="dxa" w:w="3100"/>
+            <w:tcBorders>
+              <w:top w:val="single" w:color="D0D7DE" w:sz="1"/>
+              <w:left w:val="single" w:color="D0D7DE" w:sz="1"/>
+              <w:bottom w:val="single" w:color="D0D7DE" w:sz="1"/>
+              <w:right w:val="single" w:color="D0D7DE" w:sz="1"/>
+            </w:tcBorders>
+            <w:tcMar>
+              <w:top w:type="dxa" w:w="70"/>
+              <w:left w:type="dxa" w:w="120"/>
+              <w:bottom w:type="dxa" w:w="70"/>
+              <w:right w:type="dxa" w:w="120"/>
+            </w:tcMar>
+          </w:tcPr>
+          <w:p>
+            <w:pPr>
+              <w:spacing w:after="0"/>
+            </w:pPr>
+            <w:r>
+              <w:rPr>
+                <w:rFonts w:ascii="Arial" w:cs="Arial" w:eastAsia="Arial" w:hAnsi="Arial"/>
+                <w:b/>
+                <w:bCs/>
+                <w:color w:val="1A1A1A"/>
+                <w:sz w:val="20"/>
+                <w:szCs w:val="20"/>
+              </w:rPr>
+              <w:t xml:space="preserve">plan: could not find default credentials</w:t>
+            </w:r>
+          </w:p>
+        </w:tc>
+        <w:tc>
+          <w:tcPr>
+            <w:tcW w:type="dxa" w:w="6260"/>
+            <w:tcBorders>
+              <w:top w:val="single" w:color="D0D7DE" w:sz="1"/>
+              <w:left w:val="single" w:color="D0D7DE" w:sz="1"/>
+              <w:bottom w:val="single" w:color="D0D7DE" w:sz="1"/>
+              <w:right w:val="single" w:color="D0D7DE" w:sz="1"/>
+            </w:tcBorders>
+            <w:tcMar>
+              <w:top w:type="dxa" w:w="70"/>
+              <w:left w:type="dxa" w:w="120"/>
+              <w:bottom w:type="dxa" w:w="70"/>
+              <w:right w:type="dxa" w:w="120"/>
+            </w:tcMar>
+          </w:tcPr>
+          <w:p>
+            <w:pPr>
+              <w:spacing w:after="0"/>
+            </w:pPr>
+            <w:r>
+              <w:rPr>
+                <w:rFonts w:ascii="Arial" w:cs="Arial" w:eastAsia="Arial" w:hAnsi="Arial"/>
+                <w:b w:val="false"/>
+                <w:bCs w:val="false"/>
+                <w:color w:val="1A1A1A"/>
+                <w:sz w:val="20"/>
+                <w:szCs w:val="20"/>
+              </w:rPr>
+              <w:t xml:space="preserve">Application Default Credentials are separate from the gcloud login. Run gcloud auth application-default login.</w:t>
+            </w:r>
+          </w:p>
+        </w:tc>
+      </w:tr>
+      <w:tr>
+        <w:tc>
+          <w:tcPr>
+            <w:tcW w:type="dxa" w:w="3100"/>
+            <w:tcBorders>
+              <w:top w:val="single" w:color="D0D7DE" w:sz="1"/>
+              <w:left w:val="single" w:color="D0D7DE" w:sz="1"/>
+              <w:bottom w:val="single" w:color="D0D7DE" w:sz="1"/>
+              <w:right w:val="single" w:color="D0D7DE" w:sz="1"/>
+            </w:tcBorders>
+            <w:tcMar>
+              <w:top w:type="dxa" w:w="70"/>
+              <w:left w:type="dxa" w:w="120"/>
+              <w:bottom w:type="dxa" w:w="70"/>
+              <w:right w:type="dxa" w:w="120"/>
+            </w:tcMar>
+          </w:tcPr>
+          <w:p>
+            <w:pPr>
+              <w:spacing w:after="0"/>
+            </w:pPr>
+            <w:r>
+              <w:rPr>
+                <w:rFonts w:ascii="Arial" w:cs="Arial" w:eastAsia="Arial" w:hAnsi="Arial"/>
+                <w:b/>
+                <w:bCs/>
+                <w:color w:val="1A1A1A"/>
+                <w:sz w:val="20"/>
+                <w:szCs w:val="20"/>
+              </w:rPr>
+              <w:t xml:space="preserve">Bucket creation fails on CMEK</w:t>
+            </w:r>
+          </w:p>
+        </w:tc>
+        <w:tc>
+          <w:tcPr>
+            <w:tcW w:type="dxa" w:w="6260"/>
+            <w:tcBorders>
+              <w:top w:val="single" w:color="D0D7DE" w:sz="1"/>
+              <w:left w:val="single" w:color="D0D7DE" w:sz="1"/>
+              <w:bottom w:val="single" w:color="D0D7DE" w:sz="1"/>
+              <w:right w:val="single" w:color="D0D7DE" w:sz="1"/>
+            </w:tcBorders>
+            <w:tcMar>
+              <w:top w:type="dxa" w:w="70"/>
+              <w:left w:type="dxa" w:w="120"/>
+              <w:bottom w:type="dxa" w:w="70"/>
+              <w:right w:type="dxa" w:w="120"/>
+            </w:tcMar>
+          </w:tcPr>
+          <w:p>
+            <w:pPr>
+              <w:spacing w:after="0"/>
+            </w:pPr>
+            <w:r>
+              <w:rPr>
+                <w:rFonts w:ascii="Arial" w:cs="Arial" w:eastAsia="Arial" w:hAnsi="Arial"/>
+                <w:b w:val="false"/>
+                <w:bCs w:val="false"/>
+                <w:color w:val="1A1A1A"/>
+                <w:sz w:val="20"/>
+                <w:szCs w:val="20"/>
+              </w:rPr>
+              <w:t xml:space="preserve">The Cloud Storage service agent needs use of the key. The wizard grants it; if it could not, grant roles/cloudkms.cryptoKeyEncrypterDecrypter to the agent by hand.</w:t>
+            </w:r>
+          </w:p>
+        </w:tc>
+      </w:tr>
+      <w:tr>
+        <w:tc>
+          <w:tcPr>
+            <w:tcW w:type="dxa" w:w="3100"/>
+            <w:tcBorders>
+              <w:top w:val="single" w:color="D0D7DE" w:sz="1"/>
+              <w:left w:val="single" w:color="D0D7DE" w:sz="1"/>
+              <w:bottom w:val="single" w:color="D0D7DE" w:sz="1"/>
+              <w:right w:val="single" w:color="D0D7DE" w:sz="1"/>
+            </w:tcBorders>
+            <w:tcMar>
+              <w:top w:type="dxa" w:w="70"/>
+              <w:left w:type="dxa" w:w="120"/>
+              <w:bottom w:type="dxa" w:w="70"/>
+              <w:right w:type="dxa" w:w="120"/>
+            </w:tcMar>
+          </w:tcPr>
+          <w:p>
+            <w:pPr>
+              <w:spacing w:after="0"/>
+            </w:pPr>
+            <w:r>
+              <w:rPr>
+                <w:rFonts w:ascii="Arial" w:cs="Arial" w:eastAsia="Arial" w:hAnsi="Arial"/>
+                <w:b/>
+                <w:bCs/>
+                <w:color w:val="1A1A1A"/>
+                <w:sz w:val="20"/>
+                <w:szCs w:val="20"/>
+              </w:rPr>
+              <w:t xml:space="preserve">Workload Identity pool name rejected</w:t>
+            </w:r>
+          </w:p>
+        </w:tc>
+        <w:tc>
+          <w:tcPr>
+            <w:tcW w:type="dxa" w:w="6260"/>
+            <w:tcBorders>
+              <w:top w:val="single" w:color="D0D7DE" w:sz="1"/>
+              <w:left w:val="single" w:color="D0D7DE" w:sz="1"/>
+              <w:bottom w:val="single" w:color="D0D7DE" w:sz="1"/>
+              <w:right w:val="single" w:color="D0D7DE" w:sz="1"/>
+            </w:tcBorders>
+            <w:tcMar>
+              <w:top w:type="dxa" w:w="70"/>
+              <w:left w:type="dxa" w:w="120"/>
+              <w:bottom w:type="dxa" w:w="70"/>
+              <w:right w:type="dxa" w:w="120"/>
+            </w:tcMar>
+          </w:tcPr>
+          <w:p>
+            <w:pPr>
+              <w:spacing w:after="0"/>
+            </w:pPr>
+            <w:r>
+              <w:rPr>
+                <w:rFonts w:ascii="Arial" w:cs="Arial" w:eastAsia="Arial" w:hAnsi="Arial"/>
+                <w:b w:val="false"/>
+                <w:bCs w:val="false"/>
+                <w:color w:val="1A1A1A"/>
+                <w:sz w:val="20"/>
+                <w:szCs w:val="20"/>
+              </w:rPr>
+              <w:t xml:space="preserve">Google caps the pool ID at 32 characters. Shorten the initials or workload.</w:t>
+            </w:r>
+          </w:p>
+        </w:tc>
+      </w:tr>
+      <w:tr>
+        <w:tc>
+          <w:tcPr>
+            <w:tcW w:type="dxa" w:w="3100"/>
+            <w:tcBorders>
+              <w:top w:val="single" w:color="D0D7DE" w:sz="1"/>
+              <w:left w:val="single" w:color="D0D7DE" w:sz="1"/>
+              <w:bottom w:val="single" w:color="D0D7DE" w:sz="1"/>
+              <w:right w:val="single" w:color="D0D7DE" w:sz="1"/>
+            </w:tcBorders>
+            <w:tcMar>
+              <w:top w:type="dxa" w:w="70"/>
+              <w:left w:type="dxa" w:w="120"/>
+              <w:bottom w:type="dxa" w:w="70"/>
+              <w:right w:type="dxa" w:w="120"/>
+            </w:tcMar>
+          </w:tcPr>
+          <w:p>
+            <w:pPr>
+              <w:spacing w:after="0"/>
+            </w:pPr>
+            <w:r>
+              <w:rPr>
+                <w:rFonts w:ascii="Arial" w:cs="Arial" w:eastAsia="Arial" w:hAnsi="Arial"/>
+                <w:b/>
+                <w:bCs/>
+                <w:color w:val="1A1A1A"/>
+                <w:sz w:val="20"/>
+                <w:szCs w:val="20"/>
+              </w:rPr>
+              <w:t xml:space="preserve">Lakehouse cluster cannot be created</w:t>
+            </w:r>
+          </w:p>
+        </w:tc>
+        <w:tc>
+          <w:tcPr>
+            <w:tcW w:type="dxa" w:w="6260"/>
+            <w:tcBorders>
+              <w:top w:val="single" w:color="D0D7DE" w:sz="1"/>
+              <w:left w:val="single" w:color="D0D7DE" w:sz="1"/>
+              <w:bottom w:val="single" w:color="D0D7DE" w:sz="1"/>
+              <w:right w:val="single" w:color="D0D7DE" w:sz="1"/>
+            </w:tcBorders>
+            <w:tcMar>
+              <w:top w:type="dxa" w:w="70"/>
+              <w:left w:type="dxa" w:w="120"/>
+              <w:bottom w:type="dxa" w:w="70"/>
+              <w:right w:type="dxa" w:w="120"/>
+            </w:tcMar>
+          </w:tcPr>
+          <w:p>
+            <w:pPr>
+              <w:spacing w:after="0"/>
+            </w:pPr>
+            <w:r>
+              <w:rPr>
+                <w:rFonts w:ascii="Arial" w:cs="Arial" w:eastAsia="Arial" w:hAnsi="Arial"/>
+                <w:b w:val="false"/>
+                <w:bCs w:val="false"/>
+                <w:color w:val="1A1A1A"/>
+                <w:sz w:val="20"/>
+                <w:szCs w:val="20"/>
+              </w:rPr>
+              <w:t xml:space="preserve">Google Cloud is in Private Preview. Confirm your tenant is enrolled.</w:t>
             </w:r>
           </w:p>
         </w:tc>

--- a/Qlik-OLH-Deployment-Instructions.docx
+++ b/Qlik-OLH-Deployment-Instructions.docx
@@ -62,7 +62,7 @@
           <w:sz w:val="18"/>
           <w:szCs w:val="18"/>
         </w:rPr>
-        <w:t xml:space="preserve">v3.0   |   September 2026</w:t>
+        <w:t xml:space="preserve">v3.1   |   October 2026</w:t>
       </w:r>
     </w:p>
     <w:p>
@@ -1065,6 +1065,142 @@
           </w:p>
         </w:tc>
       </w:tr>
+      <w:tr>
+        <w:tc>
+          <w:tcPr>
+            <w:tcW w:type="dxa" w:w="2700"/>
+            <w:tcBorders>
+              <w:top w:val="single" w:color="D0D7DE" w:sz="1"/>
+              <w:left w:val="single" w:color="D0D7DE" w:sz="1"/>
+              <w:bottom w:val="single" w:color="D0D7DE" w:sz="1"/>
+              <w:right w:val="single" w:color="D0D7DE" w:sz="1"/>
+            </w:tcBorders>
+            <w:tcMar>
+              <w:top w:type="dxa" w:w="70"/>
+              <w:left w:type="dxa" w:w="120"/>
+              <w:bottom w:type="dxa" w:w="70"/>
+              <w:right w:type="dxa" w:w="120"/>
+            </w:tcMar>
+          </w:tcPr>
+          <w:p>
+            <w:pPr>
+              <w:spacing w:after="0"/>
+            </w:pPr>
+            <w:r>
+              <w:rPr>
+                <w:rFonts w:ascii="Arial" w:cs="Arial" w:eastAsia="Arial" w:hAnsi="Arial"/>
+                <w:b/>
+                <w:bCs/>
+                <w:color w:val="1A1A1A"/>
+                <w:sz w:val="20"/>
+                <w:szCs w:val="20"/>
+              </w:rPr>
+              <w:t xml:space="preserve">skills/qlik-olh-aws-setup/</w:t>
+            </w:r>
+          </w:p>
+        </w:tc>
+        <w:tc>
+          <w:tcPr>
+            <w:tcW w:type="dxa" w:w="6660"/>
+            <w:tcBorders>
+              <w:top w:val="single" w:color="D0D7DE" w:sz="1"/>
+              <w:left w:val="single" w:color="D0D7DE" w:sz="1"/>
+              <w:bottom w:val="single" w:color="D0D7DE" w:sz="1"/>
+              <w:right w:val="single" w:color="D0D7DE" w:sz="1"/>
+            </w:tcBorders>
+            <w:tcMar>
+              <w:top w:type="dxa" w:w="70"/>
+              <w:left w:type="dxa" w:w="120"/>
+              <w:bottom w:type="dxa" w:w="70"/>
+              <w:right w:type="dxa" w:w="120"/>
+            </w:tcMar>
+          </w:tcPr>
+          <w:p>
+            <w:pPr>
+              <w:spacing w:after="0"/>
+            </w:pPr>
+            <w:r>
+              <w:rPr>
+                <w:rFonts w:ascii="Arial" w:cs="Arial" w:eastAsia="Arial" w:hAnsi="Arial"/>
+                <w:b w:val="false"/>
+                <w:bCs w:val="false"/>
+                <w:color w:val="1A1A1A"/>
+                <w:sz w:val="20"/>
+                <w:szCs w:val="20"/>
+              </w:rPr>
+              <w:t xml:space="preserve">Portable Claude skill: builds the AWS prerequisites, attaches Qlik's generated role policies, emits the Qlik Cloud import JSON</w:t>
+            </w:r>
+          </w:p>
+        </w:tc>
+      </w:tr>
+      <w:tr>
+        <w:tc>
+          <w:tcPr>
+            <w:tcW w:type="dxa" w:w="2700"/>
+            <w:tcBorders>
+              <w:top w:val="single" w:color="D0D7DE" w:sz="1"/>
+              <w:left w:val="single" w:color="D0D7DE" w:sz="1"/>
+              <w:bottom w:val="single" w:color="D0D7DE" w:sz="1"/>
+              <w:right w:val="single" w:color="D0D7DE" w:sz="1"/>
+            </w:tcBorders>
+            <w:tcMar>
+              <w:top w:type="dxa" w:w="70"/>
+              <w:left w:type="dxa" w:w="120"/>
+              <w:bottom w:type="dxa" w:w="70"/>
+              <w:right w:type="dxa" w:w="120"/>
+            </w:tcMar>
+          </w:tcPr>
+          <w:p>
+            <w:pPr>
+              <w:spacing w:after="0"/>
+            </w:pPr>
+            <w:r>
+              <w:rPr>
+                <w:rFonts w:ascii="Arial" w:cs="Arial" w:eastAsia="Arial" w:hAnsi="Arial"/>
+                <w:b/>
+                <w:bCs/>
+                <w:color w:val="1A1A1A"/>
+                <w:sz w:val="20"/>
+                <w:szCs w:val="20"/>
+              </w:rPr>
+              <w:t xml:space="preserve">skills/qlik-olh-aws-setup.skill</w:t>
+            </w:r>
+          </w:p>
+        </w:tc>
+        <w:tc>
+          <w:tcPr>
+            <w:tcW w:type="dxa" w:w="6660"/>
+            <w:tcBorders>
+              <w:top w:val="single" w:color="D0D7DE" w:sz="1"/>
+              <w:left w:val="single" w:color="D0D7DE" w:sz="1"/>
+              <w:bottom w:val="single" w:color="D0D7DE" w:sz="1"/>
+              <w:right w:val="single" w:color="D0D7DE" w:sz="1"/>
+            </w:tcBorders>
+            <w:tcMar>
+              <w:top w:type="dxa" w:w="70"/>
+              <w:left w:type="dxa" w:w="120"/>
+              <w:bottom w:type="dxa" w:w="70"/>
+              <w:right w:type="dxa" w:w="120"/>
+            </w:tcMar>
+          </w:tcPr>
+          <w:p>
+            <w:pPr>
+              <w:spacing w:after="0"/>
+            </w:pPr>
+            <w:r>
+              <w:rPr>
+                <w:rFonts w:ascii="Arial" w:cs="Arial" w:eastAsia="Arial" w:hAnsi="Arial"/>
+                <w:b w:val="false"/>
+                <w:bCs w:val="false"/>
+                <w:color w:val="1A1A1A"/>
+                <w:sz w:val="20"/>
+                <w:szCs w:val="20"/>
+              </w:rPr>
+              <w:t xml:space="preserve">The same skill packaged for one-click install</w:t>
+            </w:r>
+          </w:p>
+        </w:tc>
+      </w:tr>
     </w:tbl>
     <w:p>
       <w:pPr>
@@ -1303,7 +1439,7 @@
                 <w:sz w:val="20"/>
                 <w:szCs w:val="20"/>
               </w:rPr>
-              <w:t xml:space="preserve">&gt;= 1.8.0 (wizard fetches latest from HashiCorp's releases API). Raised from 1.5.0 for strcontains, used by the management-role trust assertion</w:t>
+              <w:t xml:space="preserve">&gt;= 1.10.0 (wizard fetches latest from HashiCorp's releases API). Needed for S3-native state locking (use_lockfile), so no DynamoDB table is required.</w:t>
             </w:r>
           </w:p>
         </w:tc>
@@ -2049,7 +2185,111 @@
           <w:sz w:val="22"/>
           <w:szCs w:val="22"/>
         </w:rPr>
-        <w:t xml:space="preserve">Walk through discovery. AWS: region, VPC, subnets, SG, KMS, IAM, S3, Kinesis. Google Cloud: region, zones, project, network, subnetwork, NAT, firewall, Cloud KMS, service accounts, GCS.</w:t>
+        <w:t xml:space="preserve">AWS path (both wizards): enter the Qlik Cloud inputs - network integration name (must be unique in the tenant); Qlik space ID (optional; from </w:t>
+      </w:r>
+      <w:r>
+        <w:rPr>
+          <w:rFonts w:ascii="Consolas" w:cs="Consolas" w:eastAsia="Consolas" w:hAnsi="Consolas"/>
+          <w:b w:val="false"/>
+          <w:bCs w:val="false"/>
+          <w:i w:val="false"/>
+          <w:iCs w:val="false"/>
+          <w:color w:val="1A1A1A"/>
+          <w:sz w:val="20"/>
+          <w:szCs w:val="20"/>
+        </w:rPr>
+        <w:t xml:space="preserve">GET https://&lt;tenant&gt;/api/v1/spaces?name=&lt;space name&gt;</w:t>
+      </w:r>
+      <w:r>
+        <w:rPr>
+          <w:rFonts w:ascii="Arial" w:cs="Arial" w:eastAsia="Arial" w:hAnsi="Arial"/>
+          <w:b w:val="false"/>
+          <w:bCs w:val="false"/>
+          <w:i w:val="false"/>
+          <w:iCs w:val="false"/>
+          <w:color w:val="1A1A1A"/>
+          <w:sz w:val="22"/>
+          <w:szCs w:val="22"/>
+        </w:rPr>
+        <w:t xml:space="preserve"> in a signed-in browser); </w:t>
+      </w:r>
+      <w:r>
+        <w:rPr>
+          <w:rFonts w:ascii="Arial" w:cs="Arial" w:eastAsia="Arial" w:hAnsi="Arial"/>
+          <w:b/>
+          <w:bCs/>
+          <w:i w:val="false"/>
+          <w:iCs w:val="false"/>
+          <w:color w:val="1A1A1A"/>
+          <w:sz w:val="22"/>
+          <w:szCs w:val="22"/>
+        </w:rPr>
+        <w:t xml:space="preserve">cluster capability: CDC or Streaming (always asked, no default)</w:t>
+      </w:r>
+      <w:r>
+        <w:rPr>
+          <w:rFonts w:ascii="Arial" w:cs="Arial" w:eastAsia="Arial" w:hAnsi="Arial"/>
+          <w:b w:val="false"/>
+          <w:bCs w:val="false"/>
+          <w:i w:val="false"/>
+          <w:iCs w:val="false"/>
+          <w:color w:val="1A1A1A"/>
+          <w:sz w:val="22"/>
+          <w:szCs w:val="22"/>
+        </w:rPr>
+        <w:t xml:space="preserve">; cluster name (default </w:t>
+      </w:r>
+      <w:r>
+        <w:rPr>
+          <w:rFonts w:ascii="Consolas" w:cs="Consolas" w:eastAsia="Consolas" w:hAnsi="Consolas"/>
+          <w:b w:val="false"/>
+          <w:bCs w:val="false"/>
+          <w:i w:val="false"/>
+          <w:iCs w:val="false"/>
+          <w:color w:val="1A1A1A"/>
+          <w:sz w:val="20"/>
+          <w:szCs w:val="20"/>
+        </w:rPr>
+        <w:t xml:space="preserve">&lt;prefix&gt;-cluster</w:t>
+      </w:r>
+      <w:r>
+        <w:rPr>
+          <w:rFonts w:ascii="Arial" w:cs="Arial" w:eastAsia="Arial" w:hAnsi="Arial"/>
+          <w:b w:val="false"/>
+          <w:bCs w:val="false"/>
+          <w:i w:val="false"/>
+          <w:iCs w:val="false"/>
+          <w:color w:val="1A1A1A"/>
+          <w:sz w:val="22"/>
+          <w:szCs w:val="22"/>
+        </w:rPr>
+        <w:t xml:space="preserve"> for CDC, </w:t>
+      </w:r>
+      <w:r>
+        <w:rPr>
+          <w:rFonts w:ascii="Consolas" w:cs="Consolas" w:eastAsia="Consolas" w:hAnsi="Consolas"/>
+          <w:b w:val="false"/>
+          <w:bCs w:val="false"/>
+          <w:i w:val="false"/>
+          <w:iCs w:val="false"/>
+          <w:color w:val="1A1A1A"/>
+          <w:sz w:val="20"/>
+          <w:szCs w:val="20"/>
+        </w:rPr>
+        <w:t xml:space="preserve">&lt;prefix&gt;-streaming</w:t>
+      </w:r>
+      <w:r>
+        <w:rPr>
+          <w:rFonts w:ascii="Arial" w:cs="Arial" w:eastAsia="Arial" w:hAnsi="Arial"/>
+          <w:b w:val="false"/>
+          <w:bCs w:val="false"/>
+          <w:i w:val="false"/>
+          <w:iCs w:val="false"/>
+          <w:color w:val="1A1A1A"/>
+          <w:sz w:val="22"/>
+          <w:szCs w:val="22"/>
+        </w:rPr>
+        <w:t xml:space="preserve"> for Streaming).</w:t>
       </w:r>
     </w:p>
     <w:p>
@@ -2072,6 +2312,29 @@
           <w:sz w:val="22"/>
           <w:szCs w:val="22"/>
         </w:rPr>
+        <w:t xml:space="preserve">Walk through discovery. AWS: region, VPC, subnets, SG, KMS, IAM, S3, Kinesis. Google Cloud: region, zones, project, network, subnetwork, NAT, firewall, Cloud KMS, service accounts, GCS.</w:t>
+      </w:r>
+    </w:p>
+    <w:p>
+      <w:pPr>
+        <w:pStyle w:val="ListParagraph"/>
+        <w:numPr>
+          <w:ilvl w:val="0"/>
+          <w:numId w:val="3"/>
+        </w:numPr>
+        <w:spacing w:after="40"/>
+      </w:pPr>
+      <w:r>
+        <w:rPr>
+          <w:rFonts w:ascii="Arial" w:cs="Arial" w:eastAsia="Arial" w:hAnsi="Arial"/>
+          <w:b w:val="false"/>
+          <w:bCs w:val="false"/>
+          <w:i w:val="false"/>
+          <w:iCs w:val="false"/>
+          <w:color w:val="1A1A1A"/>
+          <w:sz w:val="22"/>
+          <w:szCs w:val="22"/>
+        </w:rPr>
         <w:t xml:space="preserve">On the review screen click Generate. Wizard writes tfvars and runs terraform init/plan, then asks before apply.</w:t>
       </w:r>
     </w:p>
@@ -2373,6 +2636,94 @@
           <w:szCs w:val="22"/>
         </w:rPr>
         <w:t xml:space="preserve">Owner, Environment, Workload, Application, CreateDate, ManagedBy.</w:t>
+      </w:r>
+    </w:p>
+    <w:p>
+      <w:pPr>
+        <w:pStyle w:val="ListParagraph"/>
+        <w:numPr>
+          <w:ilvl w:val="0"/>
+          <w:numId w:val="2"/>
+        </w:numPr>
+        <w:spacing w:after="40"/>
+      </w:pPr>
+      <w:r>
+        <w:rPr>
+          <w:rFonts w:ascii="Arial" w:cs="Arial" w:eastAsia="Arial" w:hAnsi="Arial"/>
+          <w:b/>
+          <w:bCs/>
+          <w:i w:val="false"/>
+          <w:iCs w:val="false"/>
+          <w:color w:val="1A1A1A"/>
+          <w:sz w:val="22"/>
+          <w:szCs w:val="22"/>
+        </w:rPr>
+        <w:t xml:space="preserve">Qlik Cloud (AWS path): </w:t>
+      </w:r>
+      <w:r>
+        <w:rPr>
+          <w:rFonts w:ascii="Arial" w:cs="Arial" w:eastAsia="Arial" w:hAnsi="Arial"/>
+          <w:b w:val="false"/>
+          <w:bCs w:val="false"/>
+          <w:i w:val="false"/>
+          <w:iCs w:val="false"/>
+          <w:color w:val="1A1A1A"/>
+          <w:sz w:val="22"/>
+          <w:szCs w:val="22"/>
+        </w:rPr>
+        <w:t xml:space="preserve">network integration name (unique in the tenant), Qlik space ID (optional), cluster capability (CDC or Streaming; always asked, no default) and cluster name (default </w:t>
+      </w:r>
+      <w:r>
+        <w:rPr>
+          <w:rFonts w:ascii="Consolas" w:cs="Consolas" w:eastAsia="Consolas" w:hAnsi="Consolas"/>
+          <w:b w:val="false"/>
+          <w:bCs w:val="false"/>
+          <w:i w:val="false"/>
+          <w:iCs w:val="false"/>
+          <w:color w:val="1A1A1A"/>
+          <w:sz w:val="20"/>
+          <w:szCs w:val="20"/>
+        </w:rPr>
+        <w:t xml:space="preserve">&lt;prefix&gt;-cluster</w:t>
+      </w:r>
+      <w:r>
+        <w:rPr>
+          <w:rFonts w:ascii="Arial" w:cs="Arial" w:eastAsia="Arial" w:hAnsi="Arial"/>
+          <w:b w:val="false"/>
+          <w:bCs w:val="false"/>
+          <w:i w:val="false"/>
+          <w:iCs w:val="false"/>
+          <w:color w:val="1A1A1A"/>
+          <w:sz w:val="22"/>
+          <w:szCs w:val="22"/>
+        </w:rPr>
+        <w:t xml:space="preserve"> for CDC, </w:t>
+      </w:r>
+      <w:r>
+        <w:rPr>
+          <w:rFonts w:ascii="Consolas" w:cs="Consolas" w:eastAsia="Consolas" w:hAnsi="Consolas"/>
+          <w:b w:val="false"/>
+          <w:bCs w:val="false"/>
+          <w:i w:val="false"/>
+          <w:iCs w:val="false"/>
+          <w:color w:val="1A1A1A"/>
+          <w:sz w:val="20"/>
+          <w:szCs w:val="20"/>
+        </w:rPr>
+        <w:t xml:space="preserve">&lt;prefix&gt;-streaming</w:t>
+      </w:r>
+      <w:r>
+        <w:rPr>
+          <w:rFonts w:ascii="Arial" w:cs="Arial" w:eastAsia="Arial" w:hAnsi="Arial"/>
+          <w:b w:val="false"/>
+          <w:bCs w:val="false"/>
+          <w:i w:val="false"/>
+          <w:iCs w:val="false"/>
+          <w:color w:val="1A1A1A"/>
+          <w:sz w:val="22"/>
+          <w:szCs w:val="22"/>
+        </w:rPr>
+        <w:t xml:space="preserve"> for Streaming).</w:t>
       </w:r>
     </w:p>
     <w:p>
@@ -2611,7 +2962,7 @@
                 <w:sz w:val="20"/>
                 <w:szCs w:val="20"/>
               </w:rPr>
-              <w:t xml:space="preserve">Plain-text reference for QTC</w:t>
+              <w:t xml:space="preserve">The Qlik form's values in the form's own section order (Details; 1. Grant Qlik access; 2. Connect Qlik to your network; 3. Create a lakehouse cluster), then what else was created</w:t>
             </w:r>
           </w:p>
         </w:tc>
@@ -2679,7 +3030,75 @@
                 <w:sz w:val="20"/>
                 <w:szCs w:val="20"/>
               </w:rPr>
-              <w:t xml:space="preserve">Self-contained dashboard</w:t>
+              <w:t xml:space="preserve">The same, as a self-contained page</w:t>
+            </w:r>
+          </w:p>
+        </w:tc>
+      </w:tr>
+      <w:tr>
+        <w:tc>
+          <w:tcPr>
+            <w:tcW w:type="dxa" w:w="2700"/>
+            <w:tcBorders>
+              <w:top w:val="single" w:color="D0D7DE" w:sz="1"/>
+              <w:left w:val="single" w:color="D0D7DE" w:sz="1"/>
+              <w:bottom w:val="single" w:color="D0D7DE" w:sz="1"/>
+              <w:right w:val="single" w:color="D0D7DE" w:sz="1"/>
+            </w:tcBorders>
+            <w:tcMar>
+              <w:top w:type="dxa" w:w="70"/>
+              <w:left w:type="dxa" w:w="120"/>
+              <w:bottom w:type="dxa" w:w="70"/>
+              <w:right w:type="dxa" w:w="120"/>
+            </w:tcMar>
+          </w:tcPr>
+          <w:p>
+            <w:pPr>
+              <w:spacing w:after="0"/>
+            </w:pPr>
+            <w:r>
+              <w:rPr>
+                <w:rFonts w:ascii="Arial" w:cs="Arial" w:eastAsia="Arial" w:hAnsi="Arial"/>
+                <w:b/>
+                <w:bCs/>
+                <w:color w:val="1A1A1A"/>
+                <w:sz w:val="20"/>
+                <w:szCs w:val="20"/>
+              </w:rPr>
+              <w:t xml:space="preserve">&lt;integration name&gt;_AWS_import.json</w:t>
+            </w:r>
+          </w:p>
+        </w:tc>
+        <w:tc>
+          <w:tcPr>
+            <w:tcW w:type="dxa" w:w="6660"/>
+            <w:tcBorders>
+              <w:top w:val="single" w:color="D0D7DE" w:sz="1"/>
+              <w:left w:val="single" w:color="D0D7DE" w:sz="1"/>
+              <w:bottom w:val="single" w:color="D0D7DE" w:sz="1"/>
+              <w:right w:val="single" w:color="D0D7DE" w:sz="1"/>
+            </w:tcBorders>
+            <w:tcMar>
+              <w:top w:type="dxa" w:w="70"/>
+              <w:left w:type="dxa" w:w="120"/>
+              <w:bottom w:type="dxa" w:w="70"/>
+              <w:right w:type="dxa" w:w="120"/>
+            </w:tcMar>
+          </w:tcPr>
+          <w:p>
+            <w:pPr>
+              <w:spacing w:after="0"/>
+            </w:pPr>
+            <w:r>
+              <w:rPr>
+                <w:rFonts w:ascii="Arial" w:cs="Arial" w:eastAsia="Arial" w:hAnsi="Arial"/>
+                <w:b w:val="false"/>
+                <w:bCs w:val="false"/>
+                <w:color w:val="1A1A1A"/>
+                <w:sz w:val="20"/>
+                <w:szCs w:val="20"/>
+              </w:rPr>
+              <w:t xml:space="preserve">Load it via Administration &gt; Lakehouse clusters &gt; Network integrations &gt; Create network integration &gt; Import configuration. Same keys and order as Qlik's own Export form.</w:t>
             </w:r>
           </w:p>
         </w:tc>
@@ -2699,7 +3118,7 @@
           <w:sz w:val="32"/>
           <w:szCs w:val="32"/>
         </w:rPr>
-        <w:t xml:space="preserve">5. Terraform Layer</w:t>
+        <w:t xml:space="preserve">5. Creating the Network Integration in Qlik Cloud</w:t>
       </w:r>
     </w:p>
     <w:p>
@@ -2709,15 +3128,54 @@
       <w:r>
         <w:rPr>
           <w:rFonts w:ascii="Arial" w:cs="Arial" w:eastAsia="Arial" w:hAnsi="Arial"/>
-          <w:b w:val="false"/>
-          <w:bCs w:val="false"/>
-          <w:i w:val="false"/>
-          <w:iCs w:val="false"/>
-          <w:color w:val="1A1A1A"/>
-          <w:sz w:val="22"/>
-          <w:szCs w:val="22"/>
-        </w:rPr>
-        <w:t xml:space="preserve">The .tf files are static and live in two root modules, terraform/aws/ and terraform/gcp/. The wizard runs the heavy CLI provisioning; Terraform owns state, drift detection, the prerequisite assertions, and the auxiliary layer. This section walks the AWS module; the Google Cloud module mirrors it file for file - see section 7.</w:t>
+          <w:b/>
+          <w:bCs/>
+          <w:i w:val="false"/>
+          <w:iCs w:val="false"/>
+          <w:color w:val="1A1A1A"/>
+          <w:sz w:val="22"/>
+          <w:szCs w:val="22"/>
+        </w:rPr>
+        <w:t xml:space="preserve">Path: </w:t>
+      </w:r>
+      <w:r>
+        <w:rPr>
+          <w:rFonts w:ascii="Arial" w:cs="Arial" w:eastAsia="Arial" w:hAnsi="Arial"/>
+          <w:b w:val="false"/>
+          <w:bCs w:val="false"/>
+          <w:i w:val="false"/>
+          <w:iCs w:val="false"/>
+          <w:color w:val="1A1A1A"/>
+          <w:sz w:val="22"/>
+          <w:szCs w:val="22"/>
+        </w:rPr>
+        <w:t xml:space="preserve">Administration &gt; Lakehouse clusters &gt; Network integrations &gt; Create network integration ▾ &gt; Import configuration, then load the JSON (</w:t>
+      </w:r>
+      <w:r>
+        <w:rPr>
+          <w:rFonts w:ascii="Consolas" w:cs="Consolas" w:eastAsia="Consolas" w:hAnsi="Consolas"/>
+          <w:b w:val="false"/>
+          <w:bCs w:val="false"/>
+          <w:i w:val="false"/>
+          <w:iCs w:val="false"/>
+          <w:color w:val="1A1A1A"/>
+          <w:sz w:val="20"/>
+          <w:szCs w:val="20"/>
+        </w:rPr>
+        <w:t xml:space="preserve">&lt;integration name&gt;_AWS_import.json</w:t>
+      </w:r>
+      <w:r>
+        <w:rPr>
+          <w:rFonts w:ascii="Arial" w:cs="Arial" w:eastAsia="Arial" w:hAnsi="Arial"/>
+          <w:b w:val="false"/>
+          <w:bCs w:val="false"/>
+          <w:i w:val="false"/>
+          <w:iCs w:val="false"/>
+          <w:color w:val="1A1A1A"/>
+          <w:sz w:val="22"/>
+          <w:szCs w:val="22"/>
+        </w:rPr>
+        <w:t xml:space="preserve">). The form has three sections: Grant Qlik access to your cloud; Connect Qlik to your network; Create a lakehouse cluster.</w:t>
       </w:r>
     </w:p>
     <w:p>
@@ -2733,33 +3191,7 @@
           <w:sz w:val="26"/>
           <w:szCs w:val="26"/>
         </w:rPr>
-        <w:t xml:space="preserve">versions.tf</w:t>
-      </w:r>
-    </w:p>
-    <w:p>
-      <w:pPr>
-        <w:shd w:fill="F2F4F7" w:val="clear"/>
-        <w:spacing w:after="120" w:before="80"/>
-        <w:ind w:left="240" w:right="240"/>
-      </w:pPr>
-      <w:r>
-        <w:rPr>
-          <w:rFonts w:ascii="Consolas" w:cs="Consolas" w:eastAsia="Consolas" w:hAnsi="Consolas"/>
-          <w:color w:val="1A1A1A"/>
-          <w:sz w:val="19"/>
-          <w:szCs w:val="19"/>
-        </w:rPr>
-        <w:t xml:space="preserve">terraform {
-  required_version = "&gt;= 1.8.0"
-  required_providers {
-    aws = { source = "hashicorp/aws", version = "&gt;= 5.80" }
-  }
-  backend "s3" {
-    bucket = "REPLACE-VIA-BACKEND-CONFIG"
-    key    = "qlik-lakehouse/terraform.tfstate"
-    region = "us-east-1"
-  }
-}</w:t>
+        <w:t xml:space="preserve">What the form asks for</w:t>
       </w:r>
     </w:p>
     <w:p>
@@ -2777,59 +3209,7 @@
           <w:sz w:val="22"/>
           <w:szCs w:val="22"/>
         </w:rPr>
-        <w:t xml:space="preserve">Placeholder backend values let </w:t>
-      </w:r>
-      <w:r>
-        <w:rPr>
-          <w:rFonts w:ascii="Consolas" w:cs="Consolas" w:eastAsia="Consolas" w:hAnsi="Consolas"/>
-          <w:b w:val="false"/>
-          <w:bCs w:val="false"/>
-          <w:i w:val="false"/>
-          <w:iCs w:val="false"/>
-          <w:color w:val="1A1A1A"/>
-          <w:sz w:val="20"/>
-          <w:szCs w:val="20"/>
-        </w:rPr>
-        <w:t xml:space="preserve">terraform validate</w:t>
-      </w:r>
-      <w:r>
-        <w:rPr>
-          <w:rFonts w:ascii="Arial" w:cs="Arial" w:eastAsia="Arial" w:hAnsi="Arial"/>
-          <w:b w:val="false"/>
-          <w:bCs w:val="false"/>
-          <w:i w:val="false"/>
-          <w:iCs w:val="false"/>
-          <w:color w:val="1A1A1A"/>
-          <w:sz w:val="22"/>
-          <w:szCs w:val="22"/>
-        </w:rPr>
-        <w:t xml:space="preserve"> succeed offline; the wizard overrides them via </w:t>
-      </w:r>
-      <w:r>
-        <w:rPr>
-          <w:rFonts w:ascii="Consolas" w:cs="Consolas" w:eastAsia="Consolas" w:hAnsi="Consolas"/>
-          <w:b w:val="false"/>
-          <w:bCs w:val="false"/>
-          <w:i w:val="false"/>
-          <w:iCs w:val="false"/>
-          <w:color w:val="1A1A1A"/>
-          <w:sz w:val="20"/>
-          <w:szCs w:val="20"/>
-        </w:rPr>
-        <w:t xml:space="preserve">-backend-config</w:t>
-      </w:r>
-      <w:r>
-        <w:rPr>
-          <w:rFonts w:ascii="Arial" w:cs="Arial" w:eastAsia="Arial" w:hAnsi="Arial"/>
-          <w:b w:val="false"/>
-          <w:bCs w:val="false"/>
-          <w:i w:val="false"/>
-          <w:iCs w:val="false"/>
-          <w:color w:val="1A1A1A"/>
-          <w:sz w:val="22"/>
-          <w:szCs w:val="22"/>
-        </w:rPr>
-        <w:t xml:space="preserve"> at init time.</w:t>
+        <w:t xml:space="preserve">AWS account, Symmetric KMS key ARN, S3 bucket for internal Qlik files (the config bucket), Management role ARN, EC2 instances profile (the instance-profile ARN, not the role ARN), Region, VPC ID, Availability Zone + Subnet rows (the AZ is a letter), Security groups, then cluster name, space, capability, tags and rollout phase. There is no Kinesis, ExternalId, Glue or SSM field.</w:t>
       </w:r>
     </w:p>
     <w:p>
@@ -2845,101 +3225,7 @@
           <w:sz w:val="26"/>
           <w:szCs w:val="26"/>
         </w:rPr>
-        <w:t xml:space="preserve">providers.tf</w:t>
-      </w:r>
-    </w:p>
-    <w:p>
-      <w:pPr>
-        <w:spacing w:after="120"/>
-      </w:pPr>
-      <w:r>
-        <w:rPr>
-          <w:rFonts w:ascii="Arial" w:cs="Arial" w:eastAsia="Arial" w:hAnsi="Arial"/>
-          <w:b w:val="false"/>
-          <w:bCs w:val="false"/>
-          <w:i w:val="false"/>
-          <w:iCs w:val="false"/>
-          <w:color w:val="1A1A1A"/>
-          <w:sz w:val="22"/>
-          <w:szCs w:val="22"/>
-        </w:rPr>
-        <w:t xml:space="preserve">AWS provider with </w:t>
-      </w:r>
-      <w:r>
-        <w:rPr>
-          <w:rFonts w:ascii="Consolas" w:cs="Consolas" w:eastAsia="Consolas" w:hAnsi="Consolas"/>
-          <w:b w:val="false"/>
-          <w:bCs w:val="false"/>
-          <w:i w:val="false"/>
-          <w:iCs w:val="false"/>
-          <w:color w:val="1A1A1A"/>
-          <w:sz w:val="20"/>
-          <w:szCs w:val="20"/>
-        </w:rPr>
-        <w:t xml:space="preserve">default_tags</w:t>
-      </w:r>
-      <w:r>
-        <w:rPr>
-          <w:rFonts w:ascii="Arial" w:cs="Arial" w:eastAsia="Arial" w:hAnsi="Arial"/>
-          <w:b w:val="false"/>
-          <w:bCs w:val="false"/>
-          <w:i w:val="false"/>
-          <w:iCs w:val="false"/>
-          <w:color w:val="1A1A1A"/>
-          <w:sz w:val="22"/>
-          <w:szCs w:val="22"/>
-        </w:rPr>
-        <w:t xml:space="preserve"> so every Terraform-managed resource inherits Owner / Environment / Workload / Application / CreateDate / ManagedBy.</w:t>
-      </w:r>
-    </w:p>
-    <w:p>
-      <w:pPr>
-        <w:spacing w:after="100" w:before="220"/>
-      </w:pPr>
-      <w:r>
-        <w:rPr>
-          <w:rFonts w:ascii="Arial" w:cs="Arial" w:eastAsia="Arial" w:hAnsi="Arial"/>
-          <w:b/>
-          <w:bCs/>
-          <w:color w:val="194268"/>
-          <w:sz w:val="26"/>
-          <w:szCs w:val="26"/>
-        </w:rPr>
-        <w:t xml:space="preserve">variables.tf</w:t>
-      </w:r>
-    </w:p>
-    <w:p>
-      <w:pPr>
-        <w:spacing w:after="120"/>
-      </w:pPr>
-      <w:r>
-        <w:rPr>
-          <w:rFonts w:ascii="Arial" w:cs="Arial" w:eastAsia="Arial" w:hAnsi="Arial"/>
-          <w:b w:val="false"/>
-          <w:bCs w:val="false"/>
-          <w:i w:val="false"/>
-          <w:iCs w:val="false"/>
-          <w:color w:val="1A1A1A"/>
-          <w:sz w:val="22"/>
-          <w:szCs w:val="22"/>
-        </w:rPr>
-        <w:t xml:space="preserve">Declares every input and validates it: initials (2-6 lowercase alphanumeric), env, account/project identifiers, and the format of every ARN, ID and bucket name.</w:t>
-      </w:r>
-    </w:p>
-    <w:p>
-      <w:pPr>
-        <w:spacing w:after="100" w:before="220"/>
-      </w:pPr>
-      <w:r>
-        <w:rPr>
-          <w:rFonts w:ascii="Arial" w:cs="Arial" w:eastAsia="Arial" w:hAnsi="Arial"/>
-          <w:b/>
-          <w:bCs/>
-          <w:color w:val="194268"/>
-          <w:sz w:val="26"/>
-          <w:szCs w:val="26"/>
-        </w:rPr>
-        <w:t xml:space="preserve">main.tf</w:t>
+        <w:t xml:space="preserve">Before Confirm</w:t>
       </w:r>
     </w:p>
     <w:p>
@@ -2962,20 +3248,46 @@
           <w:sz w:val="22"/>
           <w:szCs w:val="22"/>
         </w:rPr>
-        <w:t xml:space="preserve">Account sanity check: </w:t>
-      </w:r>
-      <w:r>
-        <w:rPr>
-          <w:rFonts w:ascii="Arial" w:cs="Arial" w:eastAsia="Arial" w:hAnsi="Arial"/>
-          <w:b w:val="false"/>
-          <w:bCs w:val="false"/>
-          <w:i w:val="false"/>
-          <w:iCs w:val="false"/>
-          <w:color w:val="1A1A1A"/>
-          <w:sz w:val="22"/>
-          <w:szCs w:val="22"/>
-        </w:rPr>
-        <w:t xml:space="preserve">a precondition that fails plan if credentials do not match aws_account_id (on Google Cloud, gcp_project_id and gcp_project_number).</w:t>
+        <w:t xml:space="preserve">Role policies: </w:t>
+      </w:r>
+      <w:r>
+        <w:rPr>
+          <w:rFonts w:ascii="Arial" w:cs="Arial" w:eastAsia="Arial" w:hAnsi="Arial"/>
+          <w:b w:val="false"/>
+          <w:bCs w:val="false"/>
+          <w:i w:val="false"/>
+          <w:iCs w:val="false"/>
+          <w:color w:val="1A1A1A"/>
+          <w:sz w:val="22"/>
+          <w:szCs w:val="22"/>
+        </w:rPr>
+        <w:t xml:space="preserve">each role field has a "Configuration guide" link. The guide generates an inline policy for the Management role and another for the EC2 instance profile role, from the values entered. </w:t>
+      </w:r>
+      <w:r>
+        <w:rPr>
+          <w:rFonts w:ascii="Arial" w:cs="Arial" w:eastAsia="Arial" w:hAnsi="Arial"/>
+          <w:b/>
+          <w:bCs/>
+          <w:i w:val="false"/>
+          <w:iCs w:val="false"/>
+          <w:color w:val="1A1A1A"/>
+          <w:sz w:val="22"/>
+          <w:szCs w:val="22"/>
+        </w:rPr>
+        <w:t xml:space="preserve">The wizards do not attach these; attach both before Confirm</w:t>
+      </w:r>
+      <w:r>
+        <w:rPr>
+          <w:rFonts w:ascii="Arial" w:cs="Arial" w:eastAsia="Arial" w:hAnsi="Arial"/>
+          <w:b w:val="false"/>
+          <w:bCs w:val="false"/>
+          <w:i w:val="false"/>
+          <w:iCs w:val="false"/>
+          <w:color w:val="1A1A1A"/>
+          <w:sz w:val="22"/>
+          <w:szCs w:val="22"/>
+        </w:rPr>
+        <w:t xml:space="preserve"> (the skill attaches them automatically). The Management role's trust policy must equal the guide's "Trusted entity" verbatim.</w:t>
       </w:r>
     </w:p>
     <w:p>
@@ -2998,20 +3310,52 @@
           <w:sz w:val="22"/>
           <w:szCs w:val="22"/>
         </w:rPr>
-        <w:t xml:space="preserve">Data sources: </w:t>
-      </w:r>
-      <w:r>
-        <w:rPr>
-          <w:rFonts w:ascii="Arial" w:cs="Arial" w:eastAsia="Arial" w:hAnsi="Arial"/>
-          <w:b w:val="false"/>
-          <w:bCs w:val="false"/>
-          <w:i w:val="false"/>
-          <w:iCs w:val="false"/>
-          <w:color w:val="1A1A1A"/>
-          <w:sz w:val="22"/>
-          <w:szCs w:val="22"/>
-        </w:rPr>
-        <w:t xml:space="preserve">VPC, SG, KMS, IAM role, instance profile, S3 Iceberg bucket, Kinesis stream. Read-only - never recreated.</w:t>
+        <w:t xml:space="preserve">Service-linked roles: </w:t>
+      </w:r>
+      <w:r>
+        <w:rPr>
+          <w:rFonts w:ascii="Arial" w:cs="Arial" w:eastAsia="Arial" w:hAnsi="Arial"/>
+          <w:b w:val="false"/>
+          <w:bCs w:val="false"/>
+          <w:i w:val="false"/>
+          <w:iCs w:val="false"/>
+          <w:color w:val="1A1A1A"/>
+          <w:sz w:val="22"/>
+          <w:szCs w:val="22"/>
+        </w:rPr>
+        <w:t xml:space="preserve">on a fresh account, create AWSServiceRoleForAutoScaling and AWSServiceRoleForEC2Spot before Confirm. Otherwise the first deploy fails (see Troubleshooting). The skill does this; the wizards do not.</w:t>
+      </w:r>
+    </w:p>
+    <w:p>
+      <w:pPr>
+        <w:shd w:fill="F2F4F7" w:val="clear"/>
+        <w:spacing w:after="0" w:before="80"/>
+        <w:ind w:left="240" w:right="240"/>
+      </w:pPr>
+      <w:r>
+        <w:rPr>
+          <w:rFonts w:ascii="Consolas" w:cs="Consolas" w:eastAsia="Consolas" w:hAnsi="Consolas"/>
+          <w:color w:val="1A1A1A"/>
+          <w:sz w:val="19"/>
+          <w:szCs w:val="19"/>
+        </w:rPr>
+        <w:t xml:space="preserve">aws iam create-service-linked-role --aws-service-name autoscaling.amazonaws.com</w:t>
+      </w:r>
+    </w:p>
+    <w:p>
+      <w:pPr>
+        <w:shd w:fill="F2F4F7" w:val="clear"/>
+        <w:spacing w:after="120" w:before="0"/>
+        <w:ind w:left="240" w:right="240"/>
+      </w:pPr>
+      <w:r>
+        <w:rPr>
+          <w:rFonts w:ascii="Consolas" w:cs="Consolas" w:eastAsia="Consolas" w:hAnsi="Consolas"/>
+          <w:color w:val="1A1A1A"/>
+          <w:sz w:val="19"/>
+          <w:szCs w:val="19"/>
+        </w:rPr>
+        <w:t xml:space="preserve">aws iam create-service-linked-role --aws-service-name spot.amazonaws.com</w:t>
       </w:r>
     </w:p>
     <w:p>
@@ -3034,85 +3378,20 @@
           <w:sz w:val="22"/>
           <w:szCs w:val="22"/>
         </w:rPr>
-        <w:t xml:space="preserve">Managed resources: </w:t>
-      </w:r>
-      <w:r>
-        <w:rPr>
-          <w:rFonts w:ascii="Consolas" w:cs="Consolas" w:eastAsia="Consolas" w:hAnsi="Consolas"/>
-          <w:b w:val="false"/>
-          <w:bCs w:val="false"/>
-          <w:i w:val="false"/>
-          <w:iCs w:val="false"/>
-          <w:color w:val="1A1A1A"/>
-          <w:sz w:val="20"/>
-          <w:szCs w:val="20"/>
-        </w:rPr>
-        <w:t xml:space="preserve">aws_glue_catalog_database.olh</w:t>
-      </w:r>
-      <w:r>
-        <w:rPr>
-          <w:rFonts w:ascii="Arial" w:cs="Arial" w:eastAsia="Arial" w:hAnsi="Arial"/>
-          <w:b w:val="false"/>
-          <w:bCs w:val="false"/>
-          <w:i w:val="false"/>
-          <w:iCs w:val="false"/>
-          <w:color w:val="1A1A1A"/>
-          <w:sz w:val="22"/>
-          <w:szCs w:val="22"/>
-        </w:rPr>
-        <w:t xml:space="preserve"> plus the S3 gateway VPC endpoint, the node role data-plane policy and 15 </w:t>
-      </w:r>
-      <w:r>
-        <w:rPr>
-          <w:rFonts w:ascii="Consolas" w:cs="Consolas" w:eastAsia="Consolas" w:hAnsi="Consolas"/>
-          <w:b w:val="false"/>
-          <w:bCs w:val="false"/>
-          <w:i w:val="false"/>
-          <w:iCs w:val="false"/>
-          <w:color w:val="1A1A1A"/>
-          <w:sz w:val="20"/>
-          <w:szCs w:val="20"/>
-        </w:rPr>
-        <w:t xml:space="preserve">aws_ssm_parameter.*</w:t>
-      </w:r>
-      <w:r>
-        <w:rPr>
-          <w:rFonts w:ascii="Arial" w:cs="Arial" w:eastAsia="Arial" w:hAnsi="Arial"/>
-          <w:b w:val="false"/>
-          <w:bCs w:val="false"/>
-          <w:i w:val="false"/>
-          <w:iCs w:val="false"/>
-          <w:color w:val="1A1A1A"/>
-          <w:sz w:val="22"/>
-          <w:szCs w:val="22"/>
-        </w:rPr>
-        <w:t xml:space="preserve"> entries under </w:t>
-      </w:r>
-      <w:r>
-        <w:rPr>
-          <w:rFonts w:ascii="Consolas" w:cs="Consolas" w:eastAsia="Consolas" w:hAnsi="Consolas"/>
-          <w:b w:val="false"/>
-          <w:bCs w:val="false"/>
-          <w:i w:val="false"/>
-          <w:iCs w:val="false"/>
-          <w:color w:val="1A1A1A"/>
-          <w:sz w:val="20"/>
-          <w:szCs w:val="20"/>
-        </w:rPr>
-        <w:t xml:space="preserve">/&lt;initials&gt;/&lt;workload&gt;/&lt;env&gt;/</w:t>
-      </w:r>
-      <w:r>
-        <w:rPr>
-          <w:rFonts w:ascii="Arial" w:cs="Arial" w:eastAsia="Arial" w:hAnsi="Arial"/>
-          <w:b w:val="false"/>
-          <w:bCs w:val="false"/>
-          <w:i w:val="false"/>
-          <w:iCs w:val="false"/>
-          <w:color w:val="1A1A1A"/>
-          <w:sz w:val="22"/>
-          <w:szCs w:val="22"/>
-        </w:rPr>
-        <w:t xml:space="preserve">.</w:t>
+        <w:t xml:space="preserve">Space and name: </w:t>
+      </w:r>
+      <w:r>
+        <w:rPr>
+          <w:rFonts w:ascii="Arial" w:cs="Arial" w:eastAsia="Arial" w:hAnsi="Arial"/>
+          <w:b w:val="false"/>
+          <w:bCs w:val="false"/>
+          <w:i w:val="false"/>
+          <w:iCs w:val="false"/>
+          <w:color w:val="1A1A1A"/>
+          <w:sz w:val="22"/>
+          <w:szCs w:val="22"/>
+        </w:rPr>
+        <w:t xml:space="preserve">check both Space fields. A blank space ID makes the form silently use Default_Data_Space for both the integration and the cluster. The integration name must be unique.</w:t>
       </w:r>
     </w:p>
     <w:p>
@@ -3128,7 +3407,7 @@
           <w:sz w:val="26"/>
           <w:szCs w:val="26"/>
         </w:rPr>
-        <w:t xml:space="preserve">outputs.tf</w:t>
+        <w:t xml:space="preserve">After Confirm</w:t>
       </w:r>
     </w:p>
     <w:p>
@@ -3146,66 +3425,7 @@
           <w:sz w:val="22"/>
           <w:szCs w:val="22"/>
         </w:rPr>
-        <w:t xml:space="preserve">Each value individually plus a </w:t>
-      </w:r>
-      <w:r>
-        <w:rPr>
-          <w:rFonts w:ascii="Consolas" w:cs="Consolas" w:eastAsia="Consolas" w:hAnsi="Consolas"/>
-          <w:b w:val="false"/>
-          <w:bCs w:val="false"/>
-          <w:i w:val="false"/>
-          <w:iCs w:val="false"/>
-          <w:color w:val="1A1A1A"/>
-          <w:sz w:val="20"/>
-          <w:szCs w:val="20"/>
-        </w:rPr>
-        <w:t xml:space="preserve">qtc_summary</w:t>
-      </w:r>
-      <w:r>
-        <w:rPr>
-          <w:rFonts w:ascii="Arial" w:cs="Arial" w:eastAsia="Arial" w:hAnsi="Arial"/>
-          <w:b w:val="false"/>
-          <w:bCs w:val="false"/>
-          <w:i w:val="false"/>
-          <w:iCs w:val="false"/>
-          <w:color w:val="1A1A1A"/>
-          <w:sz w:val="22"/>
-          <w:szCs w:val="22"/>
-        </w:rPr>
-        <w:t xml:space="preserve"> object - copy/paste straight into Qlik Talend Cloud:</w:t>
-      </w:r>
-    </w:p>
-    <w:p>
-      <w:pPr>
-        <w:shd w:fill="F2F4F7" w:val="clear"/>
-        <w:spacing w:after="120" w:before="80"/>
-        <w:ind w:left="240" w:right="240"/>
-      </w:pPr>
-      <w:r>
-        <w:rPr>
-          <w:rFonts w:ascii="Consolas" w:cs="Consolas" w:eastAsia="Consolas" w:hAnsi="Consolas"/>
-          <w:color w:val="1A1A1A"/>
-          <w:sz w:val="19"/>
-          <w:szCs w:val="19"/>
-        </w:rPr>
-        <w:t xml:space="preserve">terraform output qtc_summary</w:t>
-      </w:r>
-    </w:p>
-    <w:p>
-      <w:pPr>
-        <w:pageBreakBefore/>
-        <w:spacing w:after="160" w:before="240"/>
-      </w:pPr>
-      <w:r>
-        <w:rPr>
-          <w:rFonts w:ascii="Arial" w:cs="Arial" w:eastAsia="Arial" w:hAnsi="Arial"/>
-          <w:b/>
-          <w:bCs/>
-          <w:color w:val="194268"/>
-          <w:sz w:val="32"/>
-          <w:szCs w:val="32"/>
-        </w:rPr>
-        <w:t xml:space="preserve">6. Terraform Commands</w:t>
+        <w:t xml:space="preserve">The integration goes Deploying -&gt; Connected and the cluster Connecting -&gt; Running, in about 2-4 minutes. AWS then shows two qlik_&lt;uuid&gt; Auto Scaling groups: a GatewayCluster (r8i-flex.xlarge, on-demand) and a LakehouseCluster (r8a.2xlarge, Spot).</w:t>
       </w:r>
     </w:p>
     <w:p>
@@ -3221,1267 +3441,7 @@
           <w:sz w:val="26"/>
           <w:szCs w:val="26"/>
         </w:rPr>
-        <w:t xml:space="preserve">Init (S3 backend)</w:t>
-      </w:r>
-    </w:p>
-    <w:p>
-      <w:pPr>
-        <w:shd w:fill="F2F4F7" w:val="clear"/>
-        <w:spacing w:after="120" w:before="80"/>
-        <w:ind w:left="240" w:right="240"/>
-      </w:pPr>
-      <w:r>
-        <w:rPr>
-          <w:rFonts w:ascii="Consolas" w:cs="Consolas" w:eastAsia="Consolas" w:hAnsi="Consolas"/>
-          <w:color w:val="1A1A1A"/>
-          <w:sz w:val="19"/>
-          <w:szCs w:val="19"/>
-        </w:rPr>
-        <w:t xml:space="preserve">terraform -chdir=terraform/aws init -reconfigure \
-  -backend-config="bucket=&lt;TFSTATE_BUCKET&gt;" \
-  -backend-config="key=qlik-lakehouse/terraform.tfstate" \
-  -backend-config="region=&lt;AWS_REGION&gt;"</w:t>
-      </w:r>
-    </w:p>
-    <w:p>
-      <w:pPr>
-        <w:spacing w:after="100" w:before="220"/>
-      </w:pPr>
-      <w:r>
-        <w:rPr>
-          <w:rFonts w:ascii="Arial" w:cs="Arial" w:eastAsia="Arial" w:hAnsi="Arial"/>
-          <w:b/>
-          <w:bCs/>
-          <w:color w:val="194268"/>
-          <w:sz w:val="26"/>
-          <w:szCs w:val="26"/>
-        </w:rPr>
-        <w:t xml:space="preserve">Plan</w:t>
-      </w:r>
-    </w:p>
-    <w:p>
-      <w:pPr>
-        <w:shd w:fill="F2F4F7" w:val="clear"/>
-        <w:spacing w:after="120" w:before="80"/>
-        <w:ind w:left="240" w:right="240"/>
-      </w:pPr>
-      <w:r>
-        <w:rPr>
-          <w:rFonts w:ascii="Consolas" w:cs="Consolas" w:eastAsia="Consolas" w:hAnsi="Consolas"/>
-          <w:color w:val="1A1A1A"/>
-          <w:sz w:val="19"/>
-          <w:szCs w:val="19"/>
-        </w:rPr>
-        <w:t xml:space="preserve">terraform -chdir=terraform/aws plan -var-file=terraform.tfvars -out=tfplan</w:t>
-      </w:r>
-    </w:p>
-    <w:p>
-      <w:pPr>
-        <w:spacing w:after="120"/>
-      </w:pPr>
-      <w:r>
-        <w:rPr>
-          <w:rFonts w:ascii="Arial" w:cs="Arial" w:eastAsia="Arial" w:hAnsi="Arial"/>
-          <w:b w:val="false"/>
-          <w:bCs w:val="false"/>
-          <w:i w:val="false"/>
-          <w:iCs w:val="false"/>
-          <w:color w:val="1A1A1A"/>
-          <w:sz w:val="22"/>
-          <w:szCs w:val="22"/>
-        </w:rPr>
-        <w:t xml:space="preserve">Healthy AWS plan creates: 1 Glue database, 1 S3 gateway endpoint, 1 node IAM policy, 15 SSM parameters and 2 null_resource assertion markers. Zero changes for any data-sourced resource. On Google Cloud: BigLake catalog and database, a BigQuery mirror dataset, the node service account grants, the Workload Identity pool and provider, and 15 Secret Manager entries.</w:t>
-      </w:r>
-    </w:p>
-    <w:p>
-      <w:pPr>
-        <w:spacing w:after="100" w:before="220"/>
-      </w:pPr>
-      <w:r>
-        <w:rPr>
-          <w:rFonts w:ascii="Arial" w:cs="Arial" w:eastAsia="Arial" w:hAnsi="Arial"/>
-          <w:b/>
-          <w:bCs/>
-          <w:color w:val="194268"/>
-          <w:sz w:val="26"/>
-          <w:szCs w:val="26"/>
-        </w:rPr>
-        <w:t xml:space="preserve">Apply / Destroy</w:t>
-      </w:r>
-    </w:p>
-    <w:p>
-      <w:pPr>
-        <w:shd w:fill="F2F4F7" w:val="clear"/>
-        <w:spacing w:after="120" w:before="80"/>
-        <w:ind w:left="240" w:right="240"/>
-      </w:pPr>
-      <w:r>
-        <w:rPr>
-          <w:rFonts w:ascii="Consolas" w:cs="Consolas" w:eastAsia="Consolas" w:hAnsi="Consolas"/>
-          <w:color w:val="1A1A1A"/>
-          <w:sz w:val="19"/>
-          <w:szCs w:val="19"/>
-        </w:rPr>
-        <w:t xml:space="preserve">terraform -chdir=terraform/aws apply tfplan
-terraform -chdir=terraform/aws destroy -var-file=terraform.tfvars</w:t>
-      </w:r>
-    </w:p>
-    <w:p>
-      <w:pPr>
-        <w:spacing w:after="120"/>
-      </w:pPr>
-      <w:r>
-        <w:rPr>
-          <w:rFonts w:ascii="Arial" w:cs="Arial" w:eastAsia="Arial" w:hAnsi="Arial"/>
-          <w:b w:val="false"/>
-          <w:bCs w:val="false"/>
-          <w:i w:val="false"/>
-          <w:iCs w:val="false"/>
-          <w:color w:val="1A1A1A"/>
-          <w:sz w:val="22"/>
-          <w:szCs w:val="22"/>
-        </w:rPr>
-        <w:t xml:space="preserve">Destroy removes only the Terraform-managed layer. Use the wizard's Teardown mode (AWS only) or the cloud console to remove the CLI-created resources. Swap terraform/aws for terraform/gcp to target Google Cloud.</w:t>
-      </w:r>
-    </w:p>
-    <w:p>
-      <w:pPr>
-        <w:spacing w:after="100" w:before="220"/>
-      </w:pPr>
-      <w:r>
-        <w:rPr>
-          <w:rFonts w:ascii="Arial" w:cs="Arial" w:eastAsia="Arial" w:hAnsi="Arial"/>
-          <w:b/>
-          <w:bCs/>
-          <w:color w:val="194268"/>
-          <w:sz w:val="26"/>
-          <w:szCs w:val="26"/>
-        </w:rPr>
-        <w:t xml:space="preserve">Verify locally without applying</w:t>
-      </w:r>
-    </w:p>
-    <w:p>
-      <w:pPr>
-        <w:shd w:fill="F2F4F7" w:val="clear"/>
-        <w:spacing w:after="120" w:before="80"/>
-        <w:ind w:left="240" w:right="240"/>
-      </w:pPr>
-      <w:r>
-        <w:rPr>
-          <w:rFonts w:ascii="Consolas" w:cs="Consolas" w:eastAsia="Consolas" w:hAnsi="Consolas"/>
-          <w:color w:val="1A1A1A"/>
-          <w:sz w:val="19"/>
-          <w:szCs w:val="19"/>
-        </w:rPr>
-        <w:t xml:space="preserve">terraform -chdir=terraform/aws fmt -check
-terraform -chdir=terraform/aws init -backend=false
-terraform -chdir=terraform/aws validate</w:t>
-      </w:r>
-    </w:p>
-    <w:p>
-      <w:pPr>
-        <w:spacing w:after="120"/>
-      </w:pPr>
-      <w:r>
-        <w:rPr>
-          <w:rFonts w:ascii="Arial" w:cs="Arial" w:eastAsia="Arial" w:hAnsi="Arial"/>
-          <w:b w:val="false"/>
-          <w:bCs w:val="false"/>
-          <w:i w:val="false"/>
-          <w:iCs w:val="false"/>
-          <w:color w:val="1A1A1A"/>
-          <w:sz w:val="22"/>
-          <w:szCs w:val="22"/>
-        </w:rPr>
-        <w:t xml:space="preserve">Confirmed against Terraform </w:t>
-      </w:r>
-      <w:r>
-        <w:rPr>
-          <w:rFonts w:ascii="Consolas" w:cs="Consolas" w:eastAsia="Consolas" w:hAnsi="Consolas"/>
-          <w:b w:val="false"/>
-          <w:bCs w:val="false"/>
-          <w:i w:val="false"/>
-          <w:iCs w:val="false"/>
-          <w:color w:val="1A1A1A"/>
-          <w:sz w:val="20"/>
-          <w:szCs w:val="20"/>
-        </w:rPr>
-        <w:t xml:space="preserve">v1.15.0</w:t>
-      </w:r>
-      <w:r>
-        <w:rPr>
-          <w:rFonts w:ascii="Arial" w:cs="Arial" w:eastAsia="Arial" w:hAnsi="Arial"/>
-          <w:b w:val="false"/>
-          <w:bCs w:val="false"/>
-          <w:i w:val="false"/>
-          <w:iCs w:val="false"/>
-          <w:color w:val="1A1A1A"/>
-          <w:sz w:val="22"/>
-          <w:szCs w:val="22"/>
-        </w:rPr>
-        <w:t xml:space="preserve"> with AWS provider </w:t>
-      </w:r>
-      <w:r>
-        <w:rPr>
-          <w:rFonts w:ascii="Consolas" w:cs="Consolas" w:eastAsia="Consolas" w:hAnsi="Consolas"/>
-          <w:b w:val="false"/>
-          <w:bCs w:val="false"/>
-          <w:i w:val="false"/>
-          <w:iCs w:val="false"/>
-          <w:color w:val="1A1A1A"/>
-          <w:sz w:val="20"/>
-          <w:szCs w:val="20"/>
-        </w:rPr>
-        <w:t xml:space="preserve">v6.65.0 and Google provider v8.3.0</w:t>
-      </w:r>
-      <w:r>
-        <w:rPr>
-          <w:rFonts w:ascii="Arial" w:cs="Arial" w:eastAsia="Arial" w:hAnsi="Arial"/>
-          <w:b w:val="false"/>
-          <w:bCs w:val="false"/>
-          <w:i w:val="false"/>
-          <w:iCs w:val="false"/>
-          <w:color w:val="1A1A1A"/>
-          <w:sz w:val="22"/>
-          <w:szCs w:val="22"/>
-        </w:rPr>
-        <w:t xml:space="preserve">: both configurations are valid.</w:t>
-      </w:r>
-    </w:p>
-    <w:p>
-      <w:pPr>
-        <w:pageBreakBefore/>
-        <w:spacing w:after="160" w:before="240"/>
-      </w:pPr>
-      <w:r>
-        <w:rPr>
-          <w:rFonts w:ascii="Arial" w:cs="Arial" w:eastAsia="Arial" w:hAnsi="Arial"/>
-          <w:b/>
-          <w:bCs/>
-          <w:color w:val="194268"/>
-          <w:sz w:val="32"/>
-          <w:szCs w:val="32"/>
-        </w:rPr>
-        <w:t xml:space="preserve">7. Google Cloud Specifics</w:t>
-      </w:r>
-    </w:p>
-    <w:p>
-      <w:pPr>
-        <w:spacing w:after="120"/>
-      </w:pPr>
-      <w:r>
-        <w:rPr>
-          <w:rFonts w:ascii="Arial" w:cs="Arial" w:eastAsia="Arial" w:hAnsi="Arial"/>
-          <w:b w:val="false"/>
-          <w:bCs w:val="false"/>
-          <w:i w:val="false"/>
-          <w:iCs w:val="false"/>
-          <w:color w:val="1A1A1A"/>
-          <w:sz w:val="22"/>
-          <w:szCs w:val="22"/>
-        </w:rPr>
-        <w:t xml:space="preserve">Open Lakehouse on Google Cloud entered Private Preview on 2 September 2026, with GA planned for Q4 2026. The wizard mirrors the AWS flow service for service; the differences that matter are below.</w:t>
-      </w:r>
-    </w:p>
-    <w:p>
-      <w:pPr>
-        <w:spacing w:after="100" w:before="220"/>
-      </w:pPr>
-      <w:r>
-        <w:rPr>
-          <w:rFonts w:ascii="Arial" w:cs="Arial" w:eastAsia="Arial" w:hAnsi="Arial"/>
-          <w:b/>
-          <w:bCs/>
-          <w:color w:val="194268"/>
-          <w:sz w:val="26"/>
-          <w:szCs w:val="26"/>
-        </w:rPr>
-        <w:t xml:space="preserve">Service mapping</w:t>
-      </w:r>
-    </w:p>
-    <w:tbl>
-      <w:tblPr>
-        <w:tblW w:type="dxa" w:w="9360"/>
-        <w:tblBorders>
-          <w:top w:val="single" w:color="auto" w:sz="4"/>
-          <w:left w:val="single" w:color="auto" w:sz="4"/>
-          <w:bottom w:val="single" w:color="auto" w:sz="4"/>
-          <w:right w:val="single" w:color="auto" w:sz="4"/>
-          <w:insideH w:val="single" w:color="auto" w:sz="4"/>
-          <w:insideV w:val="single" w:color="auto" w:sz="4"/>
-        </w:tblBorders>
-      </w:tblPr>
-      <w:tblGrid>
-        <w:gridCol w:w="3100"/>
-        <w:gridCol w:w="6260"/>
-      </w:tblGrid>
-      <w:tr>
-        <w:tc>
-          <w:tcPr>
-            <w:tcW w:type="dxa" w:w="3100"/>
-            <w:tcBorders>
-              <w:top w:val="single" w:color="D0D7DE" w:sz="1"/>
-              <w:left w:val="single" w:color="D0D7DE" w:sz="1"/>
-              <w:bottom w:val="single" w:color="D0D7DE" w:sz="1"/>
-              <w:right w:val="single" w:color="D0D7DE" w:sz="1"/>
-            </w:tcBorders>
-            <w:tcMar>
-              <w:top w:type="dxa" w:w="70"/>
-              <w:left w:type="dxa" w:w="120"/>
-              <w:bottom w:type="dxa" w:w="70"/>
-              <w:right w:type="dxa" w:w="120"/>
-            </w:tcMar>
-          </w:tcPr>
-          <w:p>
-            <w:pPr>
-              <w:spacing w:after="0"/>
-            </w:pPr>
-            <w:r>
-              <w:rPr>
-                <w:rFonts w:ascii="Arial" w:cs="Arial" w:eastAsia="Arial" w:hAnsi="Arial"/>
-                <w:b/>
-                <w:bCs/>
-                <w:color w:val="1A1A1A"/>
-                <w:sz w:val="20"/>
-                <w:szCs w:val="20"/>
-              </w:rPr>
-              <w:t xml:space="preserve">EC2 agent + cluster</w:t>
-            </w:r>
-          </w:p>
-        </w:tc>
-        <w:tc>
-          <w:tcPr>
-            <w:tcW w:type="dxa" w:w="6260"/>
-            <w:tcBorders>
-              <w:top w:val="single" w:color="D0D7DE" w:sz="1"/>
-              <w:left w:val="single" w:color="D0D7DE" w:sz="1"/>
-              <w:bottom w:val="single" w:color="D0D7DE" w:sz="1"/>
-              <w:right w:val="single" w:color="D0D7DE" w:sz="1"/>
-            </w:tcBorders>
-            <w:tcMar>
-              <w:top w:type="dxa" w:w="70"/>
-              <w:left w:type="dxa" w:w="120"/>
-              <w:bottom w:type="dxa" w:w="70"/>
-              <w:right w:type="dxa" w:w="120"/>
-            </w:tcMar>
-          </w:tcPr>
-          <w:p>
-            <w:pPr>
-              <w:spacing w:after="0"/>
-            </w:pPr>
-            <w:r>
-              <w:rPr>
-                <w:rFonts w:ascii="Arial" w:cs="Arial" w:eastAsia="Arial" w:hAnsi="Arial"/>
-                <w:b w:val="false"/>
-                <w:bCs w:val="false"/>
-                <w:color w:val="1A1A1A"/>
-                <w:sz w:val="20"/>
-                <w:szCs w:val="20"/>
-              </w:rPr>
-              <w:t xml:space="preserve">Compute Engine VM + managed instance group of Spot VMs</w:t>
-            </w:r>
-          </w:p>
-        </w:tc>
-      </w:tr>
-      <w:tr>
-        <w:tc>
-          <w:tcPr>
-            <w:tcW w:type="dxa" w:w="3100"/>
-            <w:tcBorders>
-              <w:top w:val="single" w:color="D0D7DE" w:sz="1"/>
-              <w:left w:val="single" w:color="D0D7DE" w:sz="1"/>
-              <w:bottom w:val="single" w:color="D0D7DE" w:sz="1"/>
-              <w:right w:val="single" w:color="D0D7DE" w:sz="1"/>
-            </w:tcBorders>
-            <w:tcMar>
-              <w:top w:type="dxa" w:w="70"/>
-              <w:left w:type="dxa" w:w="120"/>
-              <w:bottom w:type="dxa" w:w="70"/>
-              <w:right w:type="dxa" w:w="120"/>
-            </w:tcMar>
-          </w:tcPr>
-          <w:p>
-            <w:pPr>
-              <w:spacing w:after="0"/>
-            </w:pPr>
-            <w:r>
-              <w:rPr>
-                <w:rFonts w:ascii="Arial" w:cs="Arial" w:eastAsia="Arial" w:hAnsi="Arial"/>
-                <w:b/>
-                <w:bCs/>
-                <w:color w:val="1A1A1A"/>
-                <w:sz w:val="20"/>
-                <w:szCs w:val="20"/>
-              </w:rPr>
-              <w:t xml:space="preserve">VPC + 2 public subnets</w:t>
-            </w:r>
-          </w:p>
-        </w:tc>
-        <w:tc>
-          <w:tcPr>
-            <w:tcW w:type="dxa" w:w="6260"/>
-            <w:tcBorders>
-              <w:top w:val="single" w:color="D0D7DE" w:sz="1"/>
-              <w:left w:val="single" w:color="D0D7DE" w:sz="1"/>
-              <w:bottom w:val="single" w:color="D0D7DE" w:sz="1"/>
-              <w:right w:val="single" w:color="D0D7DE" w:sz="1"/>
-            </w:tcBorders>
-            <w:tcMar>
-              <w:top w:type="dxa" w:w="70"/>
-              <w:left w:type="dxa" w:w="120"/>
-              <w:bottom w:type="dxa" w:w="70"/>
-              <w:right w:type="dxa" w:w="120"/>
-            </w:tcMar>
-          </w:tcPr>
-          <w:p>
-            <w:pPr>
-              <w:spacing w:after="0"/>
-            </w:pPr>
-            <w:r>
-              <w:rPr>
-                <w:rFonts w:ascii="Arial" w:cs="Arial" w:eastAsia="Arial" w:hAnsi="Arial"/>
-                <w:b w:val="false"/>
-                <w:bCs w:val="false"/>
-                <w:color w:val="1A1A1A"/>
-                <w:sz w:val="20"/>
-                <w:szCs w:val="20"/>
-              </w:rPr>
-              <w:t xml:space="preserve">VPC network + regional subnetwork, MIG spread across two zones</w:t>
-            </w:r>
-          </w:p>
-        </w:tc>
-      </w:tr>
-      <w:tr>
-        <w:tc>
-          <w:tcPr>
-            <w:tcW w:type="dxa" w:w="3100"/>
-            <w:tcBorders>
-              <w:top w:val="single" w:color="D0D7DE" w:sz="1"/>
-              <w:left w:val="single" w:color="D0D7DE" w:sz="1"/>
-              <w:bottom w:val="single" w:color="D0D7DE" w:sz="1"/>
-              <w:right w:val="single" w:color="D0D7DE" w:sz="1"/>
-            </w:tcBorders>
-            <w:tcMar>
-              <w:top w:type="dxa" w:w="70"/>
-              <w:left w:type="dxa" w:w="120"/>
-              <w:bottom w:type="dxa" w:w="70"/>
-              <w:right w:type="dxa" w:w="120"/>
-            </w:tcMar>
-          </w:tcPr>
-          <w:p>
-            <w:pPr>
-              <w:spacing w:after="0"/>
-            </w:pPr>
-            <w:r>
-              <w:rPr>
-                <w:rFonts w:ascii="Arial" w:cs="Arial" w:eastAsia="Arial" w:hAnsi="Arial"/>
-                <w:b/>
-                <w:bCs/>
-                <w:color w:val="1A1A1A"/>
-                <w:sz w:val="20"/>
-                <w:szCs w:val="20"/>
-              </w:rPr>
-              <w:t xml:space="preserve">Security group</w:t>
-            </w:r>
-          </w:p>
-        </w:tc>
-        <w:tc>
-          <w:tcPr>
-            <w:tcW w:type="dxa" w:w="6260"/>
-            <w:tcBorders>
-              <w:top w:val="single" w:color="D0D7DE" w:sz="1"/>
-              <w:left w:val="single" w:color="D0D7DE" w:sz="1"/>
-              <w:bottom w:val="single" w:color="D0D7DE" w:sz="1"/>
-              <w:right w:val="single" w:color="D0D7DE" w:sz="1"/>
-            </w:tcBorders>
-            <w:tcMar>
-              <w:top w:type="dxa" w:w="70"/>
-              <w:left w:type="dxa" w:w="120"/>
-              <w:bottom w:type="dxa" w:w="70"/>
-              <w:right w:type="dxa" w:w="120"/>
-            </w:tcMar>
-          </w:tcPr>
-          <w:p>
-            <w:pPr>
-              <w:spacing w:after="0"/>
-            </w:pPr>
-            <w:r>
-              <w:rPr>
-                <w:rFonts w:ascii="Arial" w:cs="Arial" w:eastAsia="Arial" w:hAnsi="Arial"/>
-                <w:b w:val="false"/>
-                <w:bCs w:val="false"/>
-                <w:color w:val="1A1A1A"/>
-                <w:sz w:val="20"/>
-                <w:szCs w:val="20"/>
-              </w:rPr>
-              <w:t xml:space="preserve">Firewall rule (ingress from the subnetwork CIDR). Egress needs no rule: GCP has an implied default-allow-egress</w:t>
-            </w:r>
-          </w:p>
-        </w:tc>
-      </w:tr>
-      <w:tr>
-        <w:tc>
-          <w:tcPr>
-            <w:tcW w:type="dxa" w:w="3100"/>
-            <w:tcBorders>
-              <w:top w:val="single" w:color="D0D7DE" w:sz="1"/>
-              <w:left w:val="single" w:color="D0D7DE" w:sz="1"/>
-              <w:bottom w:val="single" w:color="D0D7DE" w:sz="1"/>
-              <w:right w:val="single" w:color="D0D7DE" w:sz="1"/>
-            </w:tcBorders>
-            <w:tcMar>
-              <w:top w:type="dxa" w:w="70"/>
-              <w:left w:type="dxa" w:w="120"/>
-              <w:bottom w:type="dxa" w:w="70"/>
-              <w:right w:type="dxa" w:w="120"/>
-            </w:tcMar>
-          </w:tcPr>
-          <w:p>
-            <w:pPr>
-              <w:spacing w:after="0"/>
-            </w:pPr>
-            <w:r>
-              <w:rPr>
-                <w:rFonts w:ascii="Arial" w:cs="Arial" w:eastAsia="Arial" w:hAnsi="Arial"/>
-                <w:b/>
-                <w:bCs/>
-                <w:color w:val="1A1A1A"/>
-                <w:sz w:val="20"/>
-                <w:szCs w:val="20"/>
-              </w:rPr>
-              <w:t xml:space="preserve">S3 gateway endpoint</w:t>
-            </w:r>
-          </w:p>
-        </w:tc>
-        <w:tc>
-          <w:tcPr>
-            <w:tcW w:type="dxa" w:w="6260"/>
-            <w:tcBorders>
-              <w:top w:val="single" w:color="D0D7DE" w:sz="1"/>
-              <w:left w:val="single" w:color="D0D7DE" w:sz="1"/>
-              <w:bottom w:val="single" w:color="D0D7DE" w:sz="1"/>
-              <w:right w:val="single" w:color="D0D7DE" w:sz="1"/>
-            </w:tcBorders>
-            <w:tcMar>
-              <w:top w:type="dxa" w:w="70"/>
-              <w:left w:type="dxa" w:w="120"/>
-              <w:bottom w:type="dxa" w:w="70"/>
-              <w:right w:type="dxa" w:w="120"/>
-            </w:tcMar>
-          </w:tcPr>
-          <w:p>
-            <w:pPr>
-              <w:spacing w:after="0"/>
-            </w:pPr>
-            <w:r>
-              <w:rPr>
-                <w:rFonts w:ascii="Arial" w:cs="Arial" w:eastAsia="Arial" w:hAnsi="Arial"/>
-                <w:b w:val="false"/>
-                <w:bCs w:val="false"/>
-                <w:color w:val="1A1A1A"/>
-                <w:sz w:val="20"/>
-                <w:szCs w:val="20"/>
-              </w:rPr>
-              <w:t xml:space="preserve">Private Google Access on the subnetwork</w:t>
-            </w:r>
-          </w:p>
-        </w:tc>
-      </w:tr>
-      <w:tr>
-        <w:tc>
-          <w:tcPr>
-            <w:tcW w:type="dxa" w:w="3100"/>
-            <w:tcBorders>
-              <w:top w:val="single" w:color="D0D7DE" w:sz="1"/>
-              <w:left w:val="single" w:color="D0D7DE" w:sz="1"/>
-              <w:bottom w:val="single" w:color="D0D7DE" w:sz="1"/>
-              <w:right w:val="single" w:color="D0D7DE" w:sz="1"/>
-            </w:tcBorders>
-            <w:tcMar>
-              <w:top w:type="dxa" w:w="70"/>
-              <w:left w:type="dxa" w:w="120"/>
-              <w:bottom w:type="dxa" w:w="70"/>
-              <w:right w:type="dxa" w:w="120"/>
-            </w:tcMar>
-          </w:tcPr>
-          <w:p>
-            <w:pPr>
-              <w:spacing w:after="0"/>
-            </w:pPr>
-            <w:r>
-              <w:rPr>
-                <w:rFonts w:ascii="Arial" w:cs="Arial" w:eastAsia="Arial" w:hAnsi="Arial"/>
-                <w:b/>
-                <w:bCs/>
-                <w:color w:val="1A1A1A"/>
-                <w:sz w:val="20"/>
-                <w:szCs w:val="20"/>
-              </w:rPr>
-              <w:t xml:space="preserve">Internet Gateway</w:t>
-            </w:r>
-          </w:p>
-        </w:tc>
-        <w:tc>
-          <w:tcPr>
-            <w:tcW w:type="dxa" w:w="6260"/>
-            <w:tcBorders>
-              <w:top w:val="single" w:color="D0D7DE" w:sz="1"/>
-              <w:left w:val="single" w:color="D0D7DE" w:sz="1"/>
-              <w:bottom w:val="single" w:color="D0D7DE" w:sz="1"/>
-              <w:right w:val="single" w:color="D0D7DE" w:sz="1"/>
-            </w:tcBorders>
-            <w:tcMar>
-              <w:top w:type="dxa" w:w="70"/>
-              <w:left w:type="dxa" w:w="120"/>
-              <w:bottom w:type="dxa" w:w="70"/>
-              <w:right w:type="dxa" w:w="120"/>
-            </w:tcMar>
-          </w:tcPr>
-          <w:p>
-            <w:pPr>
-              <w:spacing w:after="0"/>
-            </w:pPr>
-            <w:r>
-              <w:rPr>
-                <w:rFonts w:ascii="Arial" w:cs="Arial" w:eastAsia="Arial" w:hAnsi="Arial"/>
-                <w:b w:val="false"/>
-                <w:bCs w:val="false"/>
-                <w:color w:val="1A1A1A"/>
-                <w:sz w:val="20"/>
-                <w:szCs w:val="20"/>
-              </w:rPr>
-              <w:t xml:space="preserve">Cloud Router + Cloud NAT</w:t>
-            </w:r>
-          </w:p>
-        </w:tc>
-      </w:tr>
-      <w:tr>
-        <w:tc>
-          <w:tcPr>
-            <w:tcW w:type="dxa" w:w="3100"/>
-            <w:tcBorders>
-              <w:top w:val="single" w:color="D0D7DE" w:sz="1"/>
-              <w:left w:val="single" w:color="D0D7DE" w:sz="1"/>
-              <w:bottom w:val="single" w:color="D0D7DE" w:sz="1"/>
-              <w:right w:val="single" w:color="D0D7DE" w:sz="1"/>
-            </w:tcBorders>
-            <w:tcMar>
-              <w:top w:type="dxa" w:w="70"/>
-              <w:left w:type="dxa" w:w="120"/>
-              <w:bottom w:type="dxa" w:w="70"/>
-              <w:right w:type="dxa" w:w="120"/>
-            </w:tcMar>
-          </w:tcPr>
-          <w:p>
-            <w:pPr>
-              <w:spacing w:after="0"/>
-            </w:pPr>
-            <w:r>
-              <w:rPr>
-                <w:rFonts w:ascii="Arial" w:cs="Arial" w:eastAsia="Arial" w:hAnsi="Arial"/>
-                <w:b/>
-                <w:bCs/>
-                <w:color w:val="1A1A1A"/>
-                <w:sz w:val="20"/>
-                <w:szCs w:val="20"/>
-              </w:rPr>
-              <w:t xml:space="preserve">KMS CMK</w:t>
-            </w:r>
-          </w:p>
-        </w:tc>
-        <w:tc>
-          <w:tcPr>
-            <w:tcW w:type="dxa" w:w="6260"/>
-            <w:tcBorders>
-              <w:top w:val="single" w:color="D0D7DE" w:sz="1"/>
-              <w:left w:val="single" w:color="D0D7DE" w:sz="1"/>
-              <w:bottom w:val="single" w:color="D0D7DE" w:sz="1"/>
-              <w:right w:val="single" w:color="D0D7DE" w:sz="1"/>
-            </w:tcBorders>
-            <w:tcMar>
-              <w:top w:type="dxa" w:w="70"/>
-              <w:left w:type="dxa" w:w="120"/>
-              <w:bottom w:type="dxa" w:w="70"/>
-              <w:right w:type="dxa" w:w="120"/>
-            </w:tcMar>
-          </w:tcPr>
-          <w:p>
-            <w:pPr>
-              <w:spacing w:after="0"/>
-            </w:pPr>
-            <w:r>
-              <w:rPr>
-                <w:rFonts w:ascii="Arial" w:cs="Arial" w:eastAsia="Arial" w:hAnsi="Arial"/>
-                <w:b w:val="false"/>
-                <w:bCs w:val="false"/>
-                <w:color w:val="1A1A1A"/>
-                <w:sz w:val="20"/>
-                <w:szCs w:val="20"/>
-              </w:rPr>
-              <w:t xml:space="preserve">Cloud KMS symmetric CMEK</w:t>
-            </w:r>
-          </w:p>
-        </w:tc>
-      </w:tr>
-      <w:tr>
-        <w:tc>
-          <w:tcPr>
-            <w:tcW w:type="dxa" w:w="3100"/>
-            <w:tcBorders>
-              <w:top w:val="single" w:color="D0D7DE" w:sz="1"/>
-              <w:left w:val="single" w:color="D0D7DE" w:sz="1"/>
-              <w:bottom w:val="single" w:color="D0D7DE" w:sz="1"/>
-              <w:right w:val="single" w:color="D0D7DE" w:sz="1"/>
-            </w:tcBorders>
-            <w:tcMar>
-              <w:top w:type="dxa" w:w="70"/>
-              <w:left w:type="dxa" w:w="120"/>
-              <w:bottom w:type="dxa" w:w="70"/>
-              <w:right w:type="dxa" w:w="120"/>
-            </w:tcMar>
-          </w:tcPr>
-          <w:p>
-            <w:pPr>
-              <w:spacing w:after="0"/>
-            </w:pPr>
-            <w:r>
-              <w:rPr>
-                <w:rFonts w:ascii="Arial" w:cs="Arial" w:eastAsia="Arial" w:hAnsi="Arial"/>
-                <w:b/>
-                <w:bCs/>
-                <w:color w:val="1A1A1A"/>
-                <w:sz w:val="20"/>
-                <w:szCs w:val="20"/>
-              </w:rPr>
-              <w:t xml:space="preserve">S3 buckets</w:t>
-            </w:r>
-          </w:p>
-        </w:tc>
-        <w:tc>
-          <w:tcPr>
-            <w:tcW w:type="dxa" w:w="6260"/>
-            <w:tcBorders>
-              <w:top w:val="single" w:color="D0D7DE" w:sz="1"/>
-              <w:left w:val="single" w:color="D0D7DE" w:sz="1"/>
-              <w:bottom w:val="single" w:color="D0D7DE" w:sz="1"/>
-              <w:right w:val="single" w:color="D0D7DE" w:sz="1"/>
-            </w:tcBorders>
-            <w:tcMar>
-              <w:top w:type="dxa" w:w="70"/>
-              <w:left w:type="dxa" w:w="120"/>
-              <w:bottom w:type="dxa" w:w="70"/>
-              <w:right w:type="dxa" w:w="120"/>
-            </w:tcMar>
-          </w:tcPr>
-          <w:p>
-            <w:pPr>
-              <w:spacing w:after="0"/>
-            </w:pPr>
-            <w:r>
-              <w:rPr>
-                <w:rFonts w:ascii="Arial" w:cs="Arial" w:eastAsia="Arial" w:hAnsi="Arial"/>
-                <w:b w:val="false"/>
-                <w:bCs w:val="false"/>
-                <w:color w:val="1A1A1A"/>
-                <w:sz w:val="20"/>
-                <w:szCs w:val="20"/>
-              </w:rPr>
-              <w:t xml:space="preserve">GCS buckets: table storage, landing, config</w:t>
-            </w:r>
-          </w:p>
-        </w:tc>
-      </w:tr>
-      <w:tr>
-        <w:tc>
-          <w:tcPr>
-            <w:tcW w:type="dxa" w:w="3100"/>
-            <w:tcBorders>
-              <w:top w:val="single" w:color="D0D7DE" w:sz="1"/>
-              <w:left w:val="single" w:color="D0D7DE" w:sz="1"/>
-              <w:bottom w:val="single" w:color="D0D7DE" w:sz="1"/>
-              <w:right w:val="single" w:color="D0D7DE" w:sz="1"/>
-            </w:tcBorders>
-            <w:tcMar>
-              <w:top w:type="dxa" w:w="70"/>
-              <w:left w:type="dxa" w:w="120"/>
-              <w:bottom w:type="dxa" w:w="70"/>
-              <w:right w:type="dxa" w:w="120"/>
-            </w:tcMar>
-          </w:tcPr>
-          <w:p>
-            <w:pPr>
-              <w:spacing w:after="0"/>
-            </w:pPr>
-            <w:r>
-              <w:rPr>
-                <w:rFonts w:ascii="Arial" w:cs="Arial" w:eastAsia="Arial" w:hAnsi="Arial"/>
-                <w:b/>
-                <w:bCs/>
-                <w:color w:val="1A1A1A"/>
-                <w:sz w:val="20"/>
-                <w:szCs w:val="20"/>
-              </w:rPr>
-              <w:t xml:space="preserve">Kinesis stream</w:t>
-            </w:r>
-          </w:p>
-        </w:tc>
-        <w:tc>
-          <w:tcPr>
-            <w:tcW w:type="dxa" w:w="6260"/>
-            <w:tcBorders>
-              <w:top w:val="single" w:color="D0D7DE" w:sz="1"/>
-              <w:left w:val="single" w:color="D0D7DE" w:sz="1"/>
-              <w:bottom w:val="single" w:color="D0D7DE" w:sz="1"/>
-              <w:right w:val="single" w:color="D0D7DE" w:sz="1"/>
-            </w:tcBorders>
-            <w:tcMar>
-              <w:top w:type="dxa" w:w="70"/>
-              <w:left w:type="dxa" w:w="120"/>
-              <w:bottom w:type="dxa" w:w="70"/>
-              <w:right w:type="dxa" w:w="120"/>
-            </w:tcMar>
-          </w:tcPr>
-          <w:p>
-            <w:pPr>
-              <w:spacing w:after="0"/>
-            </w:pPr>
-            <w:r>
-              <w:rPr>
-                <w:rFonts w:ascii="Arial" w:cs="Arial" w:eastAsia="Arial" w:hAnsi="Arial"/>
-                <w:b w:val="false"/>
-                <w:bCs w:val="false"/>
-                <w:color w:val="1A1A1A"/>
-                <w:sz w:val="20"/>
-                <w:szCs w:val="20"/>
-              </w:rPr>
-              <w:t xml:space="preserve">Nothing at launch - the preview covers CDC and SaaS sources only</w:t>
-            </w:r>
-          </w:p>
-        </w:tc>
-      </w:tr>
-      <w:tr>
-        <w:tc>
-          <w:tcPr>
-            <w:tcW w:type="dxa" w:w="3100"/>
-            <w:tcBorders>
-              <w:top w:val="single" w:color="D0D7DE" w:sz="1"/>
-              <w:left w:val="single" w:color="D0D7DE" w:sz="1"/>
-              <w:bottom w:val="single" w:color="D0D7DE" w:sz="1"/>
-              <w:right w:val="single" w:color="D0D7DE" w:sz="1"/>
-            </w:tcBorders>
-            <w:tcMar>
-              <w:top w:type="dxa" w:w="70"/>
-              <w:left w:type="dxa" w:w="120"/>
-              <w:bottom w:type="dxa" w:w="70"/>
-              <w:right w:type="dxa" w:w="120"/>
-            </w:tcMar>
-          </w:tcPr>
-          <w:p>
-            <w:pPr>
-              <w:spacing w:after="0"/>
-            </w:pPr>
-            <w:r>
-              <w:rPr>
-                <w:rFonts w:ascii="Arial" w:cs="Arial" w:eastAsia="Arial" w:hAnsi="Arial"/>
-                <w:b/>
-                <w:bCs/>
-                <w:color w:val="1A1A1A"/>
-                <w:sz w:val="20"/>
-                <w:szCs w:val="20"/>
-              </w:rPr>
-              <w:t xml:space="preserve">IAM management role + ExternalId</w:t>
-            </w:r>
-          </w:p>
-        </w:tc>
-        <w:tc>
-          <w:tcPr>
-            <w:tcW w:type="dxa" w:w="6260"/>
-            <w:tcBorders>
-              <w:top w:val="single" w:color="D0D7DE" w:sz="1"/>
-              <w:left w:val="single" w:color="D0D7DE" w:sz="1"/>
-              <w:bottom w:val="single" w:color="D0D7DE" w:sz="1"/>
-              <w:right w:val="single" w:color="D0D7DE" w:sz="1"/>
-            </w:tcBorders>
-            <w:tcMar>
-              <w:top w:type="dxa" w:w="70"/>
-              <w:left w:type="dxa" w:w="120"/>
-              <w:bottom w:type="dxa" w:w="70"/>
-              <w:right w:type="dxa" w:w="120"/>
-            </w:tcMar>
-          </w:tcPr>
-          <w:p>
-            <w:pPr>
-              <w:spacing w:after="0"/>
-            </w:pPr>
-            <w:r>
-              <w:rPr>
-                <w:rFonts w:ascii="Arial" w:cs="Arial" w:eastAsia="Arial" w:hAnsi="Arial"/>
-                <w:b w:val="false"/>
-                <w:bCs w:val="false"/>
-                <w:color w:val="1A1A1A"/>
-                <w:sz w:val="20"/>
-                <w:szCs w:val="20"/>
-              </w:rPr>
-              <w:t xml:space="preserve">Management service account + Workload Identity Federation</w:t>
-            </w:r>
-          </w:p>
-        </w:tc>
-      </w:tr>
-      <w:tr>
-        <w:tc>
-          <w:tcPr>
-            <w:tcW w:type="dxa" w:w="3100"/>
-            <w:tcBorders>
-              <w:top w:val="single" w:color="D0D7DE" w:sz="1"/>
-              <w:left w:val="single" w:color="D0D7DE" w:sz="1"/>
-              <w:bottom w:val="single" w:color="D0D7DE" w:sz="1"/>
-              <w:right w:val="single" w:color="D0D7DE" w:sz="1"/>
-            </w:tcBorders>
-            <w:tcMar>
-              <w:top w:type="dxa" w:w="70"/>
-              <w:left w:type="dxa" w:w="120"/>
-              <w:bottom w:type="dxa" w:w="70"/>
-              <w:right w:type="dxa" w:w="120"/>
-            </w:tcMar>
-          </w:tcPr>
-          <w:p>
-            <w:pPr>
-              <w:spacing w:after="0"/>
-            </w:pPr>
-            <w:r>
-              <w:rPr>
-                <w:rFonts w:ascii="Arial" w:cs="Arial" w:eastAsia="Arial" w:hAnsi="Arial"/>
-                <w:b/>
-                <w:bCs/>
-                <w:color w:val="1A1A1A"/>
-                <w:sz w:val="20"/>
-                <w:szCs w:val="20"/>
-              </w:rPr>
-              <w:t xml:space="preserve">EC2 instance profile</w:t>
-            </w:r>
-          </w:p>
-        </w:tc>
-        <w:tc>
-          <w:tcPr>
-            <w:tcW w:type="dxa" w:w="6260"/>
-            <w:tcBorders>
-              <w:top w:val="single" w:color="D0D7DE" w:sz="1"/>
-              <w:left w:val="single" w:color="D0D7DE" w:sz="1"/>
-              <w:bottom w:val="single" w:color="D0D7DE" w:sz="1"/>
-              <w:right w:val="single" w:color="D0D7DE" w:sz="1"/>
-            </w:tcBorders>
-            <w:tcMar>
-              <w:top w:type="dxa" w:w="70"/>
-              <w:left w:type="dxa" w:w="120"/>
-              <w:bottom w:type="dxa" w:w="70"/>
-              <w:right w:type="dxa" w:w="120"/>
-            </w:tcMar>
-          </w:tcPr>
-          <w:p>
-            <w:pPr>
-              <w:spacing w:after="0"/>
-            </w:pPr>
-            <w:r>
-              <w:rPr>
-                <w:rFonts w:ascii="Arial" w:cs="Arial" w:eastAsia="Arial" w:hAnsi="Arial"/>
-                <w:b w:val="false"/>
-                <w:bCs w:val="false"/>
-                <w:color w:val="1A1A1A"/>
-                <w:sz w:val="20"/>
-                <w:szCs w:val="20"/>
-              </w:rPr>
-              <w:t xml:space="preserve">Node service account attached to the VMs</w:t>
-            </w:r>
-          </w:p>
-        </w:tc>
-      </w:tr>
-      <w:tr>
-        <w:tc>
-          <w:tcPr>
-            <w:tcW w:type="dxa" w:w="3100"/>
-            <w:tcBorders>
-              <w:top w:val="single" w:color="D0D7DE" w:sz="1"/>
-              <w:left w:val="single" w:color="D0D7DE" w:sz="1"/>
-              <w:bottom w:val="single" w:color="D0D7DE" w:sz="1"/>
-              <w:right w:val="single" w:color="D0D7DE" w:sz="1"/>
-            </w:tcBorders>
-            <w:tcMar>
-              <w:top w:type="dxa" w:w="70"/>
-              <w:left w:type="dxa" w:w="120"/>
-              <w:bottom w:type="dxa" w:w="70"/>
-              <w:right w:type="dxa" w:w="120"/>
-            </w:tcMar>
-          </w:tcPr>
-          <w:p>
-            <w:pPr>
-              <w:spacing w:after="0"/>
-            </w:pPr>
-            <w:r>
-              <w:rPr>
-                <w:rFonts w:ascii="Arial" w:cs="Arial" w:eastAsia="Arial" w:hAnsi="Arial"/>
-                <w:b/>
-                <w:bCs/>
-                <w:color w:val="1A1A1A"/>
-                <w:sz w:val="20"/>
-                <w:szCs w:val="20"/>
-              </w:rPr>
-              <w:t xml:space="preserve">AWS Glue Data Catalog</w:t>
-            </w:r>
-          </w:p>
-        </w:tc>
-        <w:tc>
-          <w:tcPr>
-            <w:tcW w:type="dxa" w:w="6260"/>
-            <w:tcBorders>
-              <w:top w:val="single" w:color="D0D7DE" w:sz="1"/>
-              <w:left w:val="single" w:color="D0D7DE" w:sz="1"/>
-              <w:bottom w:val="single" w:color="D0D7DE" w:sz="1"/>
-              <w:right w:val="single" w:color="D0D7DE" w:sz="1"/>
-            </w:tcBorders>
-            <w:tcMar>
-              <w:top w:type="dxa" w:w="70"/>
-              <w:left w:type="dxa" w:w="120"/>
-              <w:bottom w:type="dxa" w:w="70"/>
-              <w:right w:type="dxa" w:w="120"/>
-            </w:tcMar>
-          </w:tcPr>
-          <w:p>
-            <w:pPr>
-              <w:spacing w:after="0"/>
-            </w:pPr>
-            <w:r>
-              <w:rPr>
-                <w:rFonts w:ascii="Arial" w:cs="Arial" w:eastAsia="Arial" w:hAnsi="Arial"/>
-                <w:b w:val="false"/>
-                <w:bCs w:val="false"/>
-                <w:color w:val="1A1A1A"/>
-                <w:sz w:val="20"/>
-                <w:szCs w:val="20"/>
-              </w:rPr>
-              <w:t xml:space="preserve">Google Lakehouse Runtime Catalog (BigLake)</w:t>
-            </w:r>
-          </w:p>
-        </w:tc>
-      </w:tr>
-      <w:tr>
-        <w:tc>
-          <w:tcPr>
-            <w:tcW w:type="dxa" w:w="3100"/>
-            <w:tcBorders>
-              <w:top w:val="single" w:color="D0D7DE" w:sz="1"/>
-              <w:left w:val="single" w:color="D0D7DE" w:sz="1"/>
-              <w:bottom w:val="single" w:color="D0D7DE" w:sz="1"/>
-              <w:right w:val="single" w:color="D0D7DE" w:sz="1"/>
-            </w:tcBorders>
-            <w:tcMar>
-              <w:top w:type="dxa" w:w="70"/>
-              <w:left w:type="dxa" w:w="120"/>
-              <w:bottom w:type="dxa" w:w="70"/>
-              <w:right w:type="dxa" w:w="120"/>
-            </w:tcMar>
-          </w:tcPr>
-          <w:p>
-            <w:pPr>
-              <w:spacing w:after="0"/>
-            </w:pPr>
-            <w:r>
-              <w:rPr>
-                <w:rFonts w:ascii="Arial" w:cs="Arial" w:eastAsia="Arial" w:hAnsi="Arial"/>
-                <w:b/>
-                <w:bCs/>
-                <w:color w:val="1A1A1A"/>
-                <w:sz w:val="20"/>
-                <w:szCs w:val="20"/>
-              </w:rPr>
-              <w:t xml:space="preserve">SSM Parameter Store</w:t>
-            </w:r>
-          </w:p>
-        </w:tc>
-        <w:tc>
-          <w:tcPr>
-            <w:tcW w:type="dxa" w:w="6260"/>
-            <w:tcBorders>
-              <w:top w:val="single" w:color="D0D7DE" w:sz="1"/>
-              <w:left w:val="single" w:color="D0D7DE" w:sz="1"/>
-              <w:bottom w:val="single" w:color="D0D7DE" w:sz="1"/>
-              <w:right w:val="single" w:color="D0D7DE" w:sz="1"/>
-            </w:tcBorders>
-            <w:tcMar>
-              <w:top w:type="dxa" w:w="70"/>
-              <w:left w:type="dxa" w:w="120"/>
-              <w:bottom w:type="dxa" w:w="70"/>
-              <w:right w:type="dxa" w:w="120"/>
-            </w:tcMar>
-          </w:tcPr>
-          <w:p>
-            <w:pPr>
-              <w:spacing w:after="0"/>
-            </w:pPr>
-            <w:r>
-              <w:rPr>
-                <w:rFonts w:ascii="Arial" w:cs="Arial" w:eastAsia="Arial" w:hAnsi="Arial"/>
-                <w:b w:val="false"/>
-                <w:bCs w:val="false"/>
-                <w:color w:val="1A1A1A"/>
-                <w:sz w:val="20"/>
-                <w:szCs w:val="20"/>
-              </w:rPr>
-              <w:t xml:space="preserve">Secret Manager</w:t>
-            </w:r>
-          </w:p>
-        </w:tc>
-      </w:tr>
-      <w:tr>
-        <w:tc>
-          <w:tcPr>
-            <w:tcW w:type="dxa" w:w="3100"/>
-            <w:tcBorders>
-              <w:top w:val="single" w:color="D0D7DE" w:sz="1"/>
-              <w:left w:val="single" w:color="D0D7DE" w:sz="1"/>
-              <w:bottom w:val="single" w:color="D0D7DE" w:sz="1"/>
-              <w:right w:val="single" w:color="D0D7DE" w:sz="1"/>
-            </w:tcBorders>
-            <w:tcMar>
-              <w:top w:type="dxa" w:w="70"/>
-              <w:left w:type="dxa" w:w="120"/>
-              <w:bottom w:type="dxa" w:w="70"/>
-              <w:right w:type="dxa" w:w="120"/>
-            </w:tcMar>
-          </w:tcPr>
-          <w:p>
-            <w:pPr>
-              <w:spacing w:after="0"/>
-            </w:pPr>
-            <w:r>
-              <w:rPr>
-                <w:rFonts w:ascii="Arial" w:cs="Arial" w:eastAsia="Arial" w:hAnsi="Arial"/>
-                <w:b/>
-                <w:bCs/>
-                <w:color w:val="1A1A1A"/>
-                <w:sz w:val="20"/>
-                <w:szCs w:val="20"/>
-              </w:rPr>
-              <w:t xml:space="preserve">No equivalent</w:t>
-            </w:r>
-          </w:p>
-        </w:tc>
-        <w:tc>
-          <w:tcPr>
-            <w:tcW w:type="dxa" w:w="6260"/>
-            <w:tcBorders>
-              <w:top w:val="single" w:color="D0D7DE" w:sz="1"/>
-              <w:left w:val="single" w:color="D0D7DE" w:sz="1"/>
-              <w:bottom w:val="single" w:color="D0D7DE" w:sz="1"/>
-              <w:right w:val="single" w:color="D0D7DE" w:sz="1"/>
-            </w:tcBorders>
-            <w:tcMar>
-              <w:top w:type="dxa" w:w="70"/>
-              <w:left w:type="dxa" w:w="120"/>
-              <w:bottom w:type="dxa" w:w="70"/>
-              <w:right w:type="dxa" w:w="120"/>
-            </w:tcMar>
-          </w:tcPr>
-          <w:p>
-            <w:pPr>
-              <w:spacing w:after="0"/>
-            </w:pPr>
-            <w:r>
-              <w:rPr>
-                <w:rFonts w:ascii="Arial" w:cs="Arial" w:eastAsia="Arial" w:hAnsi="Arial"/>
-                <w:b w:val="false"/>
-                <w:bCs w:val="false"/>
-                <w:color w:val="1A1A1A"/>
-                <w:sz w:val="20"/>
-                <w:szCs w:val="20"/>
-              </w:rPr>
-              <w:t xml:space="preserve">BigQuery dataset for zero-copy mirroring</w:t>
-            </w:r>
-          </w:p>
-        </w:tc>
-      </w:tr>
-    </w:tbl>
-    <w:p>
-      <w:pPr>
-        <w:spacing w:after="100" w:before="220"/>
-      </w:pPr>
-      <w:r>
-        <w:rPr>
-          <w:rFonts w:ascii="Arial" w:cs="Arial" w:eastAsia="Arial" w:hAnsi="Arial"/>
-          <w:b/>
-          <w:bCs/>
-          <w:color w:val="194268"/>
-          <w:sz w:val="26"/>
-          <w:szCs w:val="26"/>
-        </w:rPr>
-        <w:t xml:space="preserve">Two credential stores</w:t>
-      </w:r>
-    </w:p>
-    <w:p>
-      <w:pPr>
-        <w:spacing w:after="120"/>
-      </w:pPr>
-      <w:r>
-        <w:rPr>
-          <w:rFonts w:ascii="Arial" w:cs="Arial" w:eastAsia="Arial" w:hAnsi="Arial"/>
-          <w:b w:val="false"/>
-          <w:bCs w:val="false"/>
-          <w:i w:val="false"/>
-          <w:iCs w:val="false"/>
-          <w:color w:val="1A1A1A"/>
-          <w:sz w:val="22"/>
-          <w:szCs w:val="22"/>
-        </w:rPr>
-        <w:t xml:space="preserve">gcloud auth login and Application Default Credentials are separate stores. The Terraform Google provider reads ADC, so both wizards check for it and offer to run the login. Skipping that step produces an authentication failure at terraform plan, not at wizard time.</w:t>
-      </w:r>
-    </w:p>
-    <w:p>
-      <w:pPr>
-        <w:shd w:fill="F2F4F7" w:val="clear"/>
-        <w:spacing w:after="120" w:before="80"/>
-        <w:ind w:left="240" w:right="240"/>
-      </w:pPr>
-      <w:r>
-        <w:rPr>
-          <w:rFonts w:ascii="Consolas" w:cs="Consolas" w:eastAsia="Consolas" w:hAnsi="Consolas"/>
-          <w:color w:val="1A1A1A"/>
-          <w:sz w:val="19"/>
-          <w:szCs w:val="19"/>
-        </w:rPr>
-        <w:t xml:space="preserve">gcloud auth application-default login</w:t>
-      </w:r>
-    </w:p>
-    <w:p>
-      <w:pPr>
-        <w:spacing w:after="100" w:before="220"/>
-      </w:pPr>
-      <w:r>
-        <w:rPr>
-          <w:rFonts w:ascii="Arial" w:cs="Arial" w:eastAsia="Arial" w:hAnsi="Arial"/>
-          <w:b/>
-          <w:bCs/>
-          <w:color w:val="194268"/>
-          <w:sz w:val="26"/>
-          <w:szCs w:val="26"/>
-        </w:rPr>
-        <w:t xml:space="preserve">Known gap: how QTC authenticates into your project</w:t>
-      </w:r>
-    </w:p>
-    <w:p>
-      <w:pPr>
-        <w:spacing w:after="120"/>
-      </w:pPr>
-      <w:r>
-        <w:rPr>
-          <w:rFonts w:ascii="Arial" w:cs="Arial" w:eastAsia="Arial" w:hAnsi="Arial"/>
-          <w:b w:val="false"/>
-          <w:bCs w:val="false"/>
-          <w:i w:val="false"/>
-          <w:iCs w:val="false"/>
-          <w:color w:val="1A1A1A"/>
-          <w:sz w:val="22"/>
-          <w:szCs w:val="22"/>
-        </w:rPr>
-        <w:t xml:space="preserve">Qlik has not published the authentication model for the Private Preview. The Google Cloud module assumes Workload Identity Federation - the GCP counterpart of the assume-role with ExternalId pattern OLH uses on AWS - with your tenant ID as the allowed audience. This is a reasoned assumption, not a documented requirement, and it is isolated so it is cheap to change.</w:t>
+        <w:t xml:space="preserve">CDC vs Streaming</w:t>
       </w:r>
     </w:p>
     <w:p>
@@ -4504,20 +3464,46 @@
           <w:sz w:val="22"/>
           <w:szCs w:val="22"/>
         </w:rPr>
-        <w:t xml:space="preserve">To skip federation: </w:t>
-      </w:r>
-      <w:r>
-        <w:rPr>
-          <w:rFonts w:ascii="Arial" w:cs="Arial" w:eastAsia="Arial" w:hAnsi="Arial"/>
-          <w:b w:val="false"/>
-          <w:bCs w:val="false"/>
-          <w:i w:val="false"/>
-          <w:iCs w:val="false"/>
-          <w:color w:val="1A1A1A"/>
-          <w:sz w:val="22"/>
-          <w:szCs w:val="22"/>
-        </w:rPr>
-        <w:t xml:space="preserve">set qtc_auth_method = "preauthorized_sa" in terraform.tfvars.</w:t>
+        <w:t xml:space="preserve">CDC: </w:t>
+      </w:r>
+      <w:r>
+        <w:rPr>
+          <w:rFonts w:ascii="Arial" w:cs="Arial" w:eastAsia="Arial" w:hAnsi="Arial"/>
+          <w:b w:val="false"/>
+          <w:bCs w:val="false"/>
+          <w:i w:val="false"/>
+          <w:iCs w:val="false"/>
+          <w:color w:val="1A1A1A"/>
+          <w:sz w:val="22"/>
+          <w:szCs w:val="22"/>
+        </w:rPr>
+        <w:t xml:space="preserve">database/SaaS change capture workloads, billed by data volume ingested; cluster tasks are free. Import JSON value: </w:t>
+      </w:r>
+      <w:r>
+        <w:rPr>
+          <w:rFonts w:ascii="Consolas" w:cs="Consolas" w:eastAsia="Consolas" w:hAnsi="Consolas"/>
+          <w:b w:val="false"/>
+          <w:bCs w:val="false"/>
+          <w:i w:val="false"/>
+          <w:iCs w:val="false"/>
+          <w:color w:val="1A1A1A"/>
+          <w:sz w:val="20"/>
+          <w:szCs w:val="20"/>
+        </w:rPr>
+        <w:t xml:space="preserve">"database"</w:t>
+      </w:r>
+      <w:r>
+        <w:rPr>
+          <w:rFonts w:ascii="Arial" w:cs="Arial" w:eastAsia="Arial" w:hAnsi="Arial"/>
+          <w:b w:val="false"/>
+          <w:bCs w:val="false"/>
+          <w:i w:val="false"/>
+          <w:iCs w:val="false"/>
+          <w:color w:val="1A1A1A"/>
+          <w:sz w:val="22"/>
+          <w:szCs w:val="22"/>
+        </w:rPr>
+        <w:t xml:space="preserve">.</w:t>
       </w:r>
     </w:p>
     <w:p>
@@ -4540,56 +3526,46 @@
           <w:sz w:val="22"/>
           <w:szCs w:val="22"/>
         </w:rPr>
-        <w:t xml:space="preserve">To change the model: </w:t>
-      </w:r>
-      <w:r>
-        <w:rPr>
-          <w:rFonts w:ascii="Arial" w:cs="Arial" w:eastAsia="Arial" w:hAnsi="Arial"/>
-          <w:b w:val="false"/>
-          <w:bCs w:val="false"/>
-          <w:i w:val="false"/>
-          <w:iCs w:val="false"/>
-          <w:color w:val="1A1A1A"/>
-          <w:sz w:val="22"/>
-          <w:szCs w:val="22"/>
-        </w:rPr>
-        <w:t xml:space="preserve">edit only the Qlik Talend Cloud tenant binding section of terraform/gcp/main.tf.</w:t>
-      </w:r>
-    </w:p>
-    <w:p>
-      <w:pPr>
-        <w:pStyle w:val="ListParagraph"/>
-        <w:numPr>
-          <w:ilvl w:val="0"/>
-          <w:numId w:val="2"/>
-        </w:numPr>
-        <w:spacing w:after="40"/>
-      </w:pPr>
-      <w:r>
-        <w:rPr>
-          <w:rFonts w:ascii="Arial" w:cs="Arial" w:eastAsia="Arial" w:hAnsi="Arial"/>
-          <w:b/>
-          <w:bCs/>
-          <w:i w:val="false"/>
-          <w:iCs w:val="false"/>
-          <w:color w:val="1A1A1A"/>
-          <w:sz w:val="22"/>
-          <w:szCs w:val="22"/>
-        </w:rPr>
-        <w:t xml:space="preserve">Before a customer deployment: </w:t>
-      </w:r>
-      <w:r>
-        <w:rPr>
-          <w:rFonts w:ascii="Arial" w:cs="Arial" w:eastAsia="Arial" w:hAnsi="Arial"/>
-          <w:b w:val="false"/>
-          <w:bCs w:val="false"/>
-          <w:i w:val="false"/>
-          <w:iCs w:val="false"/>
-          <w:color w:val="1A1A1A"/>
-          <w:sz w:val="22"/>
-          <w:szCs w:val="22"/>
-        </w:rPr>
-        <w:t xml:space="preserve">confirm with Product Management (PM: Antoine Richard).</w:t>
+        <w:t xml:space="preserve">Streaming: </w:t>
+      </w:r>
+      <w:r>
+        <w:rPr>
+          <w:rFonts w:ascii="Arial" w:cs="Arial" w:eastAsia="Arial" w:hAnsi="Arial"/>
+          <w:b w:val="false"/>
+          <w:bCs w:val="false"/>
+          <w:i w:val="false"/>
+          <w:iCs w:val="false"/>
+          <w:color w:val="1A1A1A"/>
+          <w:sz w:val="22"/>
+          <w:szCs w:val="22"/>
+        </w:rPr>
+        <w:t xml:space="preserve">streaming ingestion/transformation and Qlik Replicate sources, billed by compute usage. Import JSON value: </w:t>
+      </w:r>
+      <w:r>
+        <w:rPr>
+          <w:rFonts w:ascii="Consolas" w:cs="Consolas" w:eastAsia="Consolas" w:hAnsi="Consolas"/>
+          <w:b w:val="false"/>
+          <w:bCs w:val="false"/>
+          <w:i w:val="false"/>
+          <w:iCs w:val="false"/>
+          <w:color w:val="1A1A1A"/>
+          <w:sz w:val="20"/>
+          <w:szCs w:val="20"/>
+        </w:rPr>
+        <w:t xml:space="preserve">"streaming"</w:t>
+      </w:r>
+      <w:r>
+        <w:rPr>
+          <w:rFonts w:ascii="Arial" w:cs="Arial" w:eastAsia="Arial" w:hAnsi="Arial"/>
+          <w:b w:val="false"/>
+          <w:bCs w:val="false"/>
+          <w:i w:val="false"/>
+          <w:iCs w:val="false"/>
+          <w:color w:val="1A1A1A"/>
+          <w:sz w:val="22"/>
+          <w:szCs w:val="22"/>
+        </w:rPr>
+        <w:t xml:space="preserve">.</w:t>
       </w:r>
     </w:p>
     <w:p>
@@ -4605,260 +3581,25 @@
           <w:sz w:val="26"/>
           <w:szCs w:val="26"/>
         </w:rPr>
-        <w:t xml:space="preserve">Preview scope</w:t>
-      </w:r>
-    </w:p>
-    <w:p>
-      <w:pPr>
-        <w:pStyle w:val="ListParagraph"/>
-        <w:numPr>
-          <w:ilvl w:val="0"/>
-          <w:numId w:val="2"/>
-        </w:numPr>
-        <w:spacing w:after="40"/>
-      </w:pPr>
-      <w:r>
-        <w:rPr>
-          <w:rFonts w:ascii="Arial" w:cs="Arial" w:eastAsia="Arial" w:hAnsi="Arial"/>
-          <w:b/>
-          <w:bCs/>
-          <w:i w:val="false"/>
-          <w:iCs w:val="false"/>
-          <w:color w:val="1A1A1A"/>
-          <w:sz w:val="22"/>
-          <w:szCs w:val="22"/>
-        </w:rPr>
-        <w:t xml:space="preserve">At launch: </w:t>
-      </w:r>
-      <w:r>
-        <w:rPr>
-          <w:rFonts w:ascii="Arial" w:cs="Arial" w:eastAsia="Arial" w:hAnsi="Arial"/>
-          <w:b w:val="false"/>
-          <w:bCs w:val="false"/>
-          <w:i w:val="false"/>
-          <w:iCs w:val="false"/>
-          <w:color w:val="1A1A1A"/>
-          <w:sz w:val="22"/>
-          <w:szCs w:val="22"/>
-        </w:rPr>
-        <w:t xml:space="preserve">CDC and SaaS source ingestion into Iceberg, the Adaptive Optimizer, and mirroring to BigQuery.</w:t>
-      </w:r>
-    </w:p>
-    <w:p>
-      <w:pPr>
-        <w:pStyle w:val="ListParagraph"/>
-        <w:numPr>
-          <w:ilvl w:val="0"/>
-          <w:numId w:val="2"/>
-        </w:numPr>
-        <w:spacing w:after="40"/>
-      </w:pPr>
-      <w:r>
-        <w:rPr>
-          <w:rFonts w:ascii="Arial" w:cs="Arial" w:eastAsia="Arial" w:hAnsi="Arial"/>
-          <w:b/>
-          <w:bCs/>
-          <w:i w:val="false"/>
-          <w:iCs w:val="false"/>
-          <w:color w:val="1A1A1A"/>
-          <w:sz w:val="22"/>
-          <w:szCs w:val="22"/>
-        </w:rPr>
-        <w:t xml:space="preserve">Later in the preview: </w:t>
-      </w:r>
-      <w:r>
-        <w:rPr>
-          <w:rFonts w:ascii="Arial" w:cs="Arial" w:eastAsia="Arial" w:hAnsi="Arial"/>
-          <w:b w:val="false"/>
-          <w:bCs w:val="false"/>
-          <w:i w:val="false"/>
-          <w:iCs w:val="false"/>
-          <w:color w:val="1A1A1A"/>
-          <w:sz w:val="22"/>
-          <w:szCs w:val="22"/>
-        </w:rPr>
-        <w:t xml:space="preserve">streaming sources (Kafka and GCS) and Qlik Replicate as a source.</w:t>
-      </w:r>
-    </w:p>
-    <w:p>
-      <w:pPr>
-        <w:pStyle w:val="ListParagraph"/>
-        <w:numPr>
-          <w:ilvl w:val="0"/>
-          <w:numId w:val="2"/>
-        </w:numPr>
-        <w:spacing w:after="40"/>
-      </w:pPr>
-      <w:r>
-        <w:rPr>
-          <w:rFonts w:ascii="Arial" w:cs="Arial" w:eastAsia="Arial" w:hAnsi="Arial"/>
-          <w:b/>
-          <w:bCs/>
-          <w:i w:val="false"/>
-          <w:iCs w:val="false"/>
-          <w:color w:val="1A1A1A"/>
-          <w:sz w:val="22"/>
-          <w:szCs w:val="22"/>
-        </w:rPr>
-        <w:t xml:space="preserve">Not provisioned: </w:t>
-      </w:r>
-      <w:r>
-        <w:rPr>
-          <w:rFonts w:ascii="Arial" w:cs="Arial" w:eastAsia="Arial" w:hAnsi="Arial"/>
-          <w:b w:val="false"/>
-          <w:bCs w:val="false"/>
-          <w:i w:val="false"/>
-          <w:iCs w:val="false"/>
-          <w:color w:val="1A1A1A"/>
-          <w:sz w:val="22"/>
-          <w:szCs w:val="22"/>
-        </w:rPr>
-        <w:t xml:space="preserve">any stream resource - the AWS Kinesis step has no counterpart in this release.</w:t>
-      </w:r>
-    </w:p>
-    <w:p>
-      <w:pPr>
-        <w:spacing w:after="100" w:before="220"/>
-      </w:pPr>
-      <w:r>
-        <w:rPr>
-          <w:rFonts w:ascii="Arial" w:cs="Arial" w:eastAsia="Arial" w:hAnsi="Arial"/>
-          <w:b/>
-          <w:bCs/>
-          <w:color w:val="194268"/>
-          <w:sz w:val="26"/>
-          <w:szCs w:val="26"/>
-        </w:rPr>
-        <w:t xml:space="preserve">Google Cloud commands</w:t>
-      </w:r>
-    </w:p>
-    <w:p>
-      <w:pPr>
-        <w:shd w:fill="F2F4F7" w:val="clear"/>
-        <w:spacing w:after="0" w:before="80"/>
-        <w:ind w:left="240" w:right="240"/>
-      </w:pPr>
-      <w:r>
-        <w:rPr>
-          <w:rFonts w:ascii="Consolas" w:cs="Consolas" w:eastAsia="Consolas" w:hAnsi="Consolas"/>
-          <w:color w:val="1A1A1A"/>
-          <w:sz w:val="19"/>
-          <w:szCs w:val="19"/>
-        </w:rPr>
-        <w:t xml:space="preserve">terraform -chdir=terraform/gcp init -reconfigure \</w:t>
-      </w:r>
-    </w:p>
-    <w:p>
-      <w:pPr>
-        <w:shd w:fill="F2F4F7" w:val="clear"/>
-        <w:spacing w:after="0" w:before="0"/>
-        <w:ind w:left="240" w:right="240"/>
-      </w:pPr>
-      <w:r>
-        <w:rPr>
-          <w:rFonts w:ascii="Consolas" w:cs="Consolas" w:eastAsia="Consolas" w:hAnsi="Consolas"/>
-          <w:color w:val="1A1A1A"/>
-          <w:sz w:val="19"/>
-          <w:szCs w:val="19"/>
-        </w:rPr>
-        <w:t xml:space="preserve">  -backend-config="bucket=&lt;TFSTATE_BUCKET&gt;" \</w:t>
-      </w:r>
-    </w:p>
-    <w:p>
-      <w:pPr>
-        <w:shd w:fill="F2F4F7" w:val="clear"/>
-        <w:spacing w:after="0" w:before="0"/>
-        <w:ind w:left="240" w:right="240"/>
-      </w:pPr>
-      <w:r>
-        <w:rPr>
-          <w:rFonts w:ascii="Consolas" w:cs="Consolas" w:eastAsia="Consolas" w:hAnsi="Consolas"/>
-          <w:color w:val="1A1A1A"/>
-          <w:sz w:val="19"/>
-          <w:szCs w:val="19"/>
-        </w:rPr>
-        <w:t xml:space="preserve">  -backend-config="prefix=qlik-lakehouse"</w:t>
-      </w:r>
-    </w:p>
-    <w:p>
-      <w:pPr>
-        <w:shd w:fill="F2F4F7" w:val="clear"/>
-        <w:spacing w:after="0" w:before="0"/>
-        <w:ind w:left="240" w:right="240"/>
-      </w:pPr>
-      <w:r>
-        <w:rPr>
-          <w:rFonts w:ascii="Consolas" w:cs="Consolas" w:eastAsia="Consolas" w:hAnsi="Consolas"/>
-          <w:color w:val="1A1A1A"/>
-          <w:sz w:val="19"/>
-          <w:szCs w:val="19"/>
-        </w:rPr>
-        <w:t xml:space="preserve"/>
-      </w:r>
-    </w:p>
-    <w:p>
-      <w:pPr>
-        <w:shd w:fill="F2F4F7" w:val="clear"/>
-        <w:spacing w:after="0" w:before="0"/>
-        <w:ind w:left="240" w:right="240"/>
-      </w:pPr>
-      <w:r>
-        <w:rPr>
-          <w:rFonts w:ascii="Consolas" w:cs="Consolas" w:eastAsia="Consolas" w:hAnsi="Consolas"/>
-          <w:color w:val="1A1A1A"/>
-          <w:sz w:val="19"/>
-          <w:szCs w:val="19"/>
-        </w:rPr>
-        <w:t xml:space="preserve">terraform -chdir=terraform/gcp plan -var-file=terraform.tfvars -out=tfplan</w:t>
-      </w:r>
-    </w:p>
-    <w:p>
-      <w:pPr>
-        <w:shd w:fill="F2F4F7" w:val="clear"/>
-        <w:spacing w:after="0" w:before="0"/>
-        <w:ind w:left="240" w:right="240"/>
-      </w:pPr>
-      <w:r>
-        <w:rPr>
-          <w:rFonts w:ascii="Consolas" w:cs="Consolas" w:eastAsia="Consolas" w:hAnsi="Consolas"/>
-          <w:color w:val="1A1A1A"/>
-          <w:sz w:val="19"/>
-          <w:szCs w:val="19"/>
-        </w:rPr>
-        <w:t xml:space="preserve">terraform -chdir=terraform/gcp apply tfplan</w:t>
-      </w:r>
-    </w:p>
-    <w:p>
-      <w:pPr>
-        <w:shd w:fill="F2F4F7" w:val="clear"/>
-        <w:spacing w:after="120" w:before="0"/>
-        <w:ind w:left="240" w:right="240"/>
-      </w:pPr>
-      <w:r>
-        <w:rPr>
-          <w:rFonts w:ascii="Consolas" w:cs="Consolas" w:eastAsia="Consolas" w:hAnsi="Consolas"/>
-          <w:color w:val="1A1A1A"/>
-          <w:sz w:val="19"/>
-          <w:szCs w:val="19"/>
-        </w:rPr>
-        <w:t xml:space="preserve">terraform -chdir=terraform/gcp output qtc_summary</w:t>
-      </w:r>
-    </w:p>
-    <w:p>
-      <w:pPr>
-        <w:pageBreakBefore/>
-        <w:spacing w:after="160" w:before="240"/>
-      </w:pPr>
-      <w:r>
-        <w:rPr>
-          <w:rFonts w:ascii="Arial" w:cs="Arial" w:eastAsia="Arial" w:hAnsi="Arial"/>
-          <w:b/>
-          <w:bCs/>
-          <w:color w:val="194268"/>
-          <w:sz w:val="32"/>
-          <w:szCs w:val="32"/>
-        </w:rPr>
-        <w:t xml:space="preserve">8. Troubleshooting</w:t>
+        <w:t xml:space="preserve">Adding a cluster to an existing integration</w:t>
+      </w:r>
+    </w:p>
+    <w:p>
+      <w:pPr>
+        <w:spacing w:after="120"/>
+      </w:pPr>
+      <w:r>
+        <w:rPr>
+          <w:rFonts w:ascii="Arial" w:cs="Arial" w:eastAsia="Arial" w:hAnsi="Arial"/>
+          <w:b w:val="false"/>
+          <w:bCs w:val="false"/>
+          <w:i w:val="false"/>
+          <w:iCs w:val="false"/>
+          <w:color w:val="1A1A1A"/>
+          <w:sz w:val="22"/>
+          <w:szCs w:val="22"/>
+        </w:rPr>
+        <w:t xml:space="preserve">To add a cluster (e.g. Streaming) to an existing integration: Lakehouse clusters tab &gt; Create new. This dialog exposes sizing. The Type and Size lists fill only after a network integration is picked (Type r or x; Size 2xlarge up to 96xlarge/metal). Smallest working setting:</w:t>
       </w:r>
     </w:p>
     <w:tbl>
@@ -4911,7 +3652,7 @@
                 <w:sz w:val="20"/>
                 <w:szCs w:val="20"/>
               </w:rPr>
-              <w:t xml:space="preserve">Symptom</w:t>
+              <w:t xml:space="preserve">Setting</w:t>
             </w:r>
           </w:p>
         </w:tc>
@@ -4945,7 +3686,7 @@
                 <w:sz w:val="20"/>
                 <w:szCs w:val="20"/>
               </w:rPr>
-              <w:t xml:space="preserve">Fix</w:t>
+              <w:t xml:space="preserve">Value</w:t>
             </w:r>
           </w:p>
         </w:tc>
@@ -4980,7 +3721,7 @@
                 <w:sz w:val="20"/>
                 <w:szCs w:val="20"/>
               </w:rPr>
-              <w:t xml:space="preserve">PowerShell blocks the GUI</w:t>
+              <w:t xml:space="preserve">Type</w:t>
             </w:r>
           </w:p>
         </w:tc>
@@ -5013,7 +3754,7 @@
                 <w:sz w:val="20"/>
                 <w:szCs w:val="20"/>
               </w:rPr>
-              <w:t xml:space="preserve">Use run_qlik_deploy_gui.bat (it self-elevates and passes -ExecutionPolicy Bypass)</w:t>
+              <w:t xml:space="preserve">r</w:t>
             </w:r>
           </w:p>
         </w:tc>
@@ -5048,7 +3789,7 @@
                 <w:sz w:val="20"/>
                 <w:szCs w:val="20"/>
               </w:rPr>
-              <w:t xml:space="preserve">aws / terraform 'not found' after install</w:t>
+              <w:t xml:space="preserve">Size</w:t>
             </w:r>
           </w:p>
         </w:tc>
@@ -5081,7 +3822,7 @@
                 <w:sz w:val="20"/>
                 <w:szCs w:val="20"/>
               </w:rPr>
-              <w:t xml:space="preserve">Open a fresh shell - PATH changes don't reach already-open windows. The wizard also probes known install paths after each install.</w:t>
+              <w:t xml:space="preserve">2xlarge</w:t>
             </w:r>
           </w:p>
         </w:tc>
@@ -5116,7 +3857,7 @@
                 <w:sz w:val="20"/>
                 <w:szCs w:val="20"/>
               </w:rPr>
-              <w:t xml:space="preserve">AWS CLI MSI fails silently on Windows</w:t>
+              <w:t xml:space="preserve">AWS On-Demand Instances</w:t>
             </w:r>
           </w:p>
         </w:tc>
@@ -5149,7 +3890,7 @@
                 <w:sz w:val="20"/>
                 <w:szCs w:val="20"/>
               </w:rPr>
-              <w:t xml:space="preserve">MSI install needs admin. Use the .bat launcher; it triggers UAC. The wizard now refuses without admin instead of failing silently.</w:t>
+              <w:t xml:space="preserve">0</w:t>
             </w:r>
           </w:p>
         </w:tc>
@@ -5184,7 +3925,7 @@
                 <w:sz w:val="20"/>
                 <w:szCs w:val="20"/>
               </w:rPr>
-              <w:t xml:space="preserve">Latest-version lookup fails</w:t>
+              <w:t xml:space="preserve">AWS Spot Instances</w:t>
             </w:r>
           </w:p>
         </w:tc>
@@ -5217,7 +3958,7 @@
                 <w:sz w:val="20"/>
                 <w:szCs w:val="20"/>
               </w:rPr>
-              <w:t xml:space="preserve">Outbound HTTPS blocked. Wizard falls back to baked-in floor (TF 1.15.1); rerun from open network for newest</w:t>
+              <w:t xml:space="preserve">Minimum 1 / Maximum 1</w:t>
             </w:r>
           </w:p>
         </w:tc>
@@ -5252,7 +3993,7 @@
                 <w:sz w:val="20"/>
                 <w:szCs w:val="20"/>
               </w:rPr>
-              <w:t xml:space="preserve">python3 on Windows Git Bash prints Microsoft Store stub</w:t>
+              <w:t xml:space="preserve">Scaling strategy</w:t>
             </w:r>
           </w:p>
         </w:tc>
@@ -5285,7 +4026,936 @@
                 <w:sz w:val="20"/>
                 <w:szCs w:val="20"/>
               </w:rPr>
-              <w:t xml:space="preserve">Bash wizard auto-detects python / py if python3 is the stub. Output should read 'Python 3.x.y  (python)'.</w:t>
+              <w:t xml:space="preserve">Low cost</w:t>
+            </w:r>
+          </w:p>
+        </w:tc>
+      </w:tr>
+    </w:tbl>
+    <w:p>
+      <w:pPr>
+        <w:spacing w:after="120"/>
+      </w:pPr>
+      <w:r>
+        <w:rPr>
+          <w:rFonts w:ascii="Arial" w:cs="Arial" w:eastAsia="Arial" w:hAnsi="Arial"/>
+          <w:b w:val="false"/>
+          <w:bCs w:val="false"/>
+          <w:i w:val="false"/>
+          <w:iCs w:val="false"/>
+          <w:color w:val="1A1A1A"/>
+          <w:sz w:val="22"/>
+          <w:szCs w:val="22"/>
+        </w:rPr>
+        <w:t xml:space="preserve">Name and tag it by appending the capability (e.g. rgs_olh_mcg_streaming, with the Name and Workload tags set to the same value). Verified: Qlik launched it as one r8i-flex.2xlarge Spot instance and it reached Running in about a minute.</w:t>
+      </w:r>
+    </w:p>
+    <w:p>
+      <w:pPr>
+        <w:pageBreakBefore/>
+        <w:spacing w:after="160" w:before="240"/>
+      </w:pPr>
+      <w:r>
+        <w:rPr>
+          <w:rFonts w:ascii="Arial" w:cs="Arial" w:eastAsia="Arial" w:hAnsi="Arial"/>
+          <w:b/>
+          <w:bCs/>
+          <w:color w:val="194268"/>
+          <w:sz w:val="32"/>
+          <w:szCs w:val="32"/>
+        </w:rPr>
+        <w:t xml:space="preserve">6. Terraform Layer</w:t>
+      </w:r>
+    </w:p>
+    <w:p>
+      <w:pPr>
+        <w:spacing w:after="120"/>
+      </w:pPr>
+      <w:r>
+        <w:rPr>
+          <w:rFonts w:ascii="Arial" w:cs="Arial" w:eastAsia="Arial" w:hAnsi="Arial"/>
+          <w:b w:val="false"/>
+          <w:bCs w:val="false"/>
+          <w:i w:val="false"/>
+          <w:iCs w:val="false"/>
+          <w:color w:val="1A1A1A"/>
+          <w:sz w:val="22"/>
+          <w:szCs w:val="22"/>
+        </w:rPr>
+        <w:t xml:space="preserve">The .tf files are static and live in two root modules, terraform/aws/ and terraform/gcp/. The wizard runs the heavy CLI provisioning; Terraform owns state, drift detection, the prerequisite assertions, and the auxiliary layer. This section walks the AWS module; the Google Cloud module mirrors it file for file - see section 8.</w:t>
+      </w:r>
+    </w:p>
+    <w:p>
+      <w:pPr>
+        <w:spacing w:after="100" w:before="220"/>
+      </w:pPr>
+      <w:r>
+        <w:rPr>
+          <w:rFonts w:ascii="Arial" w:cs="Arial" w:eastAsia="Arial" w:hAnsi="Arial"/>
+          <w:b/>
+          <w:bCs/>
+          <w:color w:val="194268"/>
+          <w:sz w:val="26"/>
+          <w:szCs w:val="26"/>
+        </w:rPr>
+        <w:t xml:space="preserve">versions.tf</w:t>
+      </w:r>
+    </w:p>
+    <w:p>
+      <w:pPr>
+        <w:shd w:fill="F2F4F7" w:val="clear"/>
+        <w:spacing w:after="120" w:before="80"/>
+        <w:ind w:left="240" w:right="240"/>
+      </w:pPr>
+      <w:r>
+        <w:rPr>
+          <w:rFonts w:ascii="Consolas" w:cs="Consolas" w:eastAsia="Consolas" w:hAnsi="Consolas"/>
+          <w:color w:val="1A1A1A"/>
+          <w:sz w:val="19"/>
+          <w:szCs w:val="19"/>
+        </w:rPr>
+        <w:t xml:space="preserve">terraform {</w:t>
+        <w:br/>
+        <w:t xml:space="preserve">  required_version = "&gt;= 1.10.0"</w:t>
+        <w:br/>
+        <w:t xml:space="preserve">  required_providers {</w:t>
+        <w:br/>
+        <w:t xml:space="preserve">    aws = { source = "hashicorp/aws", version = "&gt;= 5.80" }</w:t>
+        <w:br/>
+        <w:t xml:space="preserve">  }</w:t>
+        <w:br/>
+        <w:t xml:space="preserve">  backend "s3" {</w:t>
+        <w:br/>
+        <w:t xml:space="preserve">    bucket       = "REPLACE-VIA-BACKEND-CONFIG"</w:t>
+        <w:br/>
+        <w:t xml:space="preserve">    key          = "qlik-lakehouse/terraform.tfstate"</w:t>
+        <w:br/>
+        <w:t xml:space="preserve">    region       = "us-east-1"</w:t>
+        <w:br/>
+        <w:t xml:space="preserve">    use_lockfile = true</w:t>
+        <w:br/>
+        <w:t xml:space="preserve">  }</w:t>
+        <w:br/>
+        <w:t xml:space="preserve">}</w:t>
+      </w:r>
+    </w:p>
+    <w:p>
+      <w:pPr>
+        <w:spacing w:after="120"/>
+      </w:pPr>
+      <w:r>
+        <w:rPr>
+          <w:rFonts w:ascii="Arial" w:cs="Arial" w:eastAsia="Arial" w:hAnsi="Arial"/>
+          <w:b w:val="false"/>
+          <w:bCs w:val="false"/>
+          <w:i w:val="false"/>
+          <w:iCs w:val="false"/>
+          <w:color w:val="1A1A1A"/>
+          <w:sz w:val="22"/>
+          <w:szCs w:val="22"/>
+        </w:rPr>
+        <w:t xml:space="preserve">Placeholder backend values let </w:t>
+      </w:r>
+      <w:r>
+        <w:rPr>
+          <w:rFonts w:ascii="Consolas" w:cs="Consolas" w:eastAsia="Consolas" w:hAnsi="Consolas"/>
+          <w:b w:val="false"/>
+          <w:bCs w:val="false"/>
+          <w:i w:val="false"/>
+          <w:iCs w:val="false"/>
+          <w:color w:val="1A1A1A"/>
+          <w:sz w:val="20"/>
+          <w:szCs w:val="20"/>
+        </w:rPr>
+        <w:t xml:space="preserve">terraform validate</w:t>
+      </w:r>
+      <w:r>
+        <w:rPr>
+          <w:rFonts w:ascii="Arial" w:cs="Arial" w:eastAsia="Arial" w:hAnsi="Arial"/>
+          <w:b w:val="false"/>
+          <w:bCs w:val="false"/>
+          <w:i w:val="false"/>
+          <w:iCs w:val="false"/>
+          <w:color w:val="1A1A1A"/>
+          <w:sz w:val="22"/>
+          <w:szCs w:val="22"/>
+        </w:rPr>
+        <w:t xml:space="preserve"> succeed offline; the wizard overrides them via </w:t>
+      </w:r>
+      <w:r>
+        <w:rPr>
+          <w:rFonts w:ascii="Consolas" w:cs="Consolas" w:eastAsia="Consolas" w:hAnsi="Consolas"/>
+          <w:b w:val="false"/>
+          <w:bCs w:val="false"/>
+          <w:i w:val="false"/>
+          <w:iCs w:val="false"/>
+          <w:color w:val="1A1A1A"/>
+          <w:sz w:val="20"/>
+          <w:szCs w:val="20"/>
+        </w:rPr>
+        <w:t xml:space="preserve">-backend-config</w:t>
+      </w:r>
+      <w:r>
+        <w:rPr>
+          <w:rFonts w:ascii="Arial" w:cs="Arial" w:eastAsia="Arial" w:hAnsi="Arial"/>
+          <w:b w:val="false"/>
+          <w:bCs w:val="false"/>
+          <w:i w:val="false"/>
+          <w:iCs w:val="false"/>
+          <w:color w:val="1A1A1A"/>
+          <w:sz w:val="22"/>
+          <w:szCs w:val="22"/>
+        </w:rPr>
+        <w:t xml:space="preserve"> at init time.</w:t>
+      </w:r>
+    </w:p>
+    <w:p>
+      <w:pPr>
+        <w:spacing w:after="100" w:before="220"/>
+      </w:pPr>
+      <w:r>
+        <w:rPr>
+          <w:rFonts w:ascii="Arial" w:cs="Arial" w:eastAsia="Arial" w:hAnsi="Arial"/>
+          <w:b/>
+          <w:bCs/>
+          <w:color w:val="194268"/>
+          <w:sz w:val="26"/>
+          <w:szCs w:val="26"/>
+        </w:rPr>
+        <w:t xml:space="preserve">providers.tf</w:t>
+      </w:r>
+    </w:p>
+    <w:p>
+      <w:pPr>
+        <w:spacing w:after="120"/>
+      </w:pPr>
+      <w:r>
+        <w:rPr>
+          <w:rFonts w:ascii="Arial" w:cs="Arial" w:eastAsia="Arial" w:hAnsi="Arial"/>
+          <w:b w:val="false"/>
+          <w:bCs w:val="false"/>
+          <w:i w:val="false"/>
+          <w:iCs w:val="false"/>
+          <w:color w:val="1A1A1A"/>
+          <w:sz w:val="22"/>
+          <w:szCs w:val="22"/>
+        </w:rPr>
+        <w:t xml:space="preserve">AWS provider with </w:t>
+      </w:r>
+      <w:r>
+        <w:rPr>
+          <w:rFonts w:ascii="Consolas" w:cs="Consolas" w:eastAsia="Consolas" w:hAnsi="Consolas"/>
+          <w:b w:val="false"/>
+          <w:bCs w:val="false"/>
+          <w:i w:val="false"/>
+          <w:iCs w:val="false"/>
+          <w:color w:val="1A1A1A"/>
+          <w:sz w:val="20"/>
+          <w:szCs w:val="20"/>
+        </w:rPr>
+        <w:t xml:space="preserve">default_tags</w:t>
+      </w:r>
+      <w:r>
+        <w:rPr>
+          <w:rFonts w:ascii="Arial" w:cs="Arial" w:eastAsia="Arial" w:hAnsi="Arial"/>
+          <w:b w:val="false"/>
+          <w:bCs w:val="false"/>
+          <w:i w:val="false"/>
+          <w:iCs w:val="false"/>
+          <w:color w:val="1A1A1A"/>
+          <w:sz w:val="22"/>
+          <w:szCs w:val="22"/>
+        </w:rPr>
+        <w:t xml:space="preserve"> so every Terraform-managed resource inherits Owner / Environment / Workload / Application / CreateDate / ManagedBy.</w:t>
+      </w:r>
+    </w:p>
+    <w:p>
+      <w:pPr>
+        <w:spacing w:after="100" w:before="220"/>
+      </w:pPr>
+      <w:r>
+        <w:rPr>
+          <w:rFonts w:ascii="Arial" w:cs="Arial" w:eastAsia="Arial" w:hAnsi="Arial"/>
+          <w:b/>
+          <w:bCs/>
+          <w:color w:val="194268"/>
+          <w:sz w:val="26"/>
+          <w:szCs w:val="26"/>
+        </w:rPr>
+        <w:t xml:space="preserve">variables.tf</w:t>
+      </w:r>
+    </w:p>
+    <w:p>
+      <w:pPr>
+        <w:spacing w:after="120"/>
+      </w:pPr>
+      <w:r>
+        <w:rPr>
+          <w:rFonts w:ascii="Arial" w:cs="Arial" w:eastAsia="Arial" w:hAnsi="Arial"/>
+          <w:b w:val="false"/>
+          <w:bCs w:val="false"/>
+          <w:i w:val="false"/>
+          <w:iCs w:val="false"/>
+          <w:color w:val="1A1A1A"/>
+          <w:sz w:val="22"/>
+          <w:szCs w:val="22"/>
+        </w:rPr>
+        <w:t xml:space="preserve">Declares every input and validates it: initials (2-6 lowercase alphanumeric), env, account/project identifiers, and the format of every ARN, ID and bucket name.</w:t>
+      </w:r>
+    </w:p>
+    <w:p>
+      <w:pPr>
+        <w:spacing w:after="100" w:before="220"/>
+      </w:pPr>
+      <w:r>
+        <w:rPr>
+          <w:rFonts w:ascii="Arial" w:cs="Arial" w:eastAsia="Arial" w:hAnsi="Arial"/>
+          <w:b/>
+          <w:bCs/>
+          <w:color w:val="194268"/>
+          <w:sz w:val="26"/>
+          <w:szCs w:val="26"/>
+        </w:rPr>
+        <w:t xml:space="preserve">main.tf</w:t>
+      </w:r>
+    </w:p>
+    <w:p>
+      <w:pPr>
+        <w:pStyle w:val="ListParagraph"/>
+        <w:numPr>
+          <w:ilvl w:val="0"/>
+          <w:numId w:val="2"/>
+        </w:numPr>
+        <w:spacing w:after="40"/>
+      </w:pPr>
+      <w:r>
+        <w:rPr>
+          <w:rFonts w:ascii="Arial" w:cs="Arial" w:eastAsia="Arial" w:hAnsi="Arial"/>
+          <w:b/>
+          <w:bCs/>
+          <w:i w:val="false"/>
+          <w:iCs w:val="false"/>
+          <w:color w:val="1A1A1A"/>
+          <w:sz w:val="22"/>
+          <w:szCs w:val="22"/>
+        </w:rPr>
+        <w:t xml:space="preserve">Assertions: </w:t>
+      </w:r>
+      <w:r>
+        <w:rPr>
+          <w:rFonts w:ascii="Arial" w:cs="Arial" w:eastAsia="Arial" w:hAnsi="Arial"/>
+          <w:b w:val="false"/>
+          <w:bCs w:val="false"/>
+          <w:i w:val="false"/>
+          <w:iCs w:val="false"/>
+          <w:color w:val="1A1A1A"/>
+          <w:sz w:val="22"/>
+          <w:szCs w:val="22"/>
+        </w:rPr>
+        <w:t xml:space="preserve">plan fails unless (1) credentials match aws_account_id (on Google Cloud, gcp_project_id and gcp_project_number); (2) the management role's trust policy names the Qlik principal and requires your sts:ExternalId under an Allow statement's sts:ExternalId condition; (3) at least two subnets across two AZs, each auto-assigning public IPs and routed to an Internet Gateway; (4) vpc_cidr matches the live VPC.</w:t>
+      </w:r>
+    </w:p>
+    <w:p>
+      <w:pPr>
+        <w:pStyle w:val="ListParagraph"/>
+        <w:numPr>
+          <w:ilvl w:val="0"/>
+          <w:numId w:val="2"/>
+        </w:numPr>
+        <w:spacing w:after="40"/>
+      </w:pPr>
+      <w:r>
+        <w:rPr>
+          <w:rFonts w:ascii="Arial" w:cs="Arial" w:eastAsia="Arial" w:hAnsi="Arial"/>
+          <w:b/>
+          <w:bCs/>
+          <w:i w:val="false"/>
+          <w:iCs w:val="false"/>
+          <w:color w:val="1A1A1A"/>
+          <w:sz w:val="22"/>
+          <w:szCs w:val="22"/>
+        </w:rPr>
+        <w:t xml:space="preserve">Data sources: </w:t>
+      </w:r>
+      <w:r>
+        <w:rPr>
+          <w:rFonts w:ascii="Arial" w:cs="Arial" w:eastAsia="Arial" w:hAnsi="Arial"/>
+          <w:b w:val="false"/>
+          <w:bCs w:val="false"/>
+          <w:i w:val="false"/>
+          <w:iCs w:val="false"/>
+          <w:color w:val="1A1A1A"/>
+          <w:sz w:val="22"/>
+          <w:szCs w:val="22"/>
+        </w:rPr>
+        <w:t xml:space="preserve">VPC, SG, KMS, IAM role, instance profile, S3 Iceberg bucket, Kinesis stream. Read-only - never recreated.</w:t>
+      </w:r>
+    </w:p>
+    <w:p>
+      <w:pPr>
+        <w:pStyle w:val="ListParagraph"/>
+        <w:numPr>
+          <w:ilvl w:val="0"/>
+          <w:numId w:val="2"/>
+        </w:numPr>
+        <w:spacing w:after="40"/>
+      </w:pPr>
+      <w:r>
+        <w:rPr>
+          <w:rFonts w:ascii="Arial" w:cs="Arial" w:eastAsia="Arial" w:hAnsi="Arial"/>
+          <w:b/>
+          <w:bCs/>
+          <w:i w:val="false"/>
+          <w:iCs w:val="false"/>
+          <w:color w:val="1A1A1A"/>
+          <w:sz w:val="22"/>
+          <w:szCs w:val="22"/>
+        </w:rPr>
+        <w:t xml:space="preserve">Managed resources: </w:t>
+      </w:r>
+      <w:r>
+        <w:rPr>
+          <w:rFonts w:ascii="Consolas" w:cs="Consolas" w:eastAsia="Consolas" w:hAnsi="Consolas"/>
+          <w:b w:val="false"/>
+          <w:bCs w:val="false"/>
+          <w:i w:val="false"/>
+          <w:iCs w:val="false"/>
+          <w:color w:val="1A1A1A"/>
+          <w:sz w:val="20"/>
+          <w:szCs w:val="20"/>
+        </w:rPr>
+        <w:t xml:space="preserve">aws_glue_catalog_database.olh</w:t>
+      </w:r>
+      <w:r>
+        <w:rPr>
+          <w:rFonts w:ascii="Arial" w:cs="Arial" w:eastAsia="Arial" w:hAnsi="Arial"/>
+          <w:b w:val="false"/>
+          <w:bCs w:val="false"/>
+          <w:i w:val="false"/>
+          <w:iCs w:val="false"/>
+          <w:color w:val="1A1A1A"/>
+          <w:sz w:val="22"/>
+          <w:szCs w:val="22"/>
+        </w:rPr>
+        <w:t xml:space="preserve"> plus the S3 gateway VPC endpoint, the node role data-plane policy and 15 </w:t>
+      </w:r>
+      <w:r>
+        <w:rPr>
+          <w:rFonts w:ascii="Consolas" w:cs="Consolas" w:eastAsia="Consolas" w:hAnsi="Consolas"/>
+          <w:b w:val="false"/>
+          <w:bCs w:val="false"/>
+          <w:i w:val="false"/>
+          <w:iCs w:val="false"/>
+          <w:color w:val="1A1A1A"/>
+          <w:sz w:val="20"/>
+          <w:szCs w:val="20"/>
+        </w:rPr>
+        <w:t xml:space="preserve">aws_ssm_parameter.*</w:t>
+      </w:r>
+      <w:r>
+        <w:rPr>
+          <w:rFonts w:ascii="Arial" w:cs="Arial" w:eastAsia="Arial" w:hAnsi="Arial"/>
+          <w:b w:val="false"/>
+          <w:bCs w:val="false"/>
+          <w:i w:val="false"/>
+          <w:iCs w:val="false"/>
+          <w:color w:val="1A1A1A"/>
+          <w:sz w:val="22"/>
+          <w:szCs w:val="22"/>
+        </w:rPr>
+        <w:t xml:space="preserve"> entries under </w:t>
+      </w:r>
+      <w:r>
+        <w:rPr>
+          <w:rFonts w:ascii="Consolas" w:cs="Consolas" w:eastAsia="Consolas" w:hAnsi="Consolas"/>
+          <w:b w:val="false"/>
+          <w:bCs w:val="false"/>
+          <w:i w:val="false"/>
+          <w:iCs w:val="false"/>
+          <w:color w:val="1A1A1A"/>
+          <w:sz w:val="20"/>
+          <w:szCs w:val="20"/>
+        </w:rPr>
+        <w:t xml:space="preserve">/&lt;initials&gt;/&lt;workload&gt;/&lt;env&gt;/</w:t>
+      </w:r>
+      <w:r>
+        <w:rPr>
+          <w:rFonts w:ascii="Arial" w:cs="Arial" w:eastAsia="Arial" w:hAnsi="Arial"/>
+          <w:b w:val="false"/>
+          <w:bCs w:val="false"/>
+          <w:i w:val="false"/>
+          <w:iCs w:val="false"/>
+          <w:color w:val="1A1A1A"/>
+          <w:sz w:val="22"/>
+          <w:szCs w:val="22"/>
+        </w:rPr>
+        <w:t xml:space="preserve">.</w:t>
+      </w:r>
+    </w:p>
+    <w:p>
+      <w:pPr>
+        <w:spacing w:after="100" w:before="220"/>
+      </w:pPr>
+      <w:r>
+        <w:rPr>
+          <w:rFonts w:ascii="Arial" w:cs="Arial" w:eastAsia="Arial" w:hAnsi="Arial"/>
+          <w:b/>
+          <w:bCs/>
+          <w:color w:val="194268"/>
+          <w:sz w:val="26"/>
+          <w:szCs w:val="26"/>
+        </w:rPr>
+        <w:t xml:space="preserve">outputs.tf</w:t>
+      </w:r>
+    </w:p>
+    <w:p>
+      <w:pPr>
+        <w:spacing w:after="120"/>
+      </w:pPr>
+      <w:r>
+        <w:rPr>
+          <w:rFonts w:ascii="Arial" w:cs="Arial" w:eastAsia="Arial" w:hAnsi="Arial"/>
+          <w:b w:val="false"/>
+          <w:bCs w:val="false"/>
+          <w:i w:val="false"/>
+          <w:iCs w:val="false"/>
+          <w:color w:val="1A1A1A"/>
+          <w:sz w:val="22"/>
+          <w:szCs w:val="22"/>
+        </w:rPr>
+        <w:t xml:space="preserve">Each value individually plus a </w:t>
+      </w:r>
+      <w:r>
+        <w:rPr>
+          <w:rFonts w:ascii="Consolas" w:cs="Consolas" w:eastAsia="Consolas" w:hAnsi="Consolas"/>
+          <w:b w:val="false"/>
+          <w:bCs w:val="false"/>
+          <w:i w:val="false"/>
+          <w:iCs w:val="false"/>
+          <w:color w:val="1A1A1A"/>
+          <w:sz w:val="20"/>
+          <w:szCs w:val="20"/>
+        </w:rPr>
+        <w:t xml:space="preserve">qtc_summary</w:t>
+      </w:r>
+      <w:r>
+        <w:rPr>
+          <w:rFonts w:ascii="Arial" w:cs="Arial" w:eastAsia="Arial" w:hAnsi="Arial"/>
+          <w:b w:val="false"/>
+          <w:bCs w:val="false"/>
+          <w:i w:val="false"/>
+          <w:iCs w:val="false"/>
+          <w:color w:val="1A1A1A"/>
+          <w:sz w:val="22"/>
+          <w:szCs w:val="22"/>
+        </w:rPr>
+        <w:t xml:space="preserve"> object - copy/paste straight into Qlik Talend Cloud:</w:t>
+      </w:r>
+    </w:p>
+    <w:p>
+      <w:pPr>
+        <w:shd w:fill="F2F4F7" w:val="clear"/>
+        <w:spacing w:after="120" w:before="80"/>
+        <w:ind w:left="240" w:right="240"/>
+      </w:pPr>
+      <w:r>
+        <w:rPr>
+          <w:rFonts w:ascii="Consolas" w:cs="Consolas" w:eastAsia="Consolas" w:hAnsi="Consolas"/>
+          <w:color w:val="1A1A1A"/>
+          <w:sz w:val="19"/>
+          <w:szCs w:val="19"/>
+        </w:rPr>
+        <w:t xml:space="preserve">terraform output qtc_summary</w:t>
+      </w:r>
+    </w:p>
+    <w:p>
+      <w:pPr>
+        <w:pageBreakBefore/>
+        <w:spacing w:after="160" w:before="240"/>
+      </w:pPr>
+      <w:r>
+        <w:rPr>
+          <w:rFonts w:ascii="Arial" w:cs="Arial" w:eastAsia="Arial" w:hAnsi="Arial"/>
+          <w:b/>
+          <w:bCs/>
+          <w:color w:val="194268"/>
+          <w:sz w:val="32"/>
+          <w:szCs w:val="32"/>
+        </w:rPr>
+        <w:t xml:space="preserve">7. Terraform Commands</w:t>
+      </w:r>
+    </w:p>
+    <w:p>
+      <w:pPr>
+        <w:spacing w:after="100" w:before="220"/>
+      </w:pPr>
+      <w:r>
+        <w:rPr>
+          <w:rFonts w:ascii="Arial" w:cs="Arial" w:eastAsia="Arial" w:hAnsi="Arial"/>
+          <w:b/>
+          <w:bCs/>
+          <w:color w:val="194268"/>
+          <w:sz w:val="26"/>
+          <w:szCs w:val="26"/>
+        </w:rPr>
+        <w:t xml:space="preserve">Init (S3 backend)</w:t>
+      </w:r>
+    </w:p>
+    <w:p>
+      <w:pPr>
+        <w:shd w:fill="F2F4F7" w:val="clear"/>
+        <w:spacing w:after="120" w:before="80"/>
+        <w:ind w:left="240" w:right="240"/>
+      </w:pPr>
+      <w:r>
+        <w:rPr>
+          <w:rFonts w:ascii="Consolas" w:cs="Consolas" w:eastAsia="Consolas" w:hAnsi="Consolas"/>
+          <w:color w:val="1A1A1A"/>
+          <w:sz w:val="19"/>
+          <w:szCs w:val="19"/>
+        </w:rPr>
+        <w:t xml:space="preserve">terraform -chdir=terraform/aws init -reconfigure \
+  -backend-config="bucket=&lt;TFSTATE_BUCKET&gt;" \
+  -backend-config="key=qlik-lakehouse/terraform.tfstate" \
+  -backend-config="region=&lt;AWS_REGION&gt;"</w:t>
+      </w:r>
+    </w:p>
+    <w:p>
+      <w:pPr>
+        <w:spacing w:after="100" w:before="220"/>
+      </w:pPr>
+      <w:r>
+        <w:rPr>
+          <w:rFonts w:ascii="Arial" w:cs="Arial" w:eastAsia="Arial" w:hAnsi="Arial"/>
+          <w:b/>
+          <w:bCs/>
+          <w:color w:val="194268"/>
+          <w:sz w:val="26"/>
+          <w:szCs w:val="26"/>
+        </w:rPr>
+        <w:t xml:space="preserve">Plan</w:t>
+      </w:r>
+    </w:p>
+    <w:p>
+      <w:pPr>
+        <w:shd w:fill="F2F4F7" w:val="clear"/>
+        <w:spacing w:after="120" w:before="80"/>
+        <w:ind w:left="240" w:right="240"/>
+      </w:pPr>
+      <w:r>
+        <w:rPr>
+          <w:rFonts w:ascii="Consolas" w:cs="Consolas" w:eastAsia="Consolas" w:hAnsi="Consolas"/>
+          <w:color w:val="1A1A1A"/>
+          <w:sz w:val="19"/>
+          <w:szCs w:val="19"/>
+        </w:rPr>
+        <w:t xml:space="preserve">terraform -chdir=terraform/aws plan -var-file=terraform.tfvars -out=tfplan</w:t>
+      </w:r>
+    </w:p>
+    <w:p>
+      <w:pPr>
+        <w:spacing w:after="120"/>
+      </w:pPr>
+      <w:r>
+        <w:rPr>
+          <w:rFonts w:ascii="Arial" w:cs="Arial" w:eastAsia="Arial" w:hAnsi="Arial"/>
+          <w:b w:val="false"/>
+          <w:bCs w:val="false"/>
+          <w:i w:val="false"/>
+          <w:iCs w:val="false"/>
+          <w:color w:val="1A1A1A"/>
+          <w:sz w:val="22"/>
+          <w:szCs w:val="22"/>
+        </w:rPr>
+        <w:t xml:space="preserve">Healthy AWS plan creates: 1 Glue database, 1 S3 gateway endpoint, 1 node IAM policy, 15 SSM parameters and 2 null_resource assertion markers. Zero changes for any data-sourced resource. On Google Cloud: BigLake catalog and database, a BigQuery mirror dataset, the node service account grants, the Workload Identity pool and provider, and 15 Secret Manager entries.</w:t>
+      </w:r>
+    </w:p>
+    <w:p>
+      <w:pPr>
+        <w:spacing w:after="100" w:before="220"/>
+      </w:pPr>
+      <w:r>
+        <w:rPr>
+          <w:rFonts w:ascii="Arial" w:cs="Arial" w:eastAsia="Arial" w:hAnsi="Arial"/>
+          <w:b/>
+          <w:bCs/>
+          <w:color w:val="194268"/>
+          <w:sz w:val="26"/>
+          <w:szCs w:val="26"/>
+        </w:rPr>
+        <w:t xml:space="preserve">Apply / Destroy</w:t>
+      </w:r>
+    </w:p>
+    <w:p>
+      <w:pPr>
+        <w:shd w:fill="F2F4F7" w:val="clear"/>
+        <w:spacing w:after="120" w:before="80"/>
+        <w:ind w:left="240" w:right="240"/>
+      </w:pPr>
+      <w:r>
+        <w:rPr>
+          <w:rFonts w:ascii="Consolas" w:cs="Consolas" w:eastAsia="Consolas" w:hAnsi="Consolas"/>
+          <w:color w:val="1A1A1A"/>
+          <w:sz w:val="19"/>
+          <w:szCs w:val="19"/>
+        </w:rPr>
+        <w:t xml:space="preserve">terraform -chdir=terraform/aws apply tfplan
+terraform -chdir=terraform/aws destroy -var-file=terraform.tfvars</w:t>
+      </w:r>
+    </w:p>
+    <w:p>
+      <w:pPr>
+        <w:spacing w:after="120"/>
+      </w:pPr>
+      <w:r>
+        <w:rPr>
+          <w:rFonts w:ascii="Arial" w:cs="Arial" w:eastAsia="Arial" w:hAnsi="Arial"/>
+          <w:b w:val="false"/>
+          <w:bCs w:val="false"/>
+          <w:i w:val="false"/>
+          <w:iCs w:val="false"/>
+          <w:color w:val="1A1A1A"/>
+          <w:sz w:val="22"/>
+          <w:szCs w:val="22"/>
+        </w:rPr>
+        <w:t xml:space="preserve">Destroy removes only the Terraform-managed layer. Use the wizard's Teardown mode (AWS only) or the cloud console to remove the CLI-created resources. Swap terraform/aws for terraform/gcp to target Google Cloud.</w:t>
+      </w:r>
+    </w:p>
+    <w:p>
+      <w:pPr>
+        <w:spacing w:after="100" w:before="220"/>
+      </w:pPr>
+      <w:r>
+        <w:rPr>
+          <w:rFonts w:ascii="Arial" w:cs="Arial" w:eastAsia="Arial" w:hAnsi="Arial"/>
+          <w:b/>
+          <w:bCs/>
+          <w:color w:val="194268"/>
+          <w:sz w:val="26"/>
+          <w:szCs w:val="26"/>
+        </w:rPr>
+        <w:t xml:space="preserve">Verify locally without applying</w:t>
+      </w:r>
+    </w:p>
+    <w:p>
+      <w:pPr>
+        <w:shd w:fill="F2F4F7" w:val="clear"/>
+        <w:spacing w:after="120" w:before="80"/>
+        <w:ind w:left="240" w:right="240"/>
+      </w:pPr>
+      <w:r>
+        <w:rPr>
+          <w:rFonts w:ascii="Consolas" w:cs="Consolas" w:eastAsia="Consolas" w:hAnsi="Consolas"/>
+          <w:color w:val="1A1A1A"/>
+          <w:sz w:val="19"/>
+          <w:szCs w:val="19"/>
+        </w:rPr>
+        <w:t xml:space="preserve">terraform -chdir=terraform/aws fmt -check
+terraform -chdir=terraform/aws init -backend=false
+terraform -chdir=terraform/aws validate</w:t>
+      </w:r>
+    </w:p>
+    <w:p>
+      <w:pPr>
+        <w:spacing w:after="120"/>
+      </w:pPr>
+      <w:r>
+        <w:rPr>
+          <w:rFonts w:ascii="Arial" w:cs="Arial" w:eastAsia="Arial" w:hAnsi="Arial"/>
+          <w:b w:val="false"/>
+          <w:bCs w:val="false"/>
+          <w:i w:val="false"/>
+          <w:iCs w:val="false"/>
+          <w:color w:val="1A1A1A"/>
+          <w:sz w:val="22"/>
+          <w:szCs w:val="22"/>
+        </w:rPr>
+        <w:t xml:space="preserve">Confirmed against Terraform </w:t>
+      </w:r>
+      <w:r>
+        <w:rPr>
+          <w:rFonts w:ascii="Consolas" w:cs="Consolas" w:eastAsia="Consolas" w:hAnsi="Consolas"/>
+          <w:b w:val="false"/>
+          <w:bCs w:val="false"/>
+          <w:i w:val="false"/>
+          <w:iCs w:val="false"/>
+          <w:color w:val="1A1A1A"/>
+          <w:sz w:val="20"/>
+          <w:szCs w:val="20"/>
+        </w:rPr>
+        <w:t xml:space="preserve">v1.15.0</w:t>
+      </w:r>
+      <w:r>
+        <w:rPr>
+          <w:rFonts w:ascii="Arial" w:cs="Arial" w:eastAsia="Arial" w:hAnsi="Arial"/>
+          <w:b w:val="false"/>
+          <w:bCs w:val="false"/>
+          <w:i w:val="false"/>
+          <w:iCs w:val="false"/>
+          <w:color w:val="1A1A1A"/>
+          <w:sz w:val="22"/>
+          <w:szCs w:val="22"/>
+        </w:rPr>
+        <w:t xml:space="preserve"> with AWS provider </w:t>
+      </w:r>
+      <w:r>
+        <w:rPr>
+          <w:rFonts w:ascii="Consolas" w:cs="Consolas" w:eastAsia="Consolas" w:hAnsi="Consolas"/>
+          <w:b w:val="false"/>
+          <w:bCs w:val="false"/>
+          <w:i w:val="false"/>
+          <w:iCs w:val="false"/>
+          <w:color w:val="1A1A1A"/>
+          <w:sz w:val="20"/>
+          <w:szCs w:val="20"/>
+        </w:rPr>
+        <w:t xml:space="preserve">v6.65.0 and Google provider v8.3.0</w:t>
+      </w:r>
+      <w:r>
+        <w:rPr>
+          <w:rFonts w:ascii="Arial" w:cs="Arial" w:eastAsia="Arial" w:hAnsi="Arial"/>
+          <w:b w:val="false"/>
+          <w:bCs w:val="false"/>
+          <w:i w:val="false"/>
+          <w:iCs w:val="false"/>
+          <w:color w:val="1A1A1A"/>
+          <w:sz w:val="22"/>
+          <w:szCs w:val="22"/>
+        </w:rPr>
+        <w:t xml:space="preserve">: both configurations are valid.</w:t>
+      </w:r>
+    </w:p>
+    <w:p>
+      <w:pPr>
+        <w:pageBreakBefore/>
+        <w:spacing w:after="160" w:before="240"/>
+      </w:pPr>
+      <w:r>
+        <w:rPr>
+          <w:rFonts w:ascii="Arial" w:cs="Arial" w:eastAsia="Arial" w:hAnsi="Arial"/>
+          <w:b/>
+          <w:bCs/>
+          <w:color w:val="194268"/>
+          <w:sz w:val="32"/>
+          <w:szCs w:val="32"/>
+        </w:rPr>
+        <w:t xml:space="preserve">8. Google Cloud Specifics</w:t>
+      </w:r>
+    </w:p>
+    <w:p>
+      <w:pPr>
+        <w:spacing w:after="120"/>
+      </w:pPr>
+      <w:r>
+        <w:rPr>
+          <w:rFonts w:ascii="Arial" w:cs="Arial" w:eastAsia="Arial" w:hAnsi="Arial"/>
+          <w:b w:val="false"/>
+          <w:bCs w:val="false"/>
+          <w:i w:val="false"/>
+          <w:iCs w:val="false"/>
+          <w:color w:val="1A1A1A"/>
+          <w:sz w:val="22"/>
+          <w:szCs w:val="22"/>
+        </w:rPr>
+        <w:t xml:space="preserve">Open Lakehouse on Google Cloud entered Private Preview on 2 September 2026, with GA planned for Q4 2026. The wizard mirrors the AWS flow service for service; the differences that matter are below.</w:t>
+      </w:r>
+    </w:p>
+    <w:p>
+      <w:pPr>
+        <w:spacing w:after="100" w:before="220"/>
+      </w:pPr>
+      <w:r>
+        <w:rPr>
+          <w:rFonts w:ascii="Arial" w:cs="Arial" w:eastAsia="Arial" w:hAnsi="Arial"/>
+          <w:b/>
+          <w:bCs/>
+          <w:color w:val="194268"/>
+          <w:sz w:val="26"/>
+          <w:szCs w:val="26"/>
+        </w:rPr>
+        <w:t xml:space="preserve">Service mapping</w:t>
+      </w:r>
+    </w:p>
+    <w:tbl>
+      <w:tblPr>
+        <w:tblW w:type="dxa" w:w="9360"/>
+        <w:tblBorders>
+          <w:top w:val="single" w:color="auto" w:sz="4"/>
+          <w:left w:val="single" w:color="auto" w:sz="4"/>
+          <w:bottom w:val="single" w:color="auto" w:sz="4"/>
+          <w:right w:val="single" w:color="auto" w:sz="4"/>
+          <w:insideH w:val="single" w:color="auto" w:sz="4"/>
+          <w:insideV w:val="single" w:color="auto" w:sz="4"/>
+        </w:tblBorders>
+      </w:tblPr>
+      <w:tblGrid>
+        <w:gridCol w:w="3100"/>
+        <w:gridCol w:w="6260"/>
+      </w:tblGrid>
+      <w:tr>
+        <w:tc>
+          <w:tcPr>
+            <w:tcW w:type="dxa" w:w="3100"/>
+            <w:tcBorders>
+              <w:top w:val="single" w:color="D0D7DE" w:sz="1"/>
+              <w:left w:val="single" w:color="D0D7DE" w:sz="1"/>
+              <w:bottom w:val="single" w:color="D0D7DE" w:sz="1"/>
+              <w:right w:val="single" w:color="D0D7DE" w:sz="1"/>
+            </w:tcBorders>
+            <w:tcMar>
+              <w:top w:type="dxa" w:w="70"/>
+              <w:left w:type="dxa" w:w="120"/>
+              <w:bottom w:type="dxa" w:w="70"/>
+              <w:right w:type="dxa" w:w="120"/>
+            </w:tcMar>
+          </w:tcPr>
+          <w:p>
+            <w:pPr>
+              <w:spacing w:after="0"/>
+            </w:pPr>
+            <w:r>
+              <w:rPr>
+                <w:rFonts w:ascii="Arial" w:cs="Arial" w:eastAsia="Arial" w:hAnsi="Arial"/>
+                <w:b/>
+                <w:bCs/>
+                <w:color w:val="1A1A1A"/>
+                <w:sz w:val="20"/>
+                <w:szCs w:val="20"/>
+              </w:rPr>
+              <w:t xml:space="preserve">EC2 agent + cluster</w:t>
+            </w:r>
+          </w:p>
+        </w:tc>
+        <w:tc>
+          <w:tcPr>
+            <w:tcW w:type="dxa" w:w="6260"/>
+            <w:tcBorders>
+              <w:top w:val="single" w:color="D0D7DE" w:sz="1"/>
+              <w:left w:val="single" w:color="D0D7DE" w:sz="1"/>
+              <w:bottom w:val="single" w:color="D0D7DE" w:sz="1"/>
+              <w:right w:val="single" w:color="D0D7DE" w:sz="1"/>
+            </w:tcBorders>
+            <w:tcMar>
+              <w:top w:type="dxa" w:w="70"/>
+              <w:left w:type="dxa" w:w="120"/>
+              <w:bottom w:type="dxa" w:w="70"/>
+              <w:right w:type="dxa" w:w="120"/>
+            </w:tcMar>
+          </w:tcPr>
+          <w:p>
+            <w:pPr>
+              <w:spacing w:after="0"/>
+            </w:pPr>
+            <w:r>
+              <w:rPr>
+                <w:rFonts w:ascii="Arial" w:cs="Arial" w:eastAsia="Arial" w:hAnsi="Arial"/>
+                <w:b w:val="false"/>
+                <w:bCs w:val="false"/>
+                <w:color w:val="1A1A1A"/>
+                <w:sz w:val="20"/>
+                <w:szCs w:val="20"/>
+              </w:rPr>
+              <w:t xml:space="preserve">Compute Engine VM + managed instance group of Spot VMs</w:t>
             </w:r>
           </w:p>
         </w:tc>
@@ -5293,7 +4963,7 @@
       <w:tr>
         <w:tc>
           <w:tcPr>
-            <w:tcW w:type="dxa" w:w="2700"/>
+            <w:tcW w:type="dxa" w:w="3100"/>
             <w:tcBorders>
               <w:top w:val="single" w:color="D0D7DE" w:sz="1"/>
               <w:left w:val="single" w:color="D0D7DE" w:sz="1"/>
@@ -5320,13 +4990,13 @@
                 <w:sz w:val="20"/>
                 <w:szCs w:val="20"/>
               </w:rPr>
-              <w:t xml:space="preserve">STS auth fails</w:t>
-            </w:r>
-          </w:p>
-        </w:tc>
-        <w:tc>
-          <w:tcPr>
-            <w:tcW w:type="dxa" w:w="6660"/>
+              <w:t xml:space="preserve">VPC + 2 public subnets</w:t>
+            </w:r>
+          </w:p>
+        </w:tc>
+        <w:tc>
+          <w:tcPr>
+            <w:tcW w:type="dxa" w:w="6260"/>
             <w:tcBorders>
               <w:top w:val="single" w:color="D0D7DE" w:sz="1"/>
               <w:left w:val="single" w:color="D0D7DE" w:sz="1"/>
@@ -5353,7 +5023,7 @@
                 <w:sz w:val="20"/>
                 <w:szCs w:val="20"/>
               </w:rPr>
-              <w:t xml:space="preserve">SSO: aws sso login --profile &lt;p&gt;. Static keys: confirm they're active</w:t>
+              <w:t xml:space="preserve">VPC network + regional subnetwork, MIG spread across two zones</w:t>
             </w:r>
           </w:p>
         </w:tc>
@@ -5361,7 +5031,7 @@
       <w:tr>
         <w:tc>
           <w:tcPr>
-            <w:tcW w:type="dxa" w:w="2700"/>
+            <w:tcW w:type="dxa" w:w="3100"/>
             <w:tcBorders>
               <w:top w:val="single" w:color="D0D7DE" w:sz="1"/>
               <w:left w:val="single" w:color="D0D7DE" w:sz="1"/>
@@ -5388,13 +5058,13 @@
                 <w:sz w:val="20"/>
                 <w:szCs w:val="20"/>
               </w:rPr>
-              <w:t xml:space="preserve">init complains about backend</w:t>
-            </w:r>
-          </w:p>
-        </w:tc>
-        <w:tc>
-          <w:tcPr>
-            <w:tcW w:type="dxa" w:w="6660"/>
+              <w:t xml:space="preserve">Security group</w:t>
+            </w:r>
+          </w:p>
+        </w:tc>
+        <w:tc>
+          <w:tcPr>
+            <w:tcW w:type="dxa" w:w="6260"/>
             <w:tcBorders>
               <w:top w:val="single" w:color="D0D7DE" w:sz="1"/>
               <w:left w:val="single" w:color="D0D7DE" w:sz="1"/>
@@ -5421,7 +5091,7 @@
                 <w:sz w:val="20"/>
                 <w:szCs w:val="20"/>
               </w:rPr>
-              <w:t xml:space="preserve">State bucket must exist in the chosen region with s3:Get/Put/List rights</w:t>
+              <w:t xml:space="preserve">Firewall rule (ingress from the subnetwork CIDR). Egress needs no rule: GCP has an implied default-allow-egress</w:t>
             </w:r>
           </w:p>
         </w:tc>
@@ -5429,7 +5099,7 @@
       <w:tr>
         <w:tc>
           <w:tcPr>
-            <w:tcW w:type="dxa" w:w="2700"/>
+            <w:tcW w:type="dxa" w:w="3100"/>
             <w:tcBorders>
               <w:top w:val="single" w:color="D0D7DE" w:sz="1"/>
               <w:left w:val="single" w:color="D0D7DE" w:sz="1"/>
@@ -5456,13 +5126,13 @@
                 <w:sz w:val="20"/>
                 <w:szCs w:val="20"/>
               </w:rPr>
-              <w:t xml:space="preserve">plan: 'account_sanity' precondition</w:t>
-            </w:r>
-          </w:p>
-        </w:tc>
-        <w:tc>
-          <w:tcPr>
-            <w:tcW w:type="dxa" w:w="6660"/>
+              <w:t xml:space="preserve">S3 gateway endpoint</w:t>
+            </w:r>
+          </w:p>
+        </w:tc>
+        <w:tc>
+          <w:tcPr>
+            <w:tcW w:type="dxa" w:w="6260"/>
             <w:tcBorders>
               <w:top w:val="single" w:color="D0D7DE" w:sz="1"/>
               <w:left w:val="single" w:color="D0D7DE" w:sz="1"/>
@@ -5489,7 +5159,7 @@
                 <w:sz w:val="20"/>
                 <w:szCs w:val="20"/>
               </w:rPr>
-              <w:t xml:space="preserve">AWS creds don't match aws_account_id. Fix env vars or re-run wizard</w:t>
+              <w:t xml:space="preserve">Private Google Access on the subnetwork</w:t>
             </w:r>
           </w:p>
         </w:tc>
@@ -5497,7 +5167,7 @@
       <w:tr>
         <w:tc>
           <w:tcPr>
-            <w:tcW w:type="dxa" w:w="2700"/>
+            <w:tcW w:type="dxa" w:w="3100"/>
             <w:tcBorders>
               <w:top w:val="single" w:color="D0D7DE" w:sz="1"/>
               <w:left w:val="single" w:color="D0D7DE" w:sz="1"/>
@@ -5524,13 +5194,13 @@
                 <w:sz w:val="20"/>
                 <w:szCs w:val="20"/>
               </w:rPr>
-              <w:t xml:space="preserve">plan: 'data source not found'</w:t>
-            </w:r>
-          </w:p>
-        </w:tc>
-        <w:tc>
-          <w:tcPr>
-            <w:tcW w:type="dxa" w:w="6660"/>
+              <w:t xml:space="preserve">Internet Gateway</w:t>
+            </w:r>
+          </w:p>
+        </w:tc>
+        <w:tc>
+          <w:tcPr>
+            <w:tcW w:type="dxa" w:w="6260"/>
             <w:tcBorders>
               <w:top w:val="single" w:color="D0D7DE" w:sz="1"/>
               <w:left w:val="single" w:color="D0D7DE" w:sz="1"/>
@@ -5557,7 +5227,7 @@
                 <w:sz w:val="20"/>
                 <w:szCs w:val="20"/>
               </w:rPr>
-              <w:t xml:space="preserve">An AWS-CLI resource is missing - usually a DRY-RUN; do a Live run first</w:t>
+              <w:t xml:space="preserve">Cloud Router + Cloud NAT</w:t>
             </w:r>
           </w:p>
         </w:tc>
@@ -5565,7 +5235,7 @@
       <w:tr>
         <w:tc>
           <w:tcPr>
-            <w:tcW w:type="dxa" w:w="2700"/>
+            <w:tcW w:type="dxa" w:w="3100"/>
             <w:tcBorders>
               <w:top w:val="single" w:color="D0D7DE" w:sz="1"/>
               <w:left w:val="single" w:color="D0D7DE" w:sz="1"/>
@@ -5592,13 +5262,13 @@
                 <w:sz w:val="20"/>
                 <w:szCs w:val="20"/>
               </w:rPr>
-              <w:t xml:space="preserve">apt/yum installs old AWS CLI v1</w:t>
-            </w:r>
-          </w:p>
-        </w:tc>
-        <w:tc>
-          <w:tcPr>
-            <w:tcW w:type="dxa" w:w="6660"/>
+              <w:t xml:space="preserve">KMS CMK</w:t>
+            </w:r>
+          </w:p>
+        </w:tc>
+        <w:tc>
+          <w:tcPr>
+            <w:tcW w:type="dxa" w:w="6260"/>
             <w:tcBorders>
               <w:top w:val="single" w:color="D0D7DE" w:sz="1"/>
               <w:left w:val="single" w:color="D0D7DE" w:sz="1"/>
@@ -5625,7 +5295,7 @@
                 <w:sz w:val="20"/>
                 <w:szCs w:val="20"/>
               </w:rPr>
-              <w:t xml:space="preserve">Bash wizard now warns when v1 is about to be installed and requires explicit confirmation. Pick 'download' for v2.</w:t>
+              <w:t xml:space="preserve">Cloud KMS symmetric CMEK</w:t>
             </w:r>
           </w:p>
         </w:tc>
@@ -5633,7 +5303,7 @@
       <w:tr>
         <w:tc>
           <w:tcPr>
-            <w:tcW w:type="dxa" w:w="2700"/>
+            <w:tcW w:type="dxa" w:w="3100"/>
             <w:tcBorders>
               <w:top w:val="single" w:color="D0D7DE" w:sz="1"/>
               <w:left w:val="single" w:color="D0D7DE" w:sz="1"/>
@@ -5660,13 +5330,13 @@
                 <w:sz w:val="20"/>
                 <w:szCs w:val="20"/>
               </w:rPr>
-              <w:t xml:space="preserve">Tags missing on a resource</w:t>
-            </w:r>
-          </w:p>
-        </w:tc>
-        <w:tc>
-          <w:tcPr>
-            <w:tcW w:type="dxa" w:w="6660"/>
+              <w:t xml:space="preserve">S3 buckets</w:t>
+            </w:r>
+          </w:p>
+        </w:tc>
+        <w:tc>
+          <w:tcPr>
+            <w:tcW w:type="dxa" w:w="6260"/>
             <w:tcBorders>
               <w:top w:val="single" w:color="D0D7DE" w:sz="1"/>
               <w:left w:val="single" w:color="D0D7DE" w:sz="1"/>
@@ -5693,7 +5363,7 @@
                 <w:sz w:val="20"/>
                 <w:szCs w:val="20"/>
               </w:rPr>
-              <w:t xml:space="preserve">Some IAM resource types don't accept tags. default_tags only apply to TF-managed objects</w:t>
+              <w:t xml:space="preserve">GCS buckets: table storage, landing, config</w:t>
             </w:r>
           </w:p>
         </w:tc>
@@ -5728,7 +5398,7 @@
                 <w:sz w:val="20"/>
                 <w:szCs w:val="20"/>
               </w:rPr>
-              <w:t xml:space="preserve">gcloud not found after install</w:t>
+              <w:t xml:space="preserve">Kinesis stream</w:t>
             </w:r>
           </w:p>
         </w:tc>
@@ -5761,12 +5431,1994 @@
                 <w:sz w:val="20"/>
                 <w:szCs w:val="20"/>
               </w:rPr>
-              <w:t xml:space="preserve">The installer edits PATH for new processes. Re-open your shell, or let the GUI refresh PATH and re-run the tool check.</w:t>
+              <w:t xml:space="preserve">Nothing at launch - the preview covers CDC and SaaS sources only</w:t>
             </w:r>
           </w:p>
         </w:tc>
       </w:tr>
       <w:tr>
+        <w:tc>
+          <w:tcPr>
+            <w:tcW w:type="dxa" w:w="3100"/>
+            <w:tcBorders>
+              <w:top w:val="single" w:color="D0D7DE" w:sz="1"/>
+              <w:left w:val="single" w:color="D0D7DE" w:sz="1"/>
+              <w:bottom w:val="single" w:color="D0D7DE" w:sz="1"/>
+              <w:right w:val="single" w:color="D0D7DE" w:sz="1"/>
+            </w:tcBorders>
+            <w:tcMar>
+              <w:top w:type="dxa" w:w="70"/>
+              <w:left w:type="dxa" w:w="120"/>
+              <w:bottom w:type="dxa" w:w="70"/>
+              <w:right w:type="dxa" w:w="120"/>
+            </w:tcMar>
+          </w:tcPr>
+          <w:p>
+            <w:pPr>
+              <w:spacing w:after="0"/>
+            </w:pPr>
+            <w:r>
+              <w:rPr>
+                <w:rFonts w:ascii="Arial" w:cs="Arial" w:eastAsia="Arial" w:hAnsi="Arial"/>
+                <w:b/>
+                <w:bCs/>
+                <w:color w:val="1A1A1A"/>
+                <w:sz w:val="20"/>
+                <w:szCs w:val="20"/>
+              </w:rPr>
+              <w:t xml:space="preserve">IAM management role + ExternalId</w:t>
+            </w:r>
+          </w:p>
+        </w:tc>
+        <w:tc>
+          <w:tcPr>
+            <w:tcW w:type="dxa" w:w="6260"/>
+            <w:tcBorders>
+              <w:top w:val="single" w:color="D0D7DE" w:sz="1"/>
+              <w:left w:val="single" w:color="D0D7DE" w:sz="1"/>
+              <w:bottom w:val="single" w:color="D0D7DE" w:sz="1"/>
+              <w:right w:val="single" w:color="D0D7DE" w:sz="1"/>
+            </w:tcBorders>
+            <w:tcMar>
+              <w:top w:type="dxa" w:w="70"/>
+              <w:left w:type="dxa" w:w="120"/>
+              <w:bottom w:type="dxa" w:w="70"/>
+              <w:right w:type="dxa" w:w="120"/>
+            </w:tcMar>
+          </w:tcPr>
+          <w:p>
+            <w:pPr>
+              <w:spacing w:after="0"/>
+            </w:pPr>
+            <w:r>
+              <w:rPr>
+                <w:rFonts w:ascii="Arial" w:cs="Arial" w:eastAsia="Arial" w:hAnsi="Arial"/>
+                <w:b w:val="false"/>
+                <w:bCs w:val="false"/>
+                <w:color w:val="1A1A1A"/>
+                <w:sz w:val="20"/>
+                <w:szCs w:val="20"/>
+              </w:rPr>
+              <w:t xml:space="preserve">Management service account + Workload Identity Federation</w:t>
+            </w:r>
+          </w:p>
+        </w:tc>
+      </w:tr>
+      <w:tr>
+        <w:tc>
+          <w:tcPr>
+            <w:tcW w:type="dxa" w:w="3100"/>
+            <w:tcBorders>
+              <w:top w:val="single" w:color="D0D7DE" w:sz="1"/>
+              <w:left w:val="single" w:color="D0D7DE" w:sz="1"/>
+              <w:bottom w:val="single" w:color="D0D7DE" w:sz="1"/>
+              <w:right w:val="single" w:color="D0D7DE" w:sz="1"/>
+            </w:tcBorders>
+            <w:tcMar>
+              <w:top w:type="dxa" w:w="70"/>
+              <w:left w:type="dxa" w:w="120"/>
+              <w:bottom w:type="dxa" w:w="70"/>
+              <w:right w:type="dxa" w:w="120"/>
+            </w:tcMar>
+          </w:tcPr>
+          <w:p>
+            <w:pPr>
+              <w:spacing w:after="0"/>
+            </w:pPr>
+            <w:r>
+              <w:rPr>
+                <w:rFonts w:ascii="Arial" w:cs="Arial" w:eastAsia="Arial" w:hAnsi="Arial"/>
+                <w:b/>
+                <w:bCs/>
+                <w:color w:val="1A1A1A"/>
+                <w:sz w:val="20"/>
+                <w:szCs w:val="20"/>
+              </w:rPr>
+              <w:t xml:space="preserve">EC2 instance profile</w:t>
+            </w:r>
+          </w:p>
+        </w:tc>
+        <w:tc>
+          <w:tcPr>
+            <w:tcW w:type="dxa" w:w="6260"/>
+            <w:tcBorders>
+              <w:top w:val="single" w:color="D0D7DE" w:sz="1"/>
+              <w:left w:val="single" w:color="D0D7DE" w:sz="1"/>
+              <w:bottom w:val="single" w:color="D0D7DE" w:sz="1"/>
+              <w:right w:val="single" w:color="D0D7DE" w:sz="1"/>
+            </w:tcBorders>
+            <w:tcMar>
+              <w:top w:type="dxa" w:w="70"/>
+              <w:left w:type="dxa" w:w="120"/>
+              <w:bottom w:type="dxa" w:w="70"/>
+              <w:right w:type="dxa" w:w="120"/>
+            </w:tcMar>
+          </w:tcPr>
+          <w:p>
+            <w:pPr>
+              <w:spacing w:after="0"/>
+            </w:pPr>
+            <w:r>
+              <w:rPr>
+                <w:rFonts w:ascii="Arial" w:cs="Arial" w:eastAsia="Arial" w:hAnsi="Arial"/>
+                <w:b w:val="false"/>
+                <w:bCs w:val="false"/>
+                <w:color w:val="1A1A1A"/>
+                <w:sz w:val="20"/>
+                <w:szCs w:val="20"/>
+              </w:rPr>
+              <w:t xml:space="preserve">Node service account attached to the VMs</w:t>
+            </w:r>
+          </w:p>
+        </w:tc>
+      </w:tr>
+      <w:tr>
+        <w:tc>
+          <w:tcPr>
+            <w:tcW w:type="dxa" w:w="3100"/>
+            <w:tcBorders>
+              <w:top w:val="single" w:color="D0D7DE" w:sz="1"/>
+              <w:left w:val="single" w:color="D0D7DE" w:sz="1"/>
+              <w:bottom w:val="single" w:color="D0D7DE" w:sz="1"/>
+              <w:right w:val="single" w:color="D0D7DE" w:sz="1"/>
+            </w:tcBorders>
+            <w:tcMar>
+              <w:top w:type="dxa" w:w="70"/>
+              <w:left w:type="dxa" w:w="120"/>
+              <w:bottom w:type="dxa" w:w="70"/>
+              <w:right w:type="dxa" w:w="120"/>
+            </w:tcMar>
+          </w:tcPr>
+          <w:p>
+            <w:pPr>
+              <w:spacing w:after="0"/>
+            </w:pPr>
+            <w:r>
+              <w:rPr>
+                <w:rFonts w:ascii="Arial" w:cs="Arial" w:eastAsia="Arial" w:hAnsi="Arial"/>
+                <w:b/>
+                <w:bCs/>
+                <w:color w:val="1A1A1A"/>
+                <w:sz w:val="20"/>
+                <w:szCs w:val="20"/>
+              </w:rPr>
+              <w:t xml:space="preserve">AWS Glue Data Catalog</w:t>
+            </w:r>
+          </w:p>
+        </w:tc>
+        <w:tc>
+          <w:tcPr>
+            <w:tcW w:type="dxa" w:w="6260"/>
+            <w:tcBorders>
+              <w:top w:val="single" w:color="D0D7DE" w:sz="1"/>
+              <w:left w:val="single" w:color="D0D7DE" w:sz="1"/>
+              <w:bottom w:val="single" w:color="D0D7DE" w:sz="1"/>
+              <w:right w:val="single" w:color="D0D7DE" w:sz="1"/>
+            </w:tcBorders>
+            <w:tcMar>
+              <w:top w:type="dxa" w:w="70"/>
+              <w:left w:type="dxa" w:w="120"/>
+              <w:bottom w:type="dxa" w:w="70"/>
+              <w:right w:type="dxa" w:w="120"/>
+            </w:tcMar>
+          </w:tcPr>
+          <w:p>
+            <w:pPr>
+              <w:spacing w:after="0"/>
+            </w:pPr>
+            <w:r>
+              <w:rPr>
+                <w:rFonts w:ascii="Arial" w:cs="Arial" w:eastAsia="Arial" w:hAnsi="Arial"/>
+                <w:b w:val="false"/>
+                <w:bCs w:val="false"/>
+                <w:color w:val="1A1A1A"/>
+                <w:sz w:val="20"/>
+                <w:szCs w:val="20"/>
+              </w:rPr>
+              <w:t xml:space="preserve">Google Lakehouse Runtime Catalog (BigLake)</w:t>
+            </w:r>
+          </w:p>
+        </w:tc>
+      </w:tr>
+      <w:tr>
+        <w:tc>
+          <w:tcPr>
+            <w:tcW w:type="dxa" w:w="3100"/>
+            <w:tcBorders>
+              <w:top w:val="single" w:color="D0D7DE" w:sz="1"/>
+              <w:left w:val="single" w:color="D0D7DE" w:sz="1"/>
+              <w:bottom w:val="single" w:color="D0D7DE" w:sz="1"/>
+              <w:right w:val="single" w:color="D0D7DE" w:sz="1"/>
+            </w:tcBorders>
+            <w:tcMar>
+              <w:top w:type="dxa" w:w="70"/>
+              <w:left w:type="dxa" w:w="120"/>
+              <w:bottom w:type="dxa" w:w="70"/>
+              <w:right w:type="dxa" w:w="120"/>
+            </w:tcMar>
+          </w:tcPr>
+          <w:p>
+            <w:pPr>
+              <w:spacing w:after="0"/>
+            </w:pPr>
+            <w:r>
+              <w:rPr>
+                <w:rFonts w:ascii="Arial" w:cs="Arial" w:eastAsia="Arial" w:hAnsi="Arial"/>
+                <w:b/>
+                <w:bCs/>
+                <w:color w:val="1A1A1A"/>
+                <w:sz w:val="20"/>
+                <w:szCs w:val="20"/>
+              </w:rPr>
+              <w:t xml:space="preserve">SSM Parameter Store</w:t>
+            </w:r>
+          </w:p>
+        </w:tc>
+        <w:tc>
+          <w:tcPr>
+            <w:tcW w:type="dxa" w:w="6260"/>
+            <w:tcBorders>
+              <w:top w:val="single" w:color="D0D7DE" w:sz="1"/>
+              <w:left w:val="single" w:color="D0D7DE" w:sz="1"/>
+              <w:bottom w:val="single" w:color="D0D7DE" w:sz="1"/>
+              <w:right w:val="single" w:color="D0D7DE" w:sz="1"/>
+            </w:tcBorders>
+            <w:tcMar>
+              <w:top w:type="dxa" w:w="70"/>
+              <w:left w:type="dxa" w:w="120"/>
+              <w:bottom w:type="dxa" w:w="70"/>
+              <w:right w:type="dxa" w:w="120"/>
+            </w:tcMar>
+          </w:tcPr>
+          <w:p>
+            <w:pPr>
+              <w:spacing w:after="0"/>
+            </w:pPr>
+            <w:r>
+              <w:rPr>
+                <w:rFonts w:ascii="Arial" w:cs="Arial" w:eastAsia="Arial" w:hAnsi="Arial"/>
+                <w:b w:val="false"/>
+                <w:bCs w:val="false"/>
+                <w:color w:val="1A1A1A"/>
+                <w:sz w:val="20"/>
+                <w:szCs w:val="20"/>
+              </w:rPr>
+              <w:t xml:space="preserve">Secret Manager</w:t>
+            </w:r>
+          </w:p>
+        </w:tc>
+      </w:tr>
+      <w:tr>
+        <w:tc>
+          <w:tcPr>
+            <w:tcW w:type="dxa" w:w="3100"/>
+            <w:tcBorders>
+              <w:top w:val="single" w:color="D0D7DE" w:sz="1"/>
+              <w:left w:val="single" w:color="D0D7DE" w:sz="1"/>
+              <w:bottom w:val="single" w:color="D0D7DE" w:sz="1"/>
+              <w:right w:val="single" w:color="D0D7DE" w:sz="1"/>
+            </w:tcBorders>
+            <w:tcMar>
+              <w:top w:type="dxa" w:w="70"/>
+              <w:left w:type="dxa" w:w="120"/>
+              <w:bottom w:type="dxa" w:w="70"/>
+              <w:right w:type="dxa" w:w="120"/>
+            </w:tcMar>
+          </w:tcPr>
+          <w:p>
+            <w:pPr>
+              <w:spacing w:after="0"/>
+            </w:pPr>
+            <w:r>
+              <w:rPr>
+                <w:rFonts w:ascii="Arial" w:cs="Arial" w:eastAsia="Arial" w:hAnsi="Arial"/>
+                <w:b/>
+                <w:bCs/>
+                <w:color w:val="1A1A1A"/>
+                <w:sz w:val="20"/>
+                <w:szCs w:val="20"/>
+              </w:rPr>
+              <w:t xml:space="preserve">No equivalent</w:t>
+            </w:r>
+          </w:p>
+        </w:tc>
+        <w:tc>
+          <w:tcPr>
+            <w:tcW w:type="dxa" w:w="6260"/>
+            <w:tcBorders>
+              <w:top w:val="single" w:color="D0D7DE" w:sz="1"/>
+              <w:left w:val="single" w:color="D0D7DE" w:sz="1"/>
+              <w:bottom w:val="single" w:color="D0D7DE" w:sz="1"/>
+              <w:right w:val="single" w:color="D0D7DE" w:sz="1"/>
+            </w:tcBorders>
+            <w:tcMar>
+              <w:top w:type="dxa" w:w="70"/>
+              <w:left w:type="dxa" w:w="120"/>
+              <w:bottom w:type="dxa" w:w="70"/>
+              <w:right w:type="dxa" w:w="120"/>
+            </w:tcMar>
+          </w:tcPr>
+          <w:p>
+            <w:pPr>
+              <w:spacing w:after="0"/>
+            </w:pPr>
+            <w:r>
+              <w:rPr>
+                <w:rFonts w:ascii="Arial" w:cs="Arial" w:eastAsia="Arial" w:hAnsi="Arial"/>
+                <w:b w:val="false"/>
+                <w:bCs w:val="false"/>
+                <w:color w:val="1A1A1A"/>
+                <w:sz w:val="20"/>
+                <w:szCs w:val="20"/>
+              </w:rPr>
+              <w:t xml:space="preserve">BigQuery dataset for zero-copy mirroring</w:t>
+            </w:r>
+          </w:p>
+        </w:tc>
+      </w:tr>
+    </w:tbl>
+    <w:p>
+      <w:pPr>
+        <w:spacing w:after="100" w:before="220"/>
+      </w:pPr>
+      <w:r>
+        <w:rPr>
+          <w:rFonts w:ascii="Arial" w:cs="Arial" w:eastAsia="Arial" w:hAnsi="Arial"/>
+          <w:b/>
+          <w:bCs/>
+          <w:color w:val="194268"/>
+          <w:sz w:val="26"/>
+          <w:szCs w:val="26"/>
+        </w:rPr>
+        <w:t xml:space="preserve">Two credential stores</w:t>
+      </w:r>
+    </w:p>
+    <w:p>
+      <w:pPr>
+        <w:spacing w:after="120"/>
+      </w:pPr>
+      <w:r>
+        <w:rPr>
+          <w:rFonts w:ascii="Arial" w:cs="Arial" w:eastAsia="Arial" w:hAnsi="Arial"/>
+          <w:b w:val="false"/>
+          <w:bCs w:val="false"/>
+          <w:i w:val="false"/>
+          <w:iCs w:val="false"/>
+          <w:color w:val="1A1A1A"/>
+          <w:sz w:val="22"/>
+          <w:szCs w:val="22"/>
+        </w:rPr>
+        <w:t xml:space="preserve">gcloud auth login and Application Default Credentials are separate stores. The Terraform Google provider reads ADC, so both wizards check for it and offer to run the login. Skipping that step produces an authentication failure at terraform plan, not at wizard time.</w:t>
+      </w:r>
+    </w:p>
+    <w:p>
+      <w:pPr>
+        <w:shd w:fill="F2F4F7" w:val="clear"/>
+        <w:spacing w:after="120" w:before="80"/>
+        <w:ind w:left="240" w:right="240"/>
+      </w:pPr>
+      <w:r>
+        <w:rPr>
+          <w:rFonts w:ascii="Consolas" w:cs="Consolas" w:eastAsia="Consolas" w:hAnsi="Consolas"/>
+          <w:color w:val="1A1A1A"/>
+          <w:sz w:val="19"/>
+          <w:szCs w:val="19"/>
+        </w:rPr>
+        <w:t xml:space="preserve">gcloud auth application-default login</w:t>
+      </w:r>
+    </w:p>
+    <w:p>
+      <w:pPr>
+        <w:spacing w:after="100" w:before="220"/>
+      </w:pPr>
+      <w:r>
+        <w:rPr>
+          <w:rFonts w:ascii="Arial" w:cs="Arial" w:eastAsia="Arial" w:hAnsi="Arial"/>
+          <w:b/>
+          <w:bCs/>
+          <w:color w:val="194268"/>
+          <w:sz w:val="26"/>
+          <w:szCs w:val="26"/>
+        </w:rPr>
+        <w:t xml:space="preserve">Known gap: how QTC authenticates into your project</w:t>
+      </w:r>
+    </w:p>
+    <w:p>
+      <w:pPr>
+        <w:spacing w:after="120"/>
+      </w:pPr>
+      <w:r>
+        <w:rPr>
+          <w:rFonts w:ascii="Arial" w:cs="Arial" w:eastAsia="Arial" w:hAnsi="Arial"/>
+          <w:b w:val="false"/>
+          <w:bCs w:val="false"/>
+          <w:i w:val="false"/>
+          <w:iCs w:val="false"/>
+          <w:color w:val="1A1A1A"/>
+          <w:sz w:val="22"/>
+          <w:szCs w:val="22"/>
+        </w:rPr>
+        <w:t xml:space="preserve">Qlik has not published the authentication model for the Private Preview. The Google Cloud module assumes Workload Identity Federation - the GCP counterpart of the assume-role with ExternalId pattern OLH uses on AWS - with your tenant ID as the allowed audience. This is a reasoned assumption, not a documented requirement, and it is isolated so it is cheap to change.</w:t>
+      </w:r>
+    </w:p>
+    <w:p>
+      <w:pPr>
+        <w:pStyle w:val="ListParagraph"/>
+        <w:numPr>
+          <w:ilvl w:val="0"/>
+          <w:numId w:val="2"/>
+        </w:numPr>
+        <w:spacing w:after="40"/>
+      </w:pPr>
+      <w:r>
+        <w:rPr>
+          <w:rFonts w:ascii="Arial" w:cs="Arial" w:eastAsia="Arial" w:hAnsi="Arial"/>
+          <w:b/>
+          <w:bCs/>
+          <w:i w:val="false"/>
+          <w:iCs w:val="false"/>
+          <w:color w:val="1A1A1A"/>
+          <w:sz w:val="22"/>
+          <w:szCs w:val="22"/>
+        </w:rPr>
+        <w:t xml:space="preserve">To skip federation: </w:t>
+      </w:r>
+      <w:r>
+        <w:rPr>
+          <w:rFonts w:ascii="Arial" w:cs="Arial" w:eastAsia="Arial" w:hAnsi="Arial"/>
+          <w:b w:val="false"/>
+          <w:bCs w:val="false"/>
+          <w:i w:val="false"/>
+          <w:iCs w:val="false"/>
+          <w:color w:val="1A1A1A"/>
+          <w:sz w:val="22"/>
+          <w:szCs w:val="22"/>
+        </w:rPr>
+        <w:t xml:space="preserve">set qtc_auth_method = "preauthorized_sa" in terraform.tfvars.</w:t>
+      </w:r>
+    </w:p>
+    <w:p>
+      <w:pPr>
+        <w:pStyle w:val="ListParagraph"/>
+        <w:numPr>
+          <w:ilvl w:val="0"/>
+          <w:numId w:val="2"/>
+        </w:numPr>
+        <w:spacing w:after="40"/>
+      </w:pPr>
+      <w:r>
+        <w:rPr>
+          <w:rFonts w:ascii="Arial" w:cs="Arial" w:eastAsia="Arial" w:hAnsi="Arial"/>
+          <w:b/>
+          <w:bCs/>
+          <w:i w:val="false"/>
+          <w:iCs w:val="false"/>
+          <w:color w:val="1A1A1A"/>
+          <w:sz w:val="22"/>
+          <w:szCs w:val="22"/>
+        </w:rPr>
+        <w:t xml:space="preserve">To change the model: </w:t>
+      </w:r>
+      <w:r>
+        <w:rPr>
+          <w:rFonts w:ascii="Arial" w:cs="Arial" w:eastAsia="Arial" w:hAnsi="Arial"/>
+          <w:b w:val="false"/>
+          <w:bCs w:val="false"/>
+          <w:i w:val="false"/>
+          <w:iCs w:val="false"/>
+          <w:color w:val="1A1A1A"/>
+          <w:sz w:val="22"/>
+          <w:szCs w:val="22"/>
+        </w:rPr>
+        <w:t xml:space="preserve">edit only the Qlik Talend Cloud tenant binding section of terraform/gcp/main.tf.</w:t>
+      </w:r>
+    </w:p>
+    <w:p>
+      <w:pPr>
+        <w:pStyle w:val="ListParagraph"/>
+        <w:numPr>
+          <w:ilvl w:val="0"/>
+          <w:numId w:val="2"/>
+        </w:numPr>
+        <w:spacing w:after="40"/>
+      </w:pPr>
+      <w:r>
+        <w:rPr>
+          <w:rFonts w:ascii="Arial" w:cs="Arial" w:eastAsia="Arial" w:hAnsi="Arial"/>
+          <w:b/>
+          <w:bCs/>
+          <w:i w:val="false"/>
+          <w:iCs w:val="false"/>
+          <w:color w:val="1A1A1A"/>
+          <w:sz w:val="22"/>
+          <w:szCs w:val="22"/>
+        </w:rPr>
+        <w:t xml:space="preserve">Before a customer deployment: </w:t>
+      </w:r>
+      <w:r>
+        <w:rPr>
+          <w:rFonts w:ascii="Arial" w:cs="Arial" w:eastAsia="Arial" w:hAnsi="Arial"/>
+          <w:b w:val="false"/>
+          <w:bCs w:val="false"/>
+          <w:i w:val="false"/>
+          <w:iCs w:val="false"/>
+          <w:color w:val="1A1A1A"/>
+          <w:sz w:val="22"/>
+          <w:szCs w:val="22"/>
+        </w:rPr>
+        <w:t xml:space="preserve">confirm with Product Management (PM: Antoine Richard).</w:t>
+      </w:r>
+    </w:p>
+    <w:p>
+      <w:pPr>
+        <w:spacing w:after="100" w:before="220"/>
+      </w:pPr>
+      <w:r>
+        <w:rPr>
+          <w:rFonts w:ascii="Arial" w:cs="Arial" w:eastAsia="Arial" w:hAnsi="Arial"/>
+          <w:b/>
+          <w:bCs/>
+          <w:color w:val="194268"/>
+          <w:sz w:val="26"/>
+          <w:szCs w:val="26"/>
+        </w:rPr>
+        <w:t xml:space="preserve">Preview scope</w:t>
+      </w:r>
+    </w:p>
+    <w:p>
+      <w:pPr>
+        <w:pStyle w:val="ListParagraph"/>
+        <w:numPr>
+          <w:ilvl w:val="0"/>
+          <w:numId w:val="2"/>
+        </w:numPr>
+        <w:spacing w:after="40"/>
+      </w:pPr>
+      <w:r>
+        <w:rPr>
+          <w:rFonts w:ascii="Arial" w:cs="Arial" w:eastAsia="Arial" w:hAnsi="Arial"/>
+          <w:b/>
+          <w:bCs/>
+          <w:i w:val="false"/>
+          <w:iCs w:val="false"/>
+          <w:color w:val="1A1A1A"/>
+          <w:sz w:val="22"/>
+          <w:szCs w:val="22"/>
+        </w:rPr>
+        <w:t xml:space="preserve">At launch: </w:t>
+      </w:r>
+      <w:r>
+        <w:rPr>
+          <w:rFonts w:ascii="Arial" w:cs="Arial" w:eastAsia="Arial" w:hAnsi="Arial"/>
+          <w:b w:val="false"/>
+          <w:bCs w:val="false"/>
+          <w:i w:val="false"/>
+          <w:iCs w:val="false"/>
+          <w:color w:val="1A1A1A"/>
+          <w:sz w:val="22"/>
+          <w:szCs w:val="22"/>
+        </w:rPr>
+        <w:t xml:space="preserve">CDC and SaaS source ingestion into Iceberg, the Adaptive Optimizer, and mirroring to BigQuery.</w:t>
+      </w:r>
+    </w:p>
+    <w:p>
+      <w:pPr>
+        <w:pStyle w:val="ListParagraph"/>
+        <w:numPr>
+          <w:ilvl w:val="0"/>
+          <w:numId w:val="2"/>
+        </w:numPr>
+        <w:spacing w:after="40"/>
+      </w:pPr>
+      <w:r>
+        <w:rPr>
+          <w:rFonts w:ascii="Arial" w:cs="Arial" w:eastAsia="Arial" w:hAnsi="Arial"/>
+          <w:b/>
+          <w:bCs/>
+          <w:i w:val="false"/>
+          <w:iCs w:val="false"/>
+          <w:color w:val="1A1A1A"/>
+          <w:sz w:val="22"/>
+          <w:szCs w:val="22"/>
+        </w:rPr>
+        <w:t xml:space="preserve">Later in the preview: </w:t>
+      </w:r>
+      <w:r>
+        <w:rPr>
+          <w:rFonts w:ascii="Arial" w:cs="Arial" w:eastAsia="Arial" w:hAnsi="Arial"/>
+          <w:b w:val="false"/>
+          <w:bCs w:val="false"/>
+          <w:i w:val="false"/>
+          <w:iCs w:val="false"/>
+          <w:color w:val="1A1A1A"/>
+          <w:sz w:val="22"/>
+          <w:szCs w:val="22"/>
+        </w:rPr>
+        <w:t xml:space="preserve">streaming sources (Kafka and GCS) and Qlik Replicate as a source.</w:t>
+      </w:r>
+    </w:p>
+    <w:p>
+      <w:pPr>
+        <w:pStyle w:val="ListParagraph"/>
+        <w:numPr>
+          <w:ilvl w:val="0"/>
+          <w:numId w:val="2"/>
+        </w:numPr>
+        <w:spacing w:after="40"/>
+      </w:pPr>
+      <w:r>
+        <w:rPr>
+          <w:rFonts w:ascii="Arial" w:cs="Arial" w:eastAsia="Arial" w:hAnsi="Arial"/>
+          <w:b/>
+          <w:bCs/>
+          <w:i w:val="false"/>
+          <w:iCs w:val="false"/>
+          <w:color w:val="1A1A1A"/>
+          <w:sz w:val="22"/>
+          <w:szCs w:val="22"/>
+        </w:rPr>
+        <w:t xml:space="preserve">Not provisioned: </w:t>
+      </w:r>
+      <w:r>
+        <w:rPr>
+          <w:rFonts w:ascii="Arial" w:cs="Arial" w:eastAsia="Arial" w:hAnsi="Arial"/>
+          <w:b w:val="false"/>
+          <w:bCs w:val="false"/>
+          <w:i w:val="false"/>
+          <w:iCs w:val="false"/>
+          <w:color w:val="1A1A1A"/>
+          <w:sz w:val="22"/>
+          <w:szCs w:val="22"/>
+        </w:rPr>
+        <w:t xml:space="preserve">any stream resource - the AWS Kinesis step has no counterpart in this release.</w:t>
+      </w:r>
+    </w:p>
+    <w:p>
+      <w:pPr>
+        <w:spacing w:after="100" w:before="220"/>
+      </w:pPr>
+      <w:r>
+        <w:rPr>
+          <w:rFonts w:ascii="Arial" w:cs="Arial" w:eastAsia="Arial" w:hAnsi="Arial"/>
+          <w:b/>
+          <w:bCs/>
+          <w:color w:val="194268"/>
+          <w:sz w:val="26"/>
+          <w:szCs w:val="26"/>
+        </w:rPr>
+        <w:t xml:space="preserve">Google Cloud commands</w:t>
+      </w:r>
+    </w:p>
+    <w:p>
+      <w:pPr>
+        <w:shd w:fill="F2F4F7" w:val="clear"/>
+        <w:spacing w:after="0" w:before="80"/>
+        <w:ind w:left="240" w:right="240"/>
+      </w:pPr>
+      <w:r>
+        <w:rPr>
+          <w:rFonts w:ascii="Consolas" w:cs="Consolas" w:eastAsia="Consolas" w:hAnsi="Consolas"/>
+          <w:color w:val="1A1A1A"/>
+          <w:sz w:val="19"/>
+          <w:szCs w:val="19"/>
+        </w:rPr>
+        <w:t xml:space="preserve">terraform -chdir=terraform/gcp init -reconfigure \</w:t>
+      </w:r>
+    </w:p>
+    <w:p>
+      <w:pPr>
+        <w:shd w:fill="F2F4F7" w:val="clear"/>
+        <w:spacing w:after="0" w:before="0"/>
+        <w:ind w:left="240" w:right="240"/>
+      </w:pPr>
+      <w:r>
+        <w:rPr>
+          <w:rFonts w:ascii="Consolas" w:cs="Consolas" w:eastAsia="Consolas" w:hAnsi="Consolas"/>
+          <w:color w:val="1A1A1A"/>
+          <w:sz w:val="19"/>
+          <w:szCs w:val="19"/>
+        </w:rPr>
+        <w:t xml:space="preserve">  -backend-config="bucket=&lt;TFSTATE_BUCKET&gt;" \</w:t>
+      </w:r>
+    </w:p>
+    <w:p>
+      <w:pPr>
+        <w:shd w:fill="F2F4F7" w:val="clear"/>
+        <w:spacing w:after="0" w:before="0"/>
+        <w:ind w:left="240" w:right="240"/>
+      </w:pPr>
+      <w:r>
+        <w:rPr>
+          <w:rFonts w:ascii="Consolas" w:cs="Consolas" w:eastAsia="Consolas" w:hAnsi="Consolas"/>
+          <w:color w:val="1A1A1A"/>
+          <w:sz w:val="19"/>
+          <w:szCs w:val="19"/>
+        </w:rPr>
+        <w:t xml:space="preserve">  -backend-config="prefix=qlik-lakehouse"</w:t>
+      </w:r>
+    </w:p>
+    <w:p>
+      <w:pPr>
+        <w:shd w:fill="F2F4F7" w:val="clear"/>
+        <w:spacing w:after="0" w:before="0"/>
+        <w:ind w:left="240" w:right="240"/>
+      </w:pPr>
+      <w:r>
+        <w:rPr>
+          <w:rFonts w:ascii="Consolas" w:cs="Consolas" w:eastAsia="Consolas" w:hAnsi="Consolas"/>
+          <w:color w:val="1A1A1A"/>
+          <w:sz w:val="19"/>
+          <w:szCs w:val="19"/>
+        </w:rPr>
+        <w:t xml:space="preserve"/>
+      </w:r>
+    </w:p>
+    <w:p>
+      <w:pPr>
+        <w:shd w:fill="F2F4F7" w:val="clear"/>
+        <w:spacing w:after="0" w:before="0"/>
+        <w:ind w:left="240" w:right="240"/>
+      </w:pPr>
+      <w:r>
+        <w:rPr>
+          <w:rFonts w:ascii="Consolas" w:cs="Consolas" w:eastAsia="Consolas" w:hAnsi="Consolas"/>
+          <w:color w:val="1A1A1A"/>
+          <w:sz w:val="19"/>
+          <w:szCs w:val="19"/>
+        </w:rPr>
+        <w:t xml:space="preserve">terraform -chdir=terraform/gcp plan -var-file=terraform.tfvars -out=tfplan</w:t>
+      </w:r>
+    </w:p>
+    <w:p>
+      <w:pPr>
+        <w:shd w:fill="F2F4F7" w:val="clear"/>
+        <w:spacing w:after="0" w:before="0"/>
+        <w:ind w:left="240" w:right="240"/>
+      </w:pPr>
+      <w:r>
+        <w:rPr>
+          <w:rFonts w:ascii="Consolas" w:cs="Consolas" w:eastAsia="Consolas" w:hAnsi="Consolas"/>
+          <w:color w:val="1A1A1A"/>
+          <w:sz w:val="19"/>
+          <w:szCs w:val="19"/>
+        </w:rPr>
+        <w:t xml:space="preserve">terraform -chdir=terraform/gcp apply tfplan</w:t>
+      </w:r>
+    </w:p>
+    <w:p>
+      <w:pPr>
+        <w:shd w:fill="F2F4F7" w:val="clear"/>
+        <w:spacing w:after="120" w:before="0"/>
+        <w:ind w:left="240" w:right="240"/>
+      </w:pPr>
+      <w:r>
+        <w:rPr>
+          <w:rFonts w:ascii="Consolas" w:cs="Consolas" w:eastAsia="Consolas" w:hAnsi="Consolas"/>
+          <w:color w:val="1A1A1A"/>
+          <w:sz w:val="19"/>
+          <w:szCs w:val="19"/>
+        </w:rPr>
+        <w:t xml:space="preserve">terraform -chdir=terraform/gcp output qtc_summary</w:t>
+      </w:r>
+    </w:p>
+    <w:p>
+      <w:pPr>
+        <w:pageBreakBefore/>
+        <w:spacing w:after="160" w:before="240"/>
+      </w:pPr>
+      <w:r>
+        <w:rPr>
+          <w:rFonts w:ascii="Arial" w:cs="Arial" w:eastAsia="Arial" w:hAnsi="Arial"/>
+          <w:b/>
+          <w:bCs/>
+          <w:color w:val="194268"/>
+          <w:sz w:val="32"/>
+          <w:szCs w:val="32"/>
+        </w:rPr>
+        <w:t xml:space="preserve">9. Troubleshooting</w:t>
+      </w:r>
+    </w:p>
+    <w:tbl>
+      <w:tblPr>
+        <w:tblW w:type="dxa" w:w="9360"/>
+        <w:tblBorders>
+          <w:top w:val="single" w:color="auto" w:sz="4"/>
+          <w:left w:val="single" w:color="auto" w:sz="4"/>
+          <w:bottom w:val="single" w:color="auto" w:sz="4"/>
+          <w:right w:val="single" w:color="auto" w:sz="4"/>
+          <w:insideH w:val="single" w:color="auto" w:sz="4"/>
+          <w:insideV w:val="single" w:color="auto" w:sz="4"/>
+        </w:tblBorders>
+      </w:tblPr>
+      <w:tblGrid>
+        <w:gridCol w:w="2700"/>
+        <w:gridCol w:w="6660"/>
+      </w:tblGrid>
+      <w:tr>
+        <w:trPr>
+          <w:tblHeader/>
+        </w:trPr>
+        <w:tc>
+          <w:tcPr>
+            <w:tcW w:type="dxa" w:w="2700"/>
+            <w:tcBorders>
+              <w:top w:val="single" w:color="D0D7DE" w:sz="1"/>
+              <w:left w:val="single" w:color="D0D7DE" w:sz="1"/>
+              <w:bottom w:val="single" w:color="D0D7DE" w:sz="1"/>
+              <w:right w:val="single" w:color="D0D7DE" w:sz="1"/>
+            </w:tcBorders>
+            <w:shd w:fill="EAF1F8" w:val="clear"/>
+            <w:tcMar>
+              <w:top w:type="dxa" w:w="70"/>
+              <w:left w:type="dxa" w:w="120"/>
+              <w:bottom w:type="dxa" w:w="70"/>
+              <w:right w:type="dxa" w:w="120"/>
+            </w:tcMar>
+          </w:tcPr>
+          <w:p>
+            <w:pPr>
+              <w:spacing w:after="0"/>
+            </w:pPr>
+            <w:r>
+              <w:rPr>
+                <w:rFonts w:ascii="Arial" w:cs="Arial" w:eastAsia="Arial" w:hAnsi="Arial"/>
+                <w:b/>
+                <w:bCs/>
+                <w:color w:val="194268"/>
+                <w:sz w:val="20"/>
+                <w:szCs w:val="20"/>
+              </w:rPr>
+              <w:t xml:space="preserve">Symptom</w:t>
+            </w:r>
+          </w:p>
+        </w:tc>
+        <w:tc>
+          <w:tcPr>
+            <w:tcW w:type="dxa" w:w="6660"/>
+            <w:tcBorders>
+              <w:top w:val="single" w:color="D0D7DE" w:sz="1"/>
+              <w:left w:val="single" w:color="D0D7DE" w:sz="1"/>
+              <w:bottom w:val="single" w:color="D0D7DE" w:sz="1"/>
+              <w:right w:val="single" w:color="D0D7DE" w:sz="1"/>
+            </w:tcBorders>
+            <w:shd w:fill="EAF1F8" w:val="clear"/>
+            <w:tcMar>
+              <w:top w:type="dxa" w:w="70"/>
+              <w:left w:type="dxa" w:w="120"/>
+              <w:bottom w:type="dxa" w:w="70"/>
+              <w:right w:type="dxa" w:w="120"/>
+            </w:tcMar>
+          </w:tcPr>
+          <w:p>
+            <w:pPr>
+              <w:spacing w:after="0"/>
+            </w:pPr>
+            <w:r>
+              <w:rPr>
+                <w:rFonts w:ascii="Arial" w:cs="Arial" w:eastAsia="Arial" w:hAnsi="Arial"/>
+                <w:b/>
+                <w:bCs/>
+                <w:color w:val="194268"/>
+                <w:sz w:val="20"/>
+                <w:szCs w:val="20"/>
+              </w:rPr>
+              <w:t xml:space="preserve">Fix</w:t>
+            </w:r>
+          </w:p>
+        </w:tc>
+      </w:tr>
+      <w:tr>
+        <w:tc>
+          <w:tcPr>
+            <w:tcW w:type="dxa" w:w="2700"/>
+            <w:tcBorders>
+              <w:top w:val="single" w:color="D0D7DE" w:sz="1"/>
+              <w:left w:val="single" w:color="D0D7DE" w:sz="1"/>
+              <w:bottom w:val="single" w:color="D0D7DE" w:sz="1"/>
+              <w:right w:val="single" w:color="D0D7DE" w:sz="1"/>
+            </w:tcBorders>
+            <w:tcMar>
+              <w:top w:type="dxa" w:w="70"/>
+              <w:left w:type="dxa" w:w="120"/>
+              <w:bottom w:type="dxa" w:w="70"/>
+              <w:right w:type="dxa" w:w="120"/>
+            </w:tcMar>
+          </w:tcPr>
+          <w:p>
+            <w:pPr>
+              <w:spacing w:after="0"/>
+            </w:pPr>
+            <w:r>
+              <w:rPr>
+                <w:rFonts w:ascii="Arial" w:cs="Arial" w:eastAsia="Arial" w:hAnsi="Arial"/>
+                <w:b/>
+                <w:bCs/>
+                <w:color w:val="1A1A1A"/>
+                <w:sz w:val="20"/>
+                <w:szCs w:val="20"/>
+              </w:rPr>
+              <w:t xml:space="preserve">PowerShell blocks the GUI</w:t>
+            </w:r>
+          </w:p>
+        </w:tc>
+        <w:tc>
+          <w:tcPr>
+            <w:tcW w:type="dxa" w:w="6660"/>
+            <w:tcBorders>
+              <w:top w:val="single" w:color="D0D7DE" w:sz="1"/>
+              <w:left w:val="single" w:color="D0D7DE" w:sz="1"/>
+              <w:bottom w:val="single" w:color="D0D7DE" w:sz="1"/>
+              <w:right w:val="single" w:color="D0D7DE" w:sz="1"/>
+            </w:tcBorders>
+            <w:tcMar>
+              <w:top w:type="dxa" w:w="70"/>
+              <w:left w:type="dxa" w:w="120"/>
+              <w:bottom w:type="dxa" w:w="70"/>
+              <w:right w:type="dxa" w:w="120"/>
+            </w:tcMar>
+          </w:tcPr>
+          <w:p>
+            <w:pPr>
+              <w:spacing w:after="0"/>
+            </w:pPr>
+            <w:r>
+              <w:rPr>
+                <w:rFonts w:ascii="Arial" w:cs="Arial" w:eastAsia="Arial" w:hAnsi="Arial"/>
+                <w:b w:val="false"/>
+                <w:bCs w:val="false"/>
+                <w:color w:val="1A1A1A"/>
+                <w:sz w:val="20"/>
+                <w:szCs w:val="20"/>
+              </w:rPr>
+              <w:t xml:space="preserve">Use run_qlik_deploy_gui.bat (it self-elevates and passes -ExecutionPolicy Bypass)</w:t>
+            </w:r>
+          </w:p>
+        </w:tc>
+      </w:tr>
+      <w:tr>
+        <w:tc>
+          <w:tcPr>
+            <w:tcW w:type="dxa" w:w="2700"/>
+            <w:tcBorders>
+              <w:top w:val="single" w:color="D0D7DE" w:sz="1"/>
+              <w:left w:val="single" w:color="D0D7DE" w:sz="1"/>
+              <w:bottom w:val="single" w:color="D0D7DE" w:sz="1"/>
+              <w:right w:val="single" w:color="D0D7DE" w:sz="1"/>
+            </w:tcBorders>
+            <w:tcMar>
+              <w:top w:type="dxa" w:w="70"/>
+              <w:left w:type="dxa" w:w="120"/>
+              <w:bottom w:type="dxa" w:w="70"/>
+              <w:right w:type="dxa" w:w="120"/>
+            </w:tcMar>
+          </w:tcPr>
+          <w:p>
+            <w:pPr>
+              <w:spacing w:after="0"/>
+            </w:pPr>
+            <w:r>
+              <w:rPr>
+                <w:rFonts w:ascii="Arial" w:cs="Arial" w:eastAsia="Arial" w:hAnsi="Arial"/>
+                <w:b/>
+                <w:bCs/>
+                <w:color w:val="1A1A1A"/>
+                <w:sz w:val="20"/>
+                <w:szCs w:val="20"/>
+              </w:rPr>
+              <w:t xml:space="preserve">aws / terraform 'not found' after install</w:t>
+            </w:r>
+          </w:p>
+        </w:tc>
+        <w:tc>
+          <w:tcPr>
+            <w:tcW w:type="dxa" w:w="6660"/>
+            <w:tcBorders>
+              <w:top w:val="single" w:color="D0D7DE" w:sz="1"/>
+              <w:left w:val="single" w:color="D0D7DE" w:sz="1"/>
+              <w:bottom w:val="single" w:color="D0D7DE" w:sz="1"/>
+              <w:right w:val="single" w:color="D0D7DE" w:sz="1"/>
+            </w:tcBorders>
+            <w:tcMar>
+              <w:top w:type="dxa" w:w="70"/>
+              <w:left w:type="dxa" w:w="120"/>
+              <w:bottom w:type="dxa" w:w="70"/>
+              <w:right w:type="dxa" w:w="120"/>
+            </w:tcMar>
+          </w:tcPr>
+          <w:p>
+            <w:pPr>
+              <w:spacing w:after="0"/>
+            </w:pPr>
+            <w:r>
+              <w:rPr>
+                <w:rFonts w:ascii="Arial" w:cs="Arial" w:eastAsia="Arial" w:hAnsi="Arial"/>
+                <w:b w:val="false"/>
+                <w:bCs w:val="false"/>
+                <w:color w:val="1A1A1A"/>
+                <w:sz w:val="20"/>
+                <w:szCs w:val="20"/>
+              </w:rPr>
+              <w:t xml:space="preserve">Open a fresh shell - PATH changes don't reach already-open windows. The wizard also probes known install paths after each install.</w:t>
+            </w:r>
+          </w:p>
+        </w:tc>
+      </w:tr>
+      <w:tr>
+        <w:tc>
+          <w:tcPr>
+            <w:tcW w:type="dxa" w:w="2700"/>
+            <w:tcBorders>
+              <w:top w:val="single" w:color="D0D7DE" w:sz="1"/>
+              <w:left w:val="single" w:color="D0D7DE" w:sz="1"/>
+              <w:bottom w:val="single" w:color="D0D7DE" w:sz="1"/>
+              <w:right w:val="single" w:color="D0D7DE" w:sz="1"/>
+            </w:tcBorders>
+            <w:tcMar>
+              <w:top w:type="dxa" w:w="70"/>
+              <w:left w:type="dxa" w:w="120"/>
+              <w:bottom w:type="dxa" w:w="70"/>
+              <w:right w:type="dxa" w:w="120"/>
+            </w:tcMar>
+          </w:tcPr>
+          <w:p>
+            <w:pPr>
+              <w:spacing w:after="0"/>
+            </w:pPr>
+            <w:r>
+              <w:rPr>
+                <w:rFonts w:ascii="Arial" w:cs="Arial" w:eastAsia="Arial" w:hAnsi="Arial"/>
+                <w:b/>
+                <w:bCs/>
+                <w:color w:val="1A1A1A"/>
+                <w:sz w:val="20"/>
+                <w:szCs w:val="20"/>
+              </w:rPr>
+              <w:t xml:space="preserve">AWS CLI MSI fails silently on Windows</w:t>
+            </w:r>
+          </w:p>
+        </w:tc>
+        <w:tc>
+          <w:tcPr>
+            <w:tcW w:type="dxa" w:w="6660"/>
+            <w:tcBorders>
+              <w:top w:val="single" w:color="D0D7DE" w:sz="1"/>
+              <w:left w:val="single" w:color="D0D7DE" w:sz="1"/>
+              <w:bottom w:val="single" w:color="D0D7DE" w:sz="1"/>
+              <w:right w:val="single" w:color="D0D7DE" w:sz="1"/>
+            </w:tcBorders>
+            <w:tcMar>
+              <w:top w:type="dxa" w:w="70"/>
+              <w:left w:type="dxa" w:w="120"/>
+              <w:bottom w:type="dxa" w:w="70"/>
+              <w:right w:type="dxa" w:w="120"/>
+            </w:tcMar>
+          </w:tcPr>
+          <w:p>
+            <w:pPr>
+              <w:spacing w:after="0"/>
+            </w:pPr>
+            <w:r>
+              <w:rPr>
+                <w:rFonts w:ascii="Arial" w:cs="Arial" w:eastAsia="Arial" w:hAnsi="Arial"/>
+                <w:b w:val="false"/>
+                <w:bCs w:val="false"/>
+                <w:color w:val="1A1A1A"/>
+                <w:sz w:val="20"/>
+                <w:szCs w:val="20"/>
+              </w:rPr>
+              <w:t xml:space="preserve">MSI install needs admin. Use the .bat launcher; it triggers UAC. The wizard now refuses without admin instead of failing silently.</w:t>
+            </w:r>
+          </w:p>
+        </w:tc>
+      </w:tr>
+      <w:tr>
+        <w:tc>
+          <w:tcPr>
+            <w:tcW w:type="dxa" w:w="2700"/>
+            <w:tcBorders>
+              <w:top w:val="single" w:color="D0D7DE" w:sz="1"/>
+              <w:left w:val="single" w:color="D0D7DE" w:sz="1"/>
+              <w:bottom w:val="single" w:color="D0D7DE" w:sz="1"/>
+              <w:right w:val="single" w:color="D0D7DE" w:sz="1"/>
+            </w:tcBorders>
+            <w:tcMar>
+              <w:top w:type="dxa" w:w="70"/>
+              <w:left w:type="dxa" w:w="120"/>
+              <w:bottom w:type="dxa" w:w="70"/>
+              <w:right w:type="dxa" w:w="120"/>
+            </w:tcMar>
+          </w:tcPr>
+          <w:p>
+            <w:pPr>
+              <w:spacing w:after="0"/>
+            </w:pPr>
+            <w:r>
+              <w:rPr>
+                <w:rFonts w:ascii="Arial" w:cs="Arial" w:eastAsia="Arial" w:hAnsi="Arial"/>
+                <w:b/>
+                <w:bCs/>
+                <w:color w:val="1A1A1A"/>
+                <w:sz w:val="20"/>
+                <w:szCs w:val="20"/>
+              </w:rPr>
+              <w:t xml:space="preserve">Latest-version lookup fails</w:t>
+            </w:r>
+          </w:p>
+        </w:tc>
+        <w:tc>
+          <w:tcPr>
+            <w:tcW w:type="dxa" w:w="6660"/>
+            <w:tcBorders>
+              <w:top w:val="single" w:color="D0D7DE" w:sz="1"/>
+              <w:left w:val="single" w:color="D0D7DE" w:sz="1"/>
+              <w:bottom w:val="single" w:color="D0D7DE" w:sz="1"/>
+              <w:right w:val="single" w:color="D0D7DE" w:sz="1"/>
+            </w:tcBorders>
+            <w:tcMar>
+              <w:top w:type="dxa" w:w="70"/>
+              <w:left w:type="dxa" w:w="120"/>
+              <w:bottom w:type="dxa" w:w="70"/>
+              <w:right w:type="dxa" w:w="120"/>
+            </w:tcMar>
+          </w:tcPr>
+          <w:p>
+            <w:pPr>
+              <w:spacing w:after="0"/>
+            </w:pPr>
+            <w:r>
+              <w:rPr>
+                <w:rFonts w:ascii="Arial" w:cs="Arial" w:eastAsia="Arial" w:hAnsi="Arial"/>
+                <w:b w:val="false"/>
+                <w:bCs w:val="false"/>
+                <w:color w:val="1A1A1A"/>
+                <w:sz w:val="20"/>
+                <w:szCs w:val="20"/>
+              </w:rPr>
+              <w:t xml:space="preserve">Outbound HTTPS blocked. Wizard falls back to baked-in floor (TF 1.15.1); rerun from open network for newest</w:t>
+            </w:r>
+          </w:p>
+        </w:tc>
+      </w:tr>
+      <w:tr>
+        <w:tc>
+          <w:tcPr>
+            <w:tcW w:type="dxa" w:w="2700"/>
+            <w:tcBorders>
+              <w:top w:val="single" w:color="D0D7DE" w:sz="1"/>
+              <w:left w:val="single" w:color="D0D7DE" w:sz="1"/>
+              <w:bottom w:val="single" w:color="D0D7DE" w:sz="1"/>
+              <w:right w:val="single" w:color="D0D7DE" w:sz="1"/>
+            </w:tcBorders>
+            <w:tcMar>
+              <w:top w:type="dxa" w:w="70"/>
+              <w:left w:type="dxa" w:w="120"/>
+              <w:bottom w:type="dxa" w:w="70"/>
+              <w:right w:type="dxa" w:w="120"/>
+            </w:tcMar>
+          </w:tcPr>
+          <w:p>
+            <w:pPr>
+              <w:spacing w:after="0"/>
+            </w:pPr>
+            <w:r>
+              <w:rPr>
+                <w:rFonts w:ascii="Arial" w:cs="Arial" w:eastAsia="Arial" w:hAnsi="Arial"/>
+                <w:b/>
+                <w:bCs/>
+                <w:color w:val="1A1A1A"/>
+                <w:sz w:val="20"/>
+                <w:szCs w:val="20"/>
+              </w:rPr>
+              <w:t xml:space="preserve">python3 on Windows Git Bash prints Microsoft Store stub</w:t>
+            </w:r>
+          </w:p>
+        </w:tc>
+        <w:tc>
+          <w:tcPr>
+            <w:tcW w:type="dxa" w:w="6660"/>
+            <w:tcBorders>
+              <w:top w:val="single" w:color="D0D7DE" w:sz="1"/>
+              <w:left w:val="single" w:color="D0D7DE" w:sz="1"/>
+              <w:bottom w:val="single" w:color="D0D7DE" w:sz="1"/>
+              <w:right w:val="single" w:color="D0D7DE" w:sz="1"/>
+            </w:tcBorders>
+            <w:tcMar>
+              <w:top w:type="dxa" w:w="70"/>
+              <w:left w:type="dxa" w:w="120"/>
+              <w:bottom w:type="dxa" w:w="70"/>
+              <w:right w:type="dxa" w:w="120"/>
+            </w:tcMar>
+          </w:tcPr>
+          <w:p>
+            <w:pPr>
+              <w:spacing w:after="0"/>
+            </w:pPr>
+            <w:r>
+              <w:rPr>
+                <w:rFonts w:ascii="Arial" w:cs="Arial" w:eastAsia="Arial" w:hAnsi="Arial"/>
+                <w:b w:val="false"/>
+                <w:bCs w:val="false"/>
+                <w:color w:val="1A1A1A"/>
+                <w:sz w:val="20"/>
+                <w:szCs w:val="20"/>
+              </w:rPr>
+              <w:t xml:space="preserve">Bash wizard auto-detects python / py if python3 is the stub. Output should read 'Python 3.x.y  (python)'.</w:t>
+            </w:r>
+          </w:p>
+        </w:tc>
+      </w:tr>
+      <w:tr>
+        <w:tc>
+          <w:tcPr>
+            <w:tcW w:type="dxa" w:w="2700"/>
+            <w:tcBorders>
+              <w:top w:val="single" w:color="D0D7DE" w:sz="1"/>
+              <w:left w:val="single" w:color="D0D7DE" w:sz="1"/>
+              <w:bottom w:val="single" w:color="D0D7DE" w:sz="1"/>
+              <w:right w:val="single" w:color="D0D7DE" w:sz="1"/>
+            </w:tcBorders>
+            <w:tcMar>
+              <w:top w:type="dxa" w:w="70"/>
+              <w:left w:type="dxa" w:w="120"/>
+              <w:bottom w:type="dxa" w:w="70"/>
+              <w:right w:type="dxa" w:w="120"/>
+            </w:tcMar>
+          </w:tcPr>
+          <w:p>
+            <w:pPr>
+              <w:spacing w:after="0"/>
+            </w:pPr>
+            <w:r>
+              <w:rPr>
+                <w:rFonts w:ascii="Arial" w:cs="Arial" w:eastAsia="Arial" w:hAnsi="Arial"/>
+                <w:b/>
+                <w:bCs/>
+                <w:color w:val="1A1A1A"/>
+                <w:sz w:val="20"/>
+                <w:szCs w:val="20"/>
+              </w:rPr>
+              <w:t xml:space="preserve">STS auth fails</w:t>
+            </w:r>
+          </w:p>
+        </w:tc>
+        <w:tc>
+          <w:tcPr>
+            <w:tcW w:type="dxa" w:w="6660"/>
+            <w:tcBorders>
+              <w:top w:val="single" w:color="D0D7DE" w:sz="1"/>
+              <w:left w:val="single" w:color="D0D7DE" w:sz="1"/>
+              <w:bottom w:val="single" w:color="D0D7DE" w:sz="1"/>
+              <w:right w:val="single" w:color="D0D7DE" w:sz="1"/>
+            </w:tcBorders>
+            <w:tcMar>
+              <w:top w:type="dxa" w:w="70"/>
+              <w:left w:type="dxa" w:w="120"/>
+              <w:bottom w:type="dxa" w:w="70"/>
+              <w:right w:type="dxa" w:w="120"/>
+            </w:tcMar>
+          </w:tcPr>
+          <w:p>
+            <w:pPr>
+              <w:spacing w:after="0"/>
+            </w:pPr>
+            <w:r>
+              <w:rPr>
+                <w:rFonts w:ascii="Arial" w:cs="Arial" w:eastAsia="Arial" w:hAnsi="Arial"/>
+                <w:b w:val="false"/>
+                <w:bCs w:val="false"/>
+                <w:color w:val="1A1A1A"/>
+                <w:sz w:val="20"/>
+                <w:szCs w:val="20"/>
+              </w:rPr>
+              <w:t xml:space="preserve">SSO: aws sso login --profile &lt;p&gt;. Static keys: confirm they're active</w:t>
+            </w:r>
+          </w:p>
+        </w:tc>
+      </w:tr>
+      <w:tr>
+        <w:tc>
+          <w:tcPr>
+            <w:tcW w:type="dxa" w:w="2700"/>
+            <w:tcBorders>
+              <w:top w:val="single" w:color="D0D7DE" w:sz="1"/>
+              <w:left w:val="single" w:color="D0D7DE" w:sz="1"/>
+              <w:bottom w:val="single" w:color="D0D7DE" w:sz="1"/>
+              <w:right w:val="single" w:color="D0D7DE" w:sz="1"/>
+            </w:tcBorders>
+            <w:tcMar>
+              <w:top w:type="dxa" w:w="70"/>
+              <w:left w:type="dxa" w:w="120"/>
+              <w:bottom w:type="dxa" w:w="70"/>
+              <w:right w:type="dxa" w:w="120"/>
+            </w:tcMar>
+          </w:tcPr>
+          <w:p>
+            <w:pPr>
+              <w:spacing w:after="0"/>
+            </w:pPr>
+            <w:r>
+              <w:rPr>
+                <w:rFonts w:ascii="Arial" w:cs="Arial" w:eastAsia="Arial" w:hAnsi="Arial"/>
+                <w:b/>
+                <w:bCs/>
+                <w:color w:val="1A1A1A"/>
+                <w:sz w:val="20"/>
+                <w:szCs w:val="20"/>
+              </w:rPr>
+              <w:t xml:space="preserve">init complains about backend</w:t>
+            </w:r>
+          </w:p>
+        </w:tc>
+        <w:tc>
+          <w:tcPr>
+            <w:tcW w:type="dxa" w:w="6660"/>
+            <w:tcBorders>
+              <w:top w:val="single" w:color="D0D7DE" w:sz="1"/>
+              <w:left w:val="single" w:color="D0D7DE" w:sz="1"/>
+              <w:bottom w:val="single" w:color="D0D7DE" w:sz="1"/>
+              <w:right w:val="single" w:color="D0D7DE" w:sz="1"/>
+            </w:tcBorders>
+            <w:tcMar>
+              <w:top w:type="dxa" w:w="70"/>
+              <w:left w:type="dxa" w:w="120"/>
+              <w:bottom w:type="dxa" w:w="70"/>
+              <w:right w:type="dxa" w:w="120"/>
+            </w:tcMar>
+          </w:tcPr>
+          <w:p>
+            <w:pPr>
+              <w:spacing w:after="0"/>
+            </w:pPr>
+            <w:r>
+              <w:rPr>
+                <w:rFonts w:ascii="Arial" w:cs="Arial" w:eastAsia="Arial" w:hAnsi="Arial"/>
+                <w:b w:val="false"/>
+                <w:bCs w:val="false"/>
+                <w:color w:val="1A1A1A"/>
+                <w:sz w:val="20"/>
+                <w:szCs w:val="20"/>
+              </w:rPr>
+              <w:t xml:space="preserve">State bucket must exist in the chosen region with s3:Get/Put/List rights</w:t>
+            </w:r>
+          </w:p>
+        </w:tc>
+      </w:tr>
+      <w:tr>
+        <w:tc>
+          <w:tcPr>
+            <w:tcW w:type="dxa" w:w="2700"/>
+            <w:tcBorders>
+              <w:top w:val="single" w:color="D0D7DE" w:sz="1"/>
+              <w:left w:val="single" w:color="D0D7DE" w:sz="1"/>
+              <w:bottom w:val="single" w:color="D0D7DE" w:sz="1"/>
+              <w:right w:val="single" w:color="D0D7DE" w:sz="1"/>
+            </w:tcBorders>
+            <w:tcMar>
+              <w:top w:type="dxa" w:w="70"/>
+              <w:left w:type="dxa" w:w="120"/>
+              <w:bottom w:type="dxa" w:w="70"/>
+              <w:right w:type="dxa" w:w="120"/>
+            </w:tcMar>
+          </w:tcPr>
+          <w:p>
+            <w:pPr>
+              <w:spacing w:after="0"/>
+            </w:pPr>
+            <w:r>
+              <w:rPr>
+                <w:rFonts w:ascii="Arial" w:cs="Arial" w:eastAsia="Arial" w:hAnsi="Arial"/>
+                <w:b/>
+                <w:bCs/>
+                <w:color w:val="1A1A1A"/>
+                <w:sz w:val="20"/>
+                <w:szCs w:val="20"/>
+              </w:rPr>
+              <w:t xml:space="preserve">plan: 'account_sanity' precondition</w:t>
+            </w:r>
+          </w:p>
+        </w:tc>
+        <w:tc>
+          <w:tcPr>
+            <w:tcW w:type="dxa" w:w="6660"/>
+            <w:tcBorders>
+              <w:top w:val="single" w:color="D0D7DE" w:sz="1"/>
+              <w:left w:val="single" w:color="D0D7DE" w:sz="1"/>
+              <w:bottom w:val="single" w:color="D0D7DE" w:sz="1"/>
+              <w:right w:val="single" w:color="D0D7DE" w:sz="1"/>
+            </w:tcBorders>
+            <w:tcMar>
+              <w:top w:type="dxa" w:w="70"/>
+              <w:left w:type="dxa" w:w="120"/>
+              <w:bottom w:type="dxa" w:w="70"/>
+              <w:right w:type="dxa" w:w="120"/>
+            </w:tcMar>
+          </w:tcPr>
+          <w:p>
+            <w:pPr>
+              <w:spacing w:after="0"/>
+            </w:pPr>
+            <w:r>
+              <w:rPr>
+                <w:rFonts w:ascii="Arial" w:cs="Arial" w:eastAsia="Arial" w:hAnsi="Arial"/>
+                <w:b w:val="false"/>
+                <w:bCs w:val="false"/>
+                <w:color w:val="1A1A1A"/>
+                <w:sz w:val="20"/>
+                <w:szCs w:val="20"/>
+              </w:rPr>
+              <w:t xml:space="preserve">AWS creds don't match aws_account_id. Fix env vars or re-run wizard</w:t>
+            </w:r>
+          </w:p>
+        </w:tc>
+      </w:tr>
+      <w:tr>
+        <w:tc>
+          <w:tcPr>
+            <w:tcW w:type="dxa" w:w="2700"/>
+            <w:tcBorders>
+              <w:top w:val="single" w:color="D0D7DE" w:sz="1"/>
+              <w:left w:val="single" w:color="D0D7DE" w:sz="1"/>
+              <w:bottom w:val="single" w:color="D0D7DE" w:sz="1"/>
+              <w:right w:val="single" w:color="D0D7DE" w:sz="1"/>
+            </w:tcBorders>
+            <w:tcMar>
+              <w:top w:type="dxa" w:w="70"/>
+              <w:left w:type="dxa" w:w="120"/>
+              <w:bottom w:type="dxa" w:w="70"/>
+              <w:right w:type="dxa" w:w="120"/>
+            </w:tcMar>
+          </w:tcPr>
+          <w:p>
+            <w:pPr>
+              <w:spacing w:after="0"/>
+            </w:pPr>
+            <w:r>
+              <w:rPr>
+                <w:rFonts w:ascii="Arial" w:cs="Arial" w:eastAsia="Arial" w:hAnsi="Arial"/>
+                <w:b/>
+                <w:bCs/>
+                <w:color w:val="1A1A1A"/>
+                <w:sz w:val="20"/>
+                <w:szCs w:val="20"/>
+              </w:rPr>
+              <w:t xml:space="preserve">plan: 'data source not found'</w:t>
+            </w:r>
+          </w:p>
+        </w:tc>
+        <w:tc>
+          <w:tcPr>
+            <w:tcW w:type="dxa" w:w="6660"/>
+            <w:tcBorders>
+              <w:top w:val="single" w:color="D0D7DE" w:sz="1"/>
+              <w:left w:val="single" w:color="D0D7DE" w:sz="1"/>
+              <w:bottom w:val="single" w:color="D0D7DE" w:sz="1"/>
+              <w:right w:val="single" w:color="D0D7DE" w:sz="1"/>
+            </w:tcBorders>
+            <w:tcMar>
+              <w:top w:type="dxa" w:w="70"/>
+              <w:left w:type="dxa" w:w="120"/>
+              <w:bottom w:type="dxa" w:w="70"/>
+              <w:right w:type="dxa" w:w="120"/>
+            </w:tcMar>
+          </w:tcPr>
+          <w:p>
+            <w:pPr>
+              <w:spacing w:after="0"/>
+            </w:pPr>
+            <w:r>
+              <w:rPr>
+                <w:rFonts w:ascii="Arial" w:cs="Arial" w:eastAsia="Arial" w:hAnsi="Arial"/>
+                <w:b w:val="false"/>
+                <w:bCs w:val="false"/>
+                <w:color w:val="1A1A1A"/>
+                <w:sz w:val="20"/>
+                <w:szCs w:val="20"/>
+              </w:rPr>
+              <w:t xml:space="preserve">An AWS-CLI resource is missing - usually a DRY-RUN; do a Live run first</w:t>
+            </w:r>
+          </w:p>
+        </w:tc>
+      </w:tr>
+      <w:tr>
+        <w:tc>
+          <w:tcPr>
+            <w:tcW w:type="dxa" w:w="2700"/>
+            <w:tcBorders>
+              <w:top w:val="single" w:color="D0D7DE" w:sz="1"/>
+              <w:left w:val="single" w:color="D0D7DE" w:sz="1"/>
+              <w:bottom w:val="single" w:color="D0D7DE" w:sz="1"/>
+              <w:right w:val="single" w:color="D0D7DE" w:sz="1"/>
+            </w:tcBorders>
+            <w:tcMar>
+              <w:top w:type="dxa" w:w="70"/>
+              <w:left w:type="dxa" w:w="120"/>
+              <w:bottom w:type="dxa" w:w="70"/>
+              <w:right w:type="dxa" w:w="120"/>
+            </w:tcMar>
+          </w:tcPr>
+          <w:p>
+            <w:pPr>
+              <w:spacing w:after="0"/>
+            </w:pPr>
+            <w:r>
+              <w:rPr>
+                <w:rFonts w:ascii="Arial" w:cs="Arial" w:eastAsia="Arial" w:hAnsi="Arial"/>
+                <w:b/>
+                <w:bCs/>
+                <w:color w:val="1A1A1A"/>
+                <w:sz w:val="20"/>
+                <w:szCs w:val="20"/>
+              </w:rPr>
+              <w:t xml:space="preserve">apt/yum installs old AWS CLI v1</w:t>
+            </w:r>
+          </w:p>
+        </w:tc>
+        <w:tc>
+          <w:tcPr>
+            <w:tcW w:type="dxa" w:w="6660"/>
+            <w:tcBorders>
+              <w:top w:val="single" w:color="D0D7DE" w:sz="1"/>
+              <w:left w:val="single" w:color="D0D7DE" w:sz="1"/>
+              <w:bottom w:val="single" w:color="D0D7DE" w:sz="1"/>
+              <w:right w:val="single" w:color="D0D7DE" w:sz="1"/>
+            </w:tcBorders>
+            <w:tcMar>
+              <w:top w:type="dxa" w:w="70"/>
+              <w:left w:type="dxa" w:w="120"/>
+              <w:bottom w:type="dxa" w:w="70"/>
+              <w:right w:type="dxa" w:w="120"/>
+            </w:tcMar>
+          </w:tcPr>
+          <w:p>
+            <w:pPr>
+              <w:spacing w:after="0"/>
+            </w:pPr>
+            <w:r>
+              <w:rPr>
+                <w:rFonts w:ascii="Arial" w:cs="Arial" w:eastAsia="Arial" w:hAnsi="Arial"/>
+                <w:b w:val="false"/>
+                <w:bCs w:val="false"/>
+                <w:color w:val="1A1A1A"/>
+                <w:sz w:val="20"/>
+                <w:szCs w:val="20"/>
+              </w:rPr>
+              <w:t xml:space="preserve">Bash wizard now warns when v1 is about to be installed and requires explicit confirmation. Pick 'download' for v2.</w:t>
+            </w:r>
+          </w:p>
+        </w:tc>
+      </w:tr>
+      <w:tr>
+        <w:tc>
+          <w:tcPr>
+            <w:tcW w:type="dxa" w:w="2700"/>
+            <w:tcBorders>
+              <w:top w:val="single" w:color="D0D7DE" w:sz="1"/>
+              <w:left w:val="single" w:color="D0D7DE" w:sz="1"/>
+              <w:bottom w:val="single" w:color="D0D7DE" w:sz="1"/>
+              <w:right w:val="single" w:color="D0D7DE" w:sz="1"/>
+            </w:tcBorders>
+            <w:tcMar>
+              <w:top w:type="dxa" w:w="70"/>
+              <w:left w:type="dxa" w:w="120"/>
+              <w:bottom w:type="dxa" w:w="70"/>
+              <w:right w:type="dxa" w:w="120"/>
+            </w:tcMar>
+          </w:tcPr>
+          <w:p>
+            <w:pPr>
+              <w:spacing w:after="0"/>
+            </w:pPr>
+            <w:r>
+              <w:rPr>
+                <w:rFonts w:ascii="Arial" w:cs="Arial" w:eastAsia="Arial" w:hAnsi="Arial"/>
+                <w:b/>
+                <w:bCs/>
+                <w:color w:val="1A1A1A"/>
+                <w:sz w:val="20"/>
+                <w:szCs w:val="20"/>
+              </w:rPr>
+              <w:t xml:space="preserve">Tags missing on a resource</w:t>
+            </w:r>
+          </w:p>
+        </w:tc>
+        <w:tc>
+          <w:tcPr>
+            <w:tcW w:type="dxa" w:w="6660"/>
+            <w:tcBorders>
+              <w:top w:val="single" w:color="D0D7DE" w:sz="1"/>
+              <w:left w:val="single" w:color="D0D7DE" w:sz="1"/>
+              <w:bottom w:val="single" w:color="D0D7DE" w:sz="1"/>
+              <w:right w:val="single" w:color="D0D7DE" w:sz="1"/>
+            </w:tcBorders>
+            <w:tcMar>
+              <w:top w:type="dxa" w:w="70"/>
+              <w:left w:type="dxa" w:w="120"/>
+              <w:bottom w:type="dxa" w:w="70"/>
+              <w:right w:type="dxa" w:w="120"/>
+            </w:tcMar>
+          </w:tcPr>
+          <w:p>
+            <w:pPr>
+              <w:spacing w:after="0"/>
+            </w:pPr>
+            <w:r>
+              <w:rPr>
+                <w:rFonts w:ascii="Arial" w:cs="Arial" w:eastAsia="Arial" w:hAnsi="Arial"/>
+                <w:b w:val="false"/>
+                <w:bCs w:val="false"/>
+                <w:color w:val="1A1A1A"/>
+                <w:sz w:val="20"/>
+                <w:szCs w:val="20"/>
+              </w:rPr>
+              <w:t xml:space="preserve">Some IAM resource types don't accept tags. default_tags only apply to TF-managed objects</w:t>
+            </w:r>
+          </w:p>
+        </w:tc>
+      </w:tr>
+      <w:tr>
+        <w:tc>
+          <w:tcPr>
+            <w:tcW w:type="dxa" w:w="2700"/>
+            <w:tcBorders>
+              <w:top w:val="single" w:color="D0D7DE" w:sz="1"/>
+              <w:left w:val="single" w:color="D0D7DE" w:sz="1"/>
+              <w:bottom w:val="single" w:color="D0D7DE" w:sz="1"/>
+              <w:right w:val="single" w:color="D0D7DE" w:sz="1"/>
+            </w:tcBorders>
+            <w:tcMar>
+              <w:top w:type="dxa" w:w="70"/>
+              <w:left w:type="dxa" w:w="120"/>
+              <w:bottom w:type="dxa" w:w="70"/>
+              <w:right w:type="dxa" w:w="120"/>
+            </w:tcMar>
+          </w:tcPr>
+          <w:p>
+            <w:pPr>
+              <w:spacing w:after="0"/>
+            </w:pPr>
+            <w:r>
+              <w:rPr>
+                <w:rFonts w:ascii="Arial" w:cs="Arial" w:eastAsia="Arial" w:hAnsi="Arial"/>
+                <w:b/>
+                <w:bCs/>
+                <w:color w:val="1A1A1A"/>
+                <w:sz w:val="20"/>
+                <w:szCs w:val="20"/>
+              </w:rPr>
+              <w:t xml:space="preserve">Failed to deploy cluster in AWS. The Service-Linked Role for this Auto Scaling group is not yet ready for use</w:t>
+            </w:r>
+          </w:p>
+        </w:tc>
+        <w:tc>
+          <w:tcPr>
+            <w:tcW w:type="dxa" w:w="6660"/>
+            <w:tcBorders>
+              <w:top w:val="single" w:color="D0D7DE" w:sz="1"/>
+              <w:left w:val="single" w:color="D0D7DE" w:sz="1"/>
+              <w:bottom w:val="single" w:color="D0D7DE" w:sz="1"/>
+              <w:right w:val="single" w:color="D0D7DE" w:sz="1"/>
+            </w:tcBorders>
+            <w:tcMar>
+              <w:top w:type="dxa" w:w="70"/>
+              <w:left w:type="dxa" w:w="120"/>
+              <w:bottom w:type="dxa" w:w="70"/>
+              <w:right w:type="dxa" w:w="120"/>
+            </w:tcMar>
+          </w:tcPr>
+          <w:p>
+            <w:pPr>
+              <w:spacing w:after="0"/>
+            </w:pPr>
+            <w:r>
+              <w:rPr>
+                <w:rFonts w:ascii="Arial" w:cs="Arial" w:eastAsia="Arial" w:hAnsi="Arial"/>
+                <w:b w:val="false"/>
+                <w:bCs w:val="false"/>
+                <w:color w:val="1A1A1A"/>
+                <w:sz w:val="20"/>
+                <w:szCs w:val="20"/>
+              </w:rPr>
+              <w:t xml:space="preserve">Fresh account: Qlik created AWSServiceRoleForAutoScaling and used it in the same moment. Confirm the role exists (and create AWSServiceRoleForEC2Spot if missing), then ⋯ &gt; Redeploy on the integration row. Status goes Failed -&gt; Connecting -&gt; Connected.</w:t>
+            </w:r>
+          </w:p>
+        </w:tc>
+      </w:tr>
+      <w:tr>
+        <w:tc>
+          <w:tcPr>
+            <w:tcW w:type="dxa" w:w="2700"/>
+            <w:tcBorders>
+              <w:top w:val="single" w:color="D0D7DE" w:sz="1"/>
+              <w:left w:val="single" w:color="D0D7DE" w:sz="1"/>
+              <w:bottom w:val="single" w:color="D0D7DE" w:sz="1"/>
+              <w:right w:val="single" w:color="D0D7DE" w:sz="1"/>
+            </w:tcBorders>
+            <w:tcMar>
+              <w:top w:type="dxa" w:w="70"/>
+              <w:left w:type="dxa" w:w="120"/>
+              <w:bottom w:type="dxa" w:w="70"/>
+              <w:right w:type="dxa" w:w="120"/>
+            </w:tcMar>
+          </w:tcPr>
+          <w:p>
+            <w:pPr>
+              <w:spacing w:after="0"/>
+            </w:pPr>
+            <w:r>
+              <w:rPr>
+                <w:rFonts w:ascii="Arial" w:cs="Arial" w:eastAsia="Arial" w:hAnsi="Arial"/>
+                <w:b/>
+                <w:bCs/>
+                <w:color w:val="1A1A1A"/>
+                <w:sz w:val="20"/>
+                <w:szCs w:val="20"/>
+              </w:rPr>
+              <w:t xml:space="preserve">Imported integration lands in Default_Data_Space</w:t>
+            </w:r>
+          </w:p>
+        </w:tc>
+        <w:tc>
+          <w:tcPr>
+            <w:tcW w:type="dxa" w:w="6660"/>
+            <w:tcBorders>
+              <w:top w:val="single" w:color="D0D7DE" w:sz="1"/>
+              <w:left w:val="single" w:color="D0D7DE" w:sz="1"/>
+              <w:bottom w:val="single" w:color="D0D7DE" w:sz="1"/>
+              <w:right w:val="single" w:color="D0D7DE" w:sz="1"/>
+            </w:tcBorders>
+            <w:tcMar>
+              <w:top w:type="dxa" w:w="70"/>
+              <w:left w:type="dxa" w:w="120"/>
+              <w:bottom w:type="dxa" w:w="70"/>
+              <w:right w:type="dxa" w:w="120"/>
+            </w:tcMar>
+          </w:tcPr>
+          <w:p>
+            <w:pPr>
+              <w:spacing w:after="0"/>
+            </w:pPr>
+            <w:r>
+              <w:rPr>
+                <w:rFonts w:ascii="Arial" w:cs="Arial" w:eastAsia="Arial" w:hAnsi="Arial"/>
+                <w:b w:val="false"/>
+                <w:bCs w:val="false"/>
+                <w:color w:val="1A1A1A"/>
+                <w:sz w:val="20"/>
+                <w:szCs w:val="20"/>
+              </w:rPr>
+              <w:t xml:space="preserve">The import JSON had a blank spaceId. Set both Space fields before Confirm, or fill the space ID in the wizard.</w:t>
+            </w:r>
+          </w:p>
+        </w:tc>
+      </w:tr>
+      <w:tr>
+        <w:tc>
+          <w:tcPr>
+            <w:tcW w:type="dxa" w:w="2700"/>
+            <w:tcBorders>
+              <w:top w:val="single" w:color="D0D7DE" w:sz="1"/>
+              <w:left w:val="single" w:color="D0D7DE" w:sz="1"/>
+              <w:bottom w:val="single" w:color="D0D7DE" w:sz="1"/>
+              <w:right w:val="single" w:color="D0D7DE" w:sz="1"/>
+            </w:tcBorders>
+            <w:tcMar>
+              <w:top w:type="dxa" w:w="70"/>
+              <w:left w:type="dxa" w:w="120"/>
+              <w:bottom w:type="dxa" w:w="70"/>
+              <w:right w:type="dxa" w:w="120"/>
+            </w:tcMar>
+          </w:tcPr>
+          <w:p>
+            <w:pPr>
+              <w:spacing w:after="0"/>
+            </w:pPr>
+            <w:r>
+              <w:rPr>
+                <w:rFonts w:ascii="Arial" w:cs="Arial" w:eastAsia="Arial" w:hAnsi="Arial"/>
+                <w:b/>
+                <w:bCs/>
+                <w:color w:val="1A1A1A"/>
+                <w:sz w:val="20"/>
+                <w:szCs w:val="20"/>
+              </w:rPr>
+              <w:t xml:space="preserve">Confirm stays disabled after import</w:t>
+            </w:r>
+          </w:p>
+        </w:tc>
+        <w:tc>
+          <w:tcPr>
+            <w:tcW w:type="dxa" w:w="6660"/>
+            <w:tcBorders>
+              <w:top w:val="single" w:color="D0D7DE" w:sz="1"/>
+              <w:left w:val="single" w:color="D0D7DE" w:sz="1"/>
+              <w:bottom w:val="single" w:color="D0D7DE" w:sz="1"/>
+              <w:right w:val="single" w:color="D0D7DE" w:sz="1"/>
+            </w:tcBorders>
+            <w:tcMar>
+              <w:top w:type="dxa" w:w="70"/>
+              <w:left w:type="dxa" w:w="120"/>
+              <w:bottom w:type="dxa" w:w="70"/>
+              <w:right w:type="dxa" w:w="120"/>
+            </w:tcMar>
+          </w:tcPr>
+          <w:p>
+            <w:pPr>
+              <w:spacing w:after="0"/>
+            </w:pPr>
+            <w:r>
+              <w:rPr>
+                <w:rFonts w:ascii="Arial" w:cs="Arial" w:eastAsia="Arial" w:hAnsi="Arial"/>
+                <w:b w:val="false"/>
+                <w:bCs w:val="false"/>
+                <w:color w:val="1A1A1A"/>
+                <w:sz w:val="20"/>
+                <w:szCs w:val="20"/>
+              </w:rPr>
+              <w:t xml:space="preserve">Usually a duplicate name ('Network integration name is already in use'), an AZ row without a subnet, or a VPC ID not starting with vpc-.</w:t>
+            </w:r>
+          </w:p>
+        </w:tc>
+      </w:tr>
+      <w:tr>
+        <w:tc>
+          <w:tcPr>
+            <w:tcW w:type="dxa" w:w="2700"/>
+            <w:tcBorders>
+              <w:top w:val="single" w:color="D0D7DE" w:sz="1"/>
+              <w:left w:val="single" w:color="D0D7DE" w:sz="1"/>
+              <w:bottom w:val="single" w:color="D0D7DE" w:sz="1"/>
+              <w:right w:val="single" w:color="D0D7DE" w:sz="1"/>
+            </w:tcBorders>
+            <w:tcMar>
+              <w:top w:type="dxa" w:w="70"/>
+              <w:left w:type="dxa" w:w="120"/>
+              <w:bottom w:type="dxa" w:w="70"/>
+              <w:right w:type="dxa" w:w="120"/>
+            </w:tcMar>
+          </w:tcPr>
+          <w:p>
+            <w:pPr>
+              <w:spacing w:after="0"/>
+            </w:pPr>
+            <w:r>
+              <w:rPr>
+                <w:rFonts w:ascii="Arial" w:cs="Arial" w:eastAsia="Arial" w:hAnsi="Arial"/>
+                <w:b/>
+                <w:bCs/>
+                <w:color w:val="1A1A1A"/>
+                <w:sz w:val="20"/>
+                <w:szCs w:val="20"/>
+              </w:rPr>
+              <w:t xml:space="preserve">Cluster deploy fails with access denied</w:t>
+            </w:r>
+          </w:p>
+        </w:tc>
+        <w:tc>
+          <w:tcPr>
+            <w:tcW w:type="dxa" w:w="6660"/>
+            <w:tcBorders>
+              <w:top w:val="single" w:color="D0D7DE" w:sz="1"/>
+              <w:left w:val="single" w:color="D0D7DE" w:sz="1"/>
+              <w:bottom w:val="single" w:color="D0D7DE" w:sz="1"/>
+              <w:right w:val="single" w:color="D0D7DE" w:sz="1"/>
+            </w:tcBorders>
+            <w:tcMar>
+              <w:top w:type="dxa" w:w="70"/>
+              <w:left w:type="dxa" w:w="120"/>
+              <w:bottom w:type="dxa" w:w="70"/>
+              <w:right w:type="dxa" w:w="120"/>
+            </w:tcMar>
+          </w:tcPr>
+          <w:p>
+            <w:pPr>
+              <w:spacing w:after="0"/>
+            </w:pPr>
+            <w:r>
+              <w:rPr>
+                <w:rFonts w:ascii="Arial" w:cs="Arial" w:eastAsia="Arial" w:hAnsi="Arial"/>
+                <w:b w:val="false"/>
+                <w:bCs w:val="false"/>
+                <w:color w:val="1A1A1A"/>
+                <w:sz w:val="20"/>
+                <w:szCs w:val="20"/>
+              </w:rPr>
+              <w:t xml:space="preserve">Attach the two inline policies from the form's Configuration guide links to the management role and the EC2 instance profile's role.</w:t>
+            </w:r>
+          </w:p>
+        </w:tc>
+      </w:tr>
+      <w:tr>
+        <w:tc>
+          <w:tcPr>
+            <w:tcW w:type="dxa" w:w="3100"/>
+            <w:tcBorders>
+              <w:top w:val="single" w:color="D0D7DE" w:sz="1"/>
+              <w:left w:val="single" w:color="D0D7DE" w:sz="1"/>
+              <w:bottom w:val="single" w:color="D0D7DE" w:sz="1"/>
+              <w:right w:val="single" w:color="D0D7DE" w:sz="1"/>
+            </w:tcBorders>
+            <w:tcMar>
+              <w:top w:type="dxa" w:w="70"/>
+              <w:left w:type="dxa" w:w="120"/>
+              <w:bottom w:type="dxa" w:w="70"/>
+              <w:right w:type="dxa" w:w="120"/>
+            </w:tcMar>
+          </w:tcPr>
+          <w:p>
+            <w:pPr>
+              <w:spacing w:after="0"/>
+            </w:pPr>
+            <w:r>
+              <w:rPr>
+                <w:rFonts w:ascii="Arial" w:cs="Arial" w:eastAsia="Arial" w:hAnsi="Arial"/>
+                <w:b/>
+                <w:bCs/>
+                <w:color w:val="1A1A1A"/>
+                <w:sz w:val="20"/>
+                <w:szCs w:val="20"/>
+              </w:rPr>
+              <w:t xml:space="preserve">gcloud not found after install</w:t>
+            </w:r>
+          </w:p>
+        </w:tc>
+        <w:tc>
+          <w:tcPr>
+            <w:tcW w:type="dxa" w:w="6260"/>
+            <w:tcBorders>
+              <w:top w:val="single" w:color="D0D7DE" w:sz="1"/>
+              <w:left w:val="single" w:color="D0D7DE" w:sz="1"/>
+              <w:bottom w:val="single" w:color="D0D7DE" w:sz="1"/>
+              <w:right w:val="single" w:color="D0D7DE" w:sz="1"/>
+            </w:tcBorders>
+            <w:tcMar>
+              <w:top w:type="dxa" w:w="70"/>
+              <w:left w:type="dxa" w:w="120"/>
+              <w:bottom w:type="dxa" w:w="70"/>
+              <w:right w:type="dxa" w:w="120"/>
+            </w:tcMar>
+          </w:tcPr>
+          <w:p>
+            <w:pPr>
+              <w:spacing w:after="0"/>
+            </w:pPr>
+            <w:r>
+              <w:rPr>
+                <w:rFonts w:ascii="Arial" w:cs="Arial" w:eastAsia="Arial" w:hAnsi="Arial"/>
+                <w:b w:val="false"/>
+                <w:bCs w:val="false"/>
+                <w:color w:val="1A1A1A"/>
+                <w:sz w:val="20"/>
+                <w:szCs w:val="20"/>
+              </w:rPr>
+              <w:t xml:space="preserve">The installer edits PATH for new processes. Re-open your shell, or let the GUI refresh PATH and re-run the tool check.</w:t>
+            </w:r>
+          </w:p>
+        </w:tc>
+      </w:tr>
+      <w:tr>
+        <w:trPr>
+          <w:cantSplit/>
+        </w:trPr>
         <w:tc>
           <w:tcPr>
             <w:tcW w:type="dxa" w:w="3100"/>

--- a/Qlik-OLH-Deployment-Instructions.docx
+++ b/Qlik-OLH-Deployment-Instructions.docx
@@ -8316,20 +8316,6 @@
         <w:szCs w:val="28"/>
       </w:rPr>
     </w:pPr>
-    <w:r>
-      <w:rPr>
-        <w:sz w:val="28"/>
-        <w:szCs w:val="28"/>
-      </w:rPr>
-      <w:t xml:space="preserve">Optional </w:t>
-    </w:r>
-    <w:r>
-      <w:rPr>
-        <w:sz w:val="28"/>
-        <w:szCs w:val="28"/>
-      </w:rPr>
-      <w:t>descriptor</w:t>
-    </w:r>
   </w:p>
 </w:hdr>
 </file>
